--- a/report.docx
+++ b/report.docx
@@ -3527,6 +3527,8575 @@
     <w:bookmarkEnd w:id="45"/>
     <w:bookmarkEnd w:id="46"/>
     <w:bookmarkEnd w:id="47"/>
+    <w:bookmarkStart w:id="75" w:name="X88bc76da0e37ffc24103dfcb6a7fac53538bae9"/>
+    <w:p>
+      <w:pPr>
+        <w:pStyle w:val="Heading1"/>
+      </w:pPr>
+      <w:r>
+        <w:t xml:space="preserve">Chapter 3: System Architecture and Backend Design</w:t>
+      </w:r>
+    </w:p>
+    <w:bookmarkStart w:id="48" w:name="purpose-of-the-subsystem"/>
+    <w:p>
+      <w:pPr>
+        <w:pStyle w:val="Heading2"/>
+      </w:pPr>
+      <w:r>
+        <w:t xml:space="preserve">3.1 Purpose of the Subsystem</w:t>
+      </w:r>
+    </w:p>
+    <w:p>
+      <w:pPr>
+        <w:pStyle w:val="FirstParagraph"/>
+      </w:pPr>
+      <w:r>
+        <w:t xml:space="preserve">The backend of SkillSwap serves as the central nervous system of the entire application. It is responsible for enforcing business rules, managing data persistence, authenticating users, coordinating real-time communication, processing file uploads, and orchestrating the AI pipeline. Every feature visible to the end user, from registering an account to receiving a real-time notification to asking the AI a question, passes through the backend at some point in its lifecycle.</w:t>
+      </w:r>
+    </w:p>
+    <w:p>
+      <w:pPr>
+        <w:pStyle w:val="BodyText"/>
+      </w:pPr>
+      <w:r>
+        <w:t xml:space="preserve">The backend was built using Node.js with the Express.js framework. This choice was deliberate: Node.js’s non-blocking, event-driven architecture is well suited to an application that must handle concurrent WebSocket connections alongside conventional HTTP requests. Express.js provides a minimal, unopinionated foundation that allowed the enforcement of a strict layered architecture without the overhead of a more rigid framework.</w:t>
+      </w:r>
+    </w:p>
+    <w:p>
+      <w:pPr>
+        <w:pStyle w:val="BodyText"/>
+      </w:pPr>
+      <w:r>
+        <w:t xml:space="preserve">The backend is not merely an API server. It simultaneously hosts the Socket.IO WebSocket server on the same HTTP server instance, manages file upload validation and routing to Supabase cloud storage, triggers asynchronous embedding generation for uploaded artifacts, and integrates with two external cloud services: Supabase (database and file storage) and Groq (large language model inference). Understanding how these responsibilities are distributed across the backend’s internal layers is the primary purpose of this chapter.</w:t>
+      </w:r>
+    </w:p>
+    <w:bookmarkEnd w:id="48"/>
+    <w:bookmarkStart w:id="54" w:name="X222419f03d66892ef8ec8a0f0ed3d3cc1315c43"/>
+    <w:p>
+      <w:pPr>
+        <w:pStyle w:val="Heading2"/>
+      </w:pPr>
+      <w:r>
+        <w:t xml:space="preserve">3.2 Design Choices and Alternatives Considered</w:t>
+      </w:r>
+    </w:p>
+    <w:bookmarkStart w:id="49" w:name="Xe3c033e119dc5c8267b1eeed2e9b09c40f75f7d"/>
+    <w:p>
+      <w:pPr>
+        <w:pStyle w:val="Heading3"/>
+      </w:pPr>
+      <w:r>
+        <w:t xml:space="preserve">3.2.1 Framework Choice - Express.js vs. Alternatives</w:t>
+      </w:r>
+    </w:p>
+    <w:p>
+      <w:pPr>
+        <w:pStyle w:val="FirstParagraph"/>
+      </w:pPr>
+      <w:r>
+        <w:t xml:space="preserve">Three frameworks were considered for the backend: Express.js, Fastify, and NestJS.</w:t>
+      </w:r>
+    </w:p>
+    <w:p>
+      <w:pPr>
+        <w:pStyle w:val="BodyText"/>
+      </w:pPr>
+      <w:r>
+        <w:rPr>
+          <w:b/>
+          <w:bCs/>
+        </w:rPr>
+        <w:t xml:space="preserve">NestJS</w:t>
+      </w:r>
+      <w:r>
+        <w:t xml:space="preserve"> </w:t>
+      </w:r>
+      <w:r>
+        <w:t xml:space="preserve">was evaluated first because of its opinionated structure, built-in dependency injection, and TypeScript-first design. However, NestJS introduces significant scaffolding complexity, and its decorator-based architecture would have added unnecesarry learning overhead. The benefits of NestJS, from enforced module boundaries to built-in OpenAPI generation were achievable manually</w:t>
+      </w:r>
+      <w:r>
+        <w:t xml:space="preserve"> </w:t>
+      </w:r>
+      <w:r>
+        <w:t xml:space="preserve">within Express.js given the project’s scope.</w:t>
+      </w:r>
+    </w:p>
+    <w:p>
+      <w:pPr>
+        <w:pStyle w:val="BodyText"/>
+      </w:pPr>
+      <w:r>
+        <w:rPr>
+          <w:b/>
+          <w:bCs/>
+        </w:rPr>
+        <w:t xml:space="preserve">Fastify</w:t>
+      </w:r>
+      <w:r>
+        <w:t xml:space="preserve"> </w:t>
+      </w:r>
+      <w:r>
+        <w:t xml:space="preserve">was considered for its benchmarked performance advantage over Express.js in raw throughput. However, SkillSwap’s performance bottleneck was identified early as the AI embedding pipeline and the Groq API call latency, not HTTP request handling speed. The additional ecosystem maturity of Express.js (particularly for Socket.IO integration) made it the stronger pragmatic choice.</w:t>
+      </w:r>
+    </w:p>
+    <w:p>
+      <w:pPr>
+        <w:pStyle w:val="BodyText"/>
+      </w:pPr>
+      <w:r>
+        <w:rPr>
+          <w:b/>
+          <w:bCs/>
+        </w:rPr>
+        <w:t xml:space="preserve">Express.js</w:t>
+      </w:r>
+      <w:r>
+        <w:t xml:space="preserve"> </w:t>
+      </w:r>
+      <w:r>
+        <w:t xml:space="preserve">was selected because it provides the exact amount of structure needed that is routing, middleware chaining, and error propagation, without imposing constraints on internal architecture. This allowed the design and enforcement of a clean four-layer architecture (routes → controllers → services → utilities) independently.</w:t>
+      </w:r>
+    </w:p>
+    <w:bookmarkEnd w:id="49"/>
+    <w:bookmarkStart w:id="50" w:name="Xb669f7060453b562d4870052dccbcdcd506c476"/>
+    <w:p>
+      <w:pPr>
+        <w:pStyle w:val="Heading3"/>
+      </w:pPr>
+      <w:r>
+        <w:t xml:space="preserve">3.2.2 Database Provider - Supabase vs. Self-Hosted PostgreSQL</w:t>
+      </w:r>
+    </w:p>
+    <w:p>
+      <w:pPr>
+        <w:pStyle w:val="FirstParagraph"/>
+      </w:pPr>
+      <w:r>
+        <w:t xml:space="preserve">Supabase was chosen over self-hosted PostgreSQL for three reasons. First, it provides a managed PostgreSQL instance with connection pooling, eliminating the operational overhead of database administration. Second, its built-in storage bucket system (with row-level security policies) provided the file storage infrastructure needed for profile images, group cover images, and session artifacts without requiring a separate service such as AWS S3. Third, Supabase exposes its database through the standard</w:t>
+      </w:r>
+      <w:r>
+        <w:t xml:space="preserve"> </w:t>
+      </w:r>
+      <w:r>
+        <w:rPr>
+          <w:rStyle w:val="VerbatimChar"/>
+        </w:rPr>
+        <w:t xml:space="preserve">@supabase/supabase-js</w:t>
+      </w:r>
+      <w:r>
+        <w:t xml:space="preserve"> </w:t>
+      </w:r>
+      <w:r>
+        <w:t xml:space="preserve">client library, which provides a clean query-builder API that composes well with the service layer pattern used throughout the backend.</w:t>
+      </w:r>
+    </w:p>
+    <w:p>
+      <w:pPr>
+        <w:pStyle w:val="BodyText"/>
+      </w:pPr>
+      <w:r>
+        <w:t xml:space="preserve">A self-hosted PostgreSQL instance was considered but rejected because it would have required separate infrastructure for file storage, increasing system complexity without</w:t>
+      </w:r>
+      <w:r>
+        <w:t xml:space="preserve"> </w:t>
+      </w:r>
+      <w:r>
+        <w:t xml:space="preserve">a proportional benefit at the current scale.</w:t>
+      </w:r>
+    </w:p>
+    <w:bookmarkEnd w:id="50"/>
+    <w:bookmarkStart w:id="51" w:name="X0e0d91c2b6c5cee47cef5e5412eccde08d2a330"/>
+    <w:p>
+      <w:pPr>
+        <w:pStyle w:val="Heading3"/>
+      </w:pPr>
+      <w:r>
+        <w:t xml:space="preserve">3.2.3 Layered Architecture - Routes, Controllers, Services, Utilities</w:t>
+      </w:r>
+    </w:p>
+    <w:p>
+      <w:pPr>
+        <w:pStyle w:val="FirstParagraph"/>
+      </w:pPr>
+      <w:r>
+        <w:t xml:space="preserve">The most significant architectural decision in the backend was the strict enforcement of a four-layer separation of concerns. This decision was made at the outset of development</w:t>
+      </w:r>
+      <w:r>
+        <w:t xml:space="preserve"> </w:t>
+      </w:r>
+      <w:r>
+        <w:t xml:space="preserve">and maintained throughout.</w:t>
+      </w:r>
+    </w:p>
+    <w:p>
+      <w:pPr>
+        <w:pStyle w:val="Compact"/>
+        <w:numPr>
+          <w:ilvl w:val="0"/>
+          <w:numId w:val="1020"/>
+        </w:numPr>
+      </w:pPr>
+      <w:r>
+        <w:rPr>
+          <w:b/>
+          <w:bCs/>
+        </w:rPr>
+        <w:t xml:space="preserve">Routes</w:t>
+      </w:r>
+      <w:r>
+        <w:t xml:space="preserve"> </w:t>
+      </w:r>
+      <w:r>
+        <w:t xml:space="preserve">declare HTTP endpoints and chain middleware. They contain no logic.</w:t>
+      </w:r>
+    </w:p>
+    <w:p>
+      <w:pPr>
+        <w:pStyle w:val="Compact"/>
+        <w:numPr>
+          <w:ilvl w:val="0"/>
+          <w:numId w:val="1020"/>
+        </w:numPr>
+      </w:pPr>
+      <w:r>
+        <w:rPr>
+          <w:b/>
+          <w:bCs/>
+        </w:rPr>
+        <w:t xml:space="preserve">Controllers</w:t>
+      </w:r>
+      <w:r>
+        <w:t xml:space="preserve"> </w:t>
+      </w:r>
+      <w:r>
+        <w:t xml:space="preserve">extract parameters from the request object, call the appropriate service function, and format the HTTP response. They contain no business logic.</w:t>
+      </w:r>
+    </w:p>
+    <w:p>
+      <w:pPr>
+        <w:pStyle w:val="Compact"/>
+        <w:numPr>
+          <w:ilvl w:val="0"/>
+          <w:numId w:val="1020"/>
+        </w:numPr>
+      </w:pPr>
+      <w:r>
+        <w:rPr>
+          <w:b/>
+          <w:bCs/>
+        </w:rPr>
+        <w:t xml:space="preserve">Services</w:t>
+      </w:r>
+      <w:r>
+        <w:t xml:space="preserve"> </w:t>
+      </w:r>
+      <w:r>
+        <w:t xml:space="preserve">contain all business logic: authorization checks, database queries, error construction, and coordination between multiple data sources.</w:t>
+      </w:r>
+    </w:p>
+    <w:p>
+      <w:pPr>
+        <w:pStyle w:val="Compact"/>
+        <w:numPr>
+          <w:ilvl w:val="0"/>
+          <w:numId w:val="1020"/>
+        </w:numPr>
+      </w:pPr>
+      <w:r>
+        <w:rPr>
+          <w:b/>
+          <w:bCs/>
+        </w:rPr>
+        <w:t xml:space="preserve">Utilities</w:t>
+      </w:r>
+      <w:r>
+        <w:t xml:space="preserve"> </w:t>
+      </w:r>
+      <w:r>
+        <w:t xml:space="preserve">are stateless helper modules (JWT generation and verification, password hashing, file upload to Supabase, notification creation, artifact text extraction)</w:t>
+      </w:r>
+      <w:r>
+        <w:t xml:space="preserve"> </w:t>
+      </w:r>
+      <w:r>
+        <w:t xml:space="preserve">that services call when needed.</w:t>
+      </w:r>
+    </w:p>
+    <w:p>
+      <w:pPr>
+        <w:pStyle w:val="FirstParagraph"/>
+      </w:pPr>
+      <w:r>
+        <w:t xml:space="preserve">This separation means that any controller function is structurally identical: extract inputs, call a service, return a response. All meaningful decisions happen in the service layer, making the system easy to test, debug, and extend. A change to how groups are approved, for example, requires editing only</w:t>
+      </w:r>
+      <w:r>
+        <w:t xml:space="preserve"> </w:t>
+      </w:r>
+      <w:r>
+        <w:rPr>
+          <w:rStyle w:val="VerbatimChar"/>
+        </w:rPr>
+        <w:t xml:space="preserve">groupService.js</w:t>
+      </w:r>
+      <w:r>
+        <w:t xml:space="preserve"> </w:t>
+      </w:r>
+      <w:r>
+        <w:t xml:space="preserve">- the route, controller, and utility layers remain untouched.</w:t>
+      </w:r>
+    </w:p>
+    <w:bookmarkEnd w:id="51"/>
+    <w:bookmarkStart w:id="52" w:name="Xeecd572fa6a2562356014840c556e0e427081f4"/>
+    <w:p>
+      <w:pPr>
+        <w:pStyle w:val="Heading3"/>
+      </w:pPr>
+      <w:r>
+        <w:t xml:space="preserve">3.2.4 Authentication Strategy — JWT vs. Session Cookies</w:t>
+      </w:r>
+    </w:p>
+    <w:p>
+      <w:pPr>
+        <w:pStyle w:val="FirstParagraph"/>
+      </w:pPr>
+      <w:r>
+        <w:t xml:space="preserve">Stateless JWT authentication was chosen over server-side session cookies. The primary reason was the mobile client: React Native applications do not have a browser cookie jar, making session cookies awkward to manage. JWTs are stored in the client’s</w:t>
+      </w:r>
+      <w:r>
+        <w:t xml:space="preserve"> </w:t>
+      </w:r>
+      <w:r>
+        <w:rPr>
+          <w:rStyle w:val="VerbatimChar"/>
+        </w:rPr>
+        <w:t xml:space="preserve">AsyncStorage</w:t>
+      </w:r>
+      <w:r>
+        <w:t xml:space="preserve"> </w:t>
+      </w:r>
+      <w:r>
+        <w:t xml:space="preserve">and attached as Bearer tokens in the</w:t>
+      </w:r>
+      <w:r>
+        <w:t xml:space="preserve"> </w:t>
+      </w:r>
+      <w:r>
+        <w:rPr>
+          <w:rStyle w:val="VerbatimChar"/>
+        </w:rPr>
+        <w:t xml:space="preserve">Authorization</w:t>
+      </w:r>
+      <w:r>
+        <w:t xml:space="preserve"> </w:t>
+      </w:r>
+      <w:r>
+        <w:t xml:space="preserve">header of every request. The backend verifies the token signature using the</w:t>
+      </w:r>
+      <w:r>
+        <w:t xml:space="preserve"> </w:t>
+      </w:r>
+      <w:r>
+        <w:rPr>
+          <w:rStyle w:val="VerbatimChar"/>
+        </w:rPr>
+        <w:t xml:space="preserve">jsonwebtoken</w:t>
+      </w:r>
+      <w:r>
+        <w:t xml:space="preserve"> </w:t>
+      </w:r>
+      <w:r>
+        <w:t xml:space="preserve">library and attaches the decoded user object to the request for downstream middleware and controllers.</w:t>
+      </w:r>
+    </w:p>
+    <w:p>
+      <w:pPr>
+        <w:pStyle w:val="BodyText"/>
+      </w:pPr>
+      <w:r>
+        <w:t xml:space="preserve">The trade-off of JWT, the inability to invalidate a token before its expiry, was accepted given the seven-day expiry window and the nature of the application. A password reset flow invalidates the old token implicitly by requiring the user to log in again with new credentials.</w:t>
+      </w:r>
+    </w:p>
+    <w:bookmarkEnd w:id="52"/>
+    <w:bookmarkStart w:id="53" w:name="X51681a3acb42189131abb72afef393a25d712f2"/>
+    <w:p>
+      <w:pPr>
+        <w:pStyle w:val="Heading3"/>
+      </w:pPr>
+      <w:r>
+        <w:t xml:space="preserve">3.2.5 WebSocket Integration - Socket.IO on the Same HTTP Server</w:t>
+      </w:r>
+    </w:p>
+    <w:p>
+      <w:pPr>
+        <w:pStyle w:val="FirstParagraph"/>
+      </w:pPr>
+      <w:r>
+        <w:t xml:space="preserve">Socket.IO was attached to the same</w:t>
+      </w:r>
+      <w:r>
+        <w:t xml:space="preserve"> </w:t>
+      </w:r>
+      <w:r>
+        <w:rPr>
+          <w:rStyle w:val="VerbatimChar"/>
+        </w:rPr>
+        <w:t xml:space="preserve">http.Server</w:t>
+      </w:r>
+      <w:r>
+        <w:t xml:space="preserve"> </w:t>
+      </w:r>
+      <w:r>
+        <w:t xml:space="preserve">instance that serves the Express application rather than running on a separate port. This decision simplified the backend: a single process handles both HTTP API requests and WebSocket connections. The Socket.IO server is initialized in</w:t>
+      </w:r>
+      <w:r>
+        <w:t xml:space="preserve"> </w:t>
+      </w:r>
+      <w:r>
+        <w:rPr>
+          <w:rStyle w:val="VerbatimChar"/>
+        </w:rPr>
+        <w:t xml:space="preserve">config/socket.js</w:t>
+      </w:r>
+      <w:r>
+        <w:t xml:space="preserve"> </w:t>
+      </w:r>
+      <w:r>
+        <w:t xml:space="preserve">and exported as a singleton (</w:t>
+      </w:r>
+      <w:r>
+        <w:rPr>
+          <w:rStyle w:val="VerbatimChar"/>
+        </w:rPr>
+        <w:t xml:space="preserve">getIO()</w:t>
+      </w:r>
+      <w:r>
+        <w:t xml:space="preserve">), allowing any service layer module to emit events to connected clients without importing the HTTP server directly.</w:t>
+      </w:r>
+    </w:p>
+    <w:bookmarkEnd w:id="53"/>
+    <w:bookmarkEnd w:id="54"/>
+    <w:bookmarkStart w:id="58" w:name="architectural-overview"/>
+    <w:p>
+      <w:pPr>
+        <w:pStyle w:val="Heading2"/>
+      </w:pPr>
+      <w:r>
+        <w:t xml:space="preserve">3.3 Architectural Overview</w:t>
+      </w:r>
+    </w:p>
+    <w:p>
+      <w:pPr>
+        <w:pStyle w:val="FirstParagraph"/>
+      </w:pPr>
+      <w:r>
+        <w:t xml:space="preserve">Figure 3.1 presents the high-level component diagram of the SkillSwap system, showing the relationships between the mobile client, the backend server, and the</w:t>
+      </w:r>
+      <w:r>
+        <w:t xml:space="preserve"> </w:t>
+      </w:r>
+      <w:r>
+        <w:t xml:space="preserve">external services.</w:t>
+      </w:r>
+    </w:p>
+    <w:p>
+      <w:pPr>
+        <w:pStyle w:val="CaptionedFigure"/>
+      </w:pPr>
+      <w:r>
+        <w:drawing>
+          <wp:inline>
+            <wp:extent cx="5334000" cy="5666763"/>
+            <wp:effectExtent b="0" l="0" r="0" t="0"/>
+            <wp:docPr descr="Component Diagram" title="" id="56" name="Picture"/>
+            <a:graphic>
+              <a:graphicData uri="http://schemas.openxmlformats.org/drawingml/2006/picture">
+                <pic:pic>
+                  <pic:nvPicPr>
+                    <pic:cNvPr descr="ComponentDiagram.png" id="57" name="Picture"/>
+                    <pic:cNvPicPr>
+                      <a:picLocks noChangeArrowheads="1" noChangeAspect="1"/>
+                    </pic:cNvPicPr>
+                  </pic:nvPicPr>
+                  <pic:blipFill>
+                    <a:blip r:embed="rId55"/>
+                    <a:stretch>
+                      <a:fillRect/>
+                    </a:stretch>
+                  </pic:blipFill>
+                  <pic:spPr bwMode="auto">
+                    <a:xfrm>
+                      <a:off x="0" y="0"/>
+                      <a:ext cx="5334000" cy="5666763"/>
+                    </a:xfrm>
+                    <a:prstGeom prst="rect">
+                      <a:avLst/>
+                    </a:prstGeom>
+                    <a:noFill/>
+                    <a:ln w="9525">
+                      <a:noFill/>
+                      <a:headEnd/>
+                      <a:tailEnd/>
+                    </a:ln>
+                  </pic:spPr>
+                </pic:pic>
+              </a:graphicData>
+            </a:graphic>
+          </wp:inline>
+        </w:drawing>
+      </w:r>
+    </w:p>
+    <w:p>
+      <w:pPr>
+        <w:pStyle w:val="ImageCaption"/>
+      </w:pPr>
+      <w:r>
+        <w:t xml:space="preserve">Component Diagram</w:t>
+      </w:r>
+    </w:p>
+    <w:p>
+      <w:pPr>
+        <w:pStyle w:val="BodyText"/>
+      </w:pPr>
+      <w:r>
+        <w:rPr>
+          <w:b/>
+          <w:bCs/>
+        </w:rPr>
+        <w:t xml:space="preserve">Figure 3.1</w:t>
+      </w:r>
+      <w:r>
+        <w:t xml:space="preserve"> </w:t>
+      </w:r>
+      <w:r>
+        <w:t xml:space="preserve">- SkillSwap System Component Diagram</w:t>
+      </w:r>
+    </w:p>
+    <w:p>
+      <w:pPr>
+        <w:pStyle w:val="BodyText"/>
+      </w:pPr>
+      <w:r>
+        <w:t xml:space="preserve">Figure 3.1 reveals the three-tier structure of the SkillSwap system. The mobile client communicates with the backend through two distinct channels: an HTTPS REST interface for all request-response operations and a WebSocket connection for real-time event delivery.The backend server is internally organized into three layers, HTTP, business, and infrastructure, each with clearly defined responsibilities. The backend in turn communicates with two external cloud services: Supabase for all data and file storage, and Groq for large language model inference.</w:t>
+      </w:r>
+    </w:p>
+    <w:p>
+      <w:pPr>
+        <w:pStyle w:val="BodyText"/>
+      </w:pPr>
+      <w:r>
+        <w:t xml:space="preserve">The mobile client’s architecture mirrors this separation. The API layer (Axios) handles all REST communication, while the Socket.IO client manages the WebSocket connection independently. Above these, three React Context providers —</w:t>
+      </w:r>
+      <w:r>
+        <w:t xml:space="preserve"> </w:t>
+      </w:r>
+      <w:r>
+        <w:rPr>
+          <w:rStyle w:val="VerbatimChar"/>
+        </w:rPr>
+        <w:t xml:space="preserve">AuthContext</w:t>
+      </w:r>
+      <w:r>
+        <w:t xml:space="preserve">,</w:t>
+      </w:r>
+      <w:r>
+        <w:t xml:space="preserve"> </w:t>
+      </w:r>
+      <w:r>
+        <w:rPr>
+          <w:rStyle w:val="VerbatimChar"/>
+        </w:rPr>
+        <w:t xml:space="preserve">NotificationContext</w:t>
+      </w:r>
+      <w:r>
+        <w:t xml:space="preserve">, and</w:t>
+      </w:r>
+      <w:r>
+        <w:t xml:space="preserve"> </w:t>
+      </w:r>
+      <w:r>
+        <w:rPr>
+          <w:rStyle w:val="VerbatimChar"/>
+        </w:rPr>
+        <w:t xml:space="preserve">GroupContext</w:t>
+      </w:r>
+      <w:r>
+        <w:t xml:space="preserve">, distribute shared state to the component tree without prop drilling.</w:t>
+      </w:r>
+    </w:p>
+    <w:p>
+      <w:pPr>
+        <w:pStyle w:val="BodyText"/>
+      </w:pPr>
+      <w:r>
+        <w:t xml:space="preserve">The embedding service occupies an important position in the infrastructure layer. It is not a cloud service but an in-process model (</w:t>
+      </w:r>
+      <w:r>
+        <w:rPr>
+          <w:rStyle w:val="VerbatimChar"/>
+        </w:rPr>
+        <w:t xml:space="preserve">all-MiniLM-L6-v2</w:t>
+      </w:r>
+      <w:r>
+        <w:t xml:space="preserve"> </w:t>
+      </w:r>
+      <w:r>
+        <w:t xml:space="preserve">loaded via</w:t>
+      </w:r>
+      <w:r>
+        <w:t xml:space="preserve"> </w:t>
+      </w:r>
+      <w:r>
+        <w:rPr>
+          <w:rStyle w:val="VerbatimChar"/>
+        </w:rPr>
+        <w:t xml:space="preserve">@xenova/transformers</w:t>
+      </w:r>
+      <w:r>
+        <w:t xml:space="preserve">) that runs inside the backend Node.js process. This design choice, running the embedding model locally rather than calling an external embedding API,was made for cost and latency reasons: embedding generation happens asynchronously after artifact upload and does not block the HTTP response, making local inference preferable to an additional round-trip to an external service.</w:t>
+      </w:r>
+    </w:p>
+    <w:bookmarkEnd w:id="58"/>
+    <w:bookmarkStart w:id="62" w:name="backend-layer-breakdown"/>
+    <w:p>
+      <w:pPr>
+        <w:pStyle w:val="Heading2"/>
+      </w:pPr>
+      <w:r>
+        <w:t xml:space="preserve">3.4 Backend Layer Breakdown</w:t>
+      </w:r>
+    </w:p>
+    <w:bookmarkStart w:id="59" w:name="entry-points---app.js-and-server.js"/>
+    <w:p>
+      <w:pPr>
+        <w:pStyle w:val="Heading3"/>
+      </w:pPr>
+      <w:r>
+        <w:t xml:space="preserve">3.4.1 Entry Points - app.js and server.js</w:t>
+      </w:r>
+    </w:p>
+    <w:p>
+      <w:pPr>
+        <w:pStyle w:val="FirstParagraph"/>
+      </w:pPr>
+      <w:r>
+        <w:t xml:space="preserve">The backend entry point is split across two files with distinct responsibilities.</w:t>
+      </w:r>
+      <w:r>
+        <w:t xml:space="preserve"> </w:t>
+      </w:r>
+      <w:r>
+        <w:rPr>
+          <w:rStyle w:val="VerbatimChar"/>
+        </w:rPr>
+        <w:t xml:space="preserve">server.js</w:t>
+      </w:r>
+      <w:r>
+        <w:t xml:space="preserve"> </w:t>
+      </w:r>
+      <w:r>
+        <w:t xml:space="preserve">creates the HTTP server, attaches Socket.IO to it, and starts listening on the configured port.</w:t>
+      </w:r>
+      <w:r>
+        <w:t xml:space="preserve"> </w:t>
+      </w:r>
+      <w:r>
+        <w:rPr>
+          <w:rStyle w:val="VerbatimChar"/>
+        </w:rPr>
+        <w:t xml:space="preserve">app.js</w:t>
+      </w:r>
+      <w:r>
+        <w:t xml:space="preserve"> </w:t>
+      </w:r>
+      <w:r>
+        <w:t xml:space="preserve">configures the Express application: security headers via Helmet, CORS policy restricted to the client URL, body parsing middleware, and the registration of all route prefixes.</w:t>
+      </w:r>
+    </w:p>
+    <w:p>
+      <w:pPr>
+        <w:pStyle w:val="BodyText"/>
+      </w:pPr>
+      <w:r>
+        <w:t xml:space="preserve">This separation is architecturally clean:</w:t>
+      </w:r>
+      <w:r>
+        <w:t xml:space="preserve"> </w:t>
+      </w:r>
+      <w:r>
+        <w:rPr>
+          <w:rStyle w:val="VerbatimChar"/>
+        </w:rPr>
+        <w:t xml:space="preserve">app.js</w:t>
+      </w:r>
+      <w:r>
+        <w:t xml:space="preserve"> </w:t>
+      </w:r>
+      <w:r>
+        <w:t xml:space="preserve">can be imported in isolation for testing without starting an actual server. The password reset flow is notable,a unique reset token is generated by the backend and delivered to the user via email. The user then provides this token within the mobile application to authenticate the request and set a new password, after which they can proceed to log in with their updated credentials.</w:t>
+      </w:r>
+    </w:p>
+    <w:p>
+      <w:pPr>
+        <w:pStyle w:val="BodyText"/>
+      </w:pPr>
+      <w:r>
+        <w:t xml:space="preserve">The following listing shows the route registration section of</w:t>
+      </w:r>
+      <w:r>
+        <w:t xml:space="preserve"> </w:t>
+      </w:r>
+      <w:r>
+        <w:rPr>
+          <w:rStyle w:val="VerbatimChar"/>
+        </w:rPr>
+        <w:t xml:space="preserve">app.js</w:t>
+      </w:r>
+      <w:r>
+        <w:t xml:space="preserve">, illustrating how the nine domain areas map to URL prefixes.</w:t>
+      </w:r>
+    </w:p>
+    <w:p>
+      <w:pPr>
+        <w:pStyle w:val="BodyText"/>
+      </w:pPr>
+      <w:r>
+        <w:rPr>
+          <w:b/>
+          <w:bCs/>
+        </w:rPr>
+        <w:t xml:space="preserve">Listing 3.1</w:t>
+      </w:r>
+      <w:r>
+        <w:t xml:space="preserve"> </w:t>
+      </w:r>
+      <w:r>
+        <w:t xml:space="preserve">- Route registration in</w:t>
+      </w:r>
+      <w:r>
+        <w:t xml:space="preserve"> </w:t>
+      </w:r>
+      <w:r>
+        <w:rPr>
+          <w:rStyle w:val="VerbatimChar"/>
+        </w:rPr>
+        <w:t xml:space="preserve">app.js</w:t>
+      </w:r>
+    </w:p>
+    <w:p>
+      <w:pPr>
+        <w:pStyle w:val="SourceCode"/>
+      </w:pPr>
+      <w:r>
+        <w:rPr>
+          <w:rStyle w:val="NormalTok"/>
+        </w:rPr>
+        <w:t xml:space="preserve">app</w:t>
+      </w:r>
+      <w:r>
+        <w:rPr>
+          <w:rStyle w:val="OperatorTok"/>
+        </w:rPr>
+        <w:t xml:space="preserve">.</w:t>
+      </w:r>
+      <w:r>
+        <w:rPr>
+          <w:rStyle w:val="FunctionTok"/>
+        </w:rPr>
+        <w:t xml:space="preserve">use</w:t>
+      </w:r>
+      <w:r>
+        <w:rPr>
+          <w:rStyle w:val="NormalTok"/>
+        </w:rPr>
+        <w:t xml:space="preserve">(</w:t>
+      </w:r>
+      <w:r>
+        <w:rPr>
+          <w:rStyle w:val="StringTok"/>
+        </w:rPr>
+        <w:t xml:space="preserve">"/api/auth"</w:t>
+      </w:r>
+      <w:r>
+        <w:rPr>
+          <w:rStyle w:val="OperatorTok"/>
+        </w:rPr>
+        <w:t xml:space="preserve">,</w:t>
+      </w:r>
+      <w:r>
+        <w:rPr>
+          <w:rStyle w:val="NormalTok"/>
+        </w:rPr>
+        <w:t xml:space="preserve">          authRoutes)</w:t>
+      </w:r>
+      <w:r>
+        <w:rPr>
+          <w:rStyle w:val="OperatorTok"/>
+        </w:rPr>
+        <w:t xml:space="preserve">;</w:t>
+      </w:r>
+      <w:r>
+        <w:br/>
+      </w:r>
+      <w:r>
+        <w:rPr>
+          <w:rStyle w:val="NormalTok"/>
+        </w:rPr>
+        <w:t xml:space="preserve">app</w:t>
+      </w:r>
+      <w:r>
+        <w:rPr>
+          <w:rStyle w:val="OperatorTok"/>
+        </w:rPr>
+        <w:t xml:space="preserve">.</w:t>
+      </w:r>
+      <w:r>
+        <w:rPr>
+          <w:rStyle w:val="FunctionTok"/>
+        </w:rPr>
+        <w:t xml:space="preserve">use</w:t>
+      </w:r>
+      <w:r>
+        <w:rPr>
+          <w:rStyle w:val="NormalTok"/>
+        </w:rPr>
+        <w:t xml:space="preserve">(</w:t>
+      </w:r>
+      <w:r>
+        <w:rPr>
+          <w:rStyle w:val="StringTok"/>
+        </w:rPr>
+        <w:t xml:space="preserve">"/api/users"</w:t>
+      </w:r>
+      <w:r>
+        <w:rPr>
+          <w:rStyle w:val="OperatorTok"/>
+        </w:rPr>
+        <w:t xml:space="preserve">,</w:t>
+      </w:r>
+      <w:r>
+        <w:rPr>
+          <w:rStyle w:val="NormalTok"/>
+        </w:rPr>
+        <w:t xml:space="preserve">         userRoutes)</w:t>
+      </w:r>
+      <w:r>
+        <w:rPr>
+          <w:rStyle w:val="OperatorTok"/>
+        </w:rPr>
+        <w:t xml:space="preserve">;</w:t>
+      </w:r>
+      <w:r>
+        <w:br/>
+      </w:r>
+      <w:r>
+        <w:rPr>
+          <w:rStyle w:val="NormalTok"/>
+        </w:rPr>
+        <w:t xml:space="preserve">app</w:t>
+      </w:r>
+      <w:r>
+        <w:rPr>
+          <w:rStyle w:val="OperatorTok"/>
+        </w:rPr>
+        <w:t xml:space="preserve">.</w:t>
+      </w:r>
+      <w:r>
+        <w:rPr>
+          <w:rStyle w:val="FunctionTok"/>
+        </w:rPr>
+        <w:t xml:space="preserve">use</w:t>
+      </w:r>
+      <w:r>
+        <w:rPr>
+          <w:rStyle w:val="NormalTok"/>
+        </w:rPr>
+        <w:t xml:space="preserve">(</w:t>
+      </w:r>
+      <w:r>
+        <w:rPr>
+          <w:rStyle w:val="StringTok"/>
+        </w:rPr>
+        <w:t xml:space="preserve">"/api/skills"</w:t>
+      </w:r>
+      <w:r>
+        <w:rPr>
+          <w:rStyle w:val="OperatorTok"/>
+        </w:rPr>
+        <w:t xml:space="preserve">,</w:t>
+      </w:r>
+      <w:r>
+        <w:rPr>
+          <w:rStyle w:val="NormalTok"/>
+        </w:rPr>
+        <w:t xml:space="preserve">        skillRoutes)</w:t>
+      </w:r>
+      <w:r>
+        <w:rPr>
+          <w:rStyle w:val="OperatorTok"/>
+        </w:rPr>
+        <w:t xml:space="preserve">;</w:t>
+      </w:r>
+      <w:r>
+        <w:br/>
+      </w:r>
+      <w:r>
+        <w:rPr>
+          <w:rStyle w:val="NormalTok"/>
+        </w:rPr>
+        <w:t xml:space="preserve">app</w:t>
+      </w:r>
+      <w:r>
+        <w:rPr>
+          <w:rStyle w:val="OperatorTok"/>
+        </w:rPr>
+        <w:t xml:space="preserve">.</w:t>
+      </w:r>
+      <w:r>
+        <w:rPr>
+          <w:rStyle w:val="FunctionTok"/>
+        </w:rPr>
+        <w:t xml:space="preserve">use</w:t>
+      </w:r>
+      <w:r>
+        <w:rPr>
+          <w:rStyle w:val="NormalTok"/>
+        </w:rPr>
+        <w:t xml:space="preserve">(</w:t>
+      </w:r>
+      <w:r>
+        <w:rPr>
+          <w:rStyle w:val="StringTok"/>
+        </w:rPr>
+        <w:t xml:space="preserve">"/api/friends"</w:t>
+      </w:r>
+      <w:r>
+        <w:rPr>
+          <w:rStyle w:val="OperatorTok"/>
+        </w:rPr>
+        <w:t xml:space="preserve">,</w:t>
+      </w:r>
+      <w:r>
+        <w:rPr>
+          <w:rStyle w:val="NormalTok"/>
+        </w:rPr>
+        <w:t xml:space="preserve">       friendRoutes)</w:t>
+      </w:r>
+      <w:r>
+        <w:rPr>
+          <w:rStyle w:val="OperatorTok"/>
+        </w:rPr>
+        <w:t xml:space="preserve">;</w:t>
+      </w:r>
+      <w:r>
+        <w:br/>
+      </w:r>
+      <w:r>
+        <w:rPr>
+          <w:rStyle w:val="NormalTok"/>
+        </w:rPr>
+        <w:t xml:space="preserve">app</w:t>
+      </w:r>
+      <w:r>
+        <w:rPr>
+          <w:rStyle w:val="OperatorTok"/>
+        </w:rPr>
+        <w:t xml:space="preserve">.</w:t>
+      </w:r>
+      <w:r>
+        <w:rPr>
+          <w:rStyle w:val="FunctionTok"/>
+        </w:rPr>
+        <w:t xml:space="preserve">use</w:t>
+      </w:r>
+      <w:r>
+        <w:rPr>
+          <w:rStyle w:val="NormalTok"/>
+        </w:rPr>
+        <w:t xml:space="preserve">(</w:t>
+      </w:r>
+      <w:r>
+        <w:rPr>
+          <w:rStyle w:val="StringTok"/>
+        </w:rPr>
+        <w:t xml:space="preserve">"/api/notifications"</w:t>
+      </w:r>
+      <w:r>
+        <w:rPr>
+          <w:rStyle w:val="OperatorTok"/>
+        </w:rPr>
+        <w:t xml:space="preserve">,</w:t>
+      </w:r>
+      <w:r>
+        <w:rPr>
+          <w:rStyle w:val="NormalTok"/>
+        </w:rPr>
+        <w:t xml:space="preserve"> notificationRoutes)</w:t>
+      </w:r>
+      <w:r>
+        <w:rPr>
+          <w:rStyle w:val="OperatorTok"/>
+        </w:rPr>
+        <w:t xml:space="preserve">;</w:t>
+      </w:r>
+      <w:r>
+        <w:br/>
+      </w:r>
+      <w:r>
+        <w:rPr>
+          <w:rStyle w:val="NormalTok"/>
+        </w:rPr>
+        <w:t xml:space="preserve">app</w:t>
+      </w:r>
+      <w:r>
+        <w:rPr>
+          <w:rStyle w:val="OperatorTok"/>
+        </w:rPr>
+        <w:t xml:space="preserve">.</w:t>
+      </w:r>
+      <w:r>
+        <w:rPr>
+          <w:rStyle w:val="FunctionTok"/>
+        </w:rPr>
+        <w:t xml:space="preserve">use</w:t>
+      </w:r>
+      <w:r>
+        <w:rPr>
+          <w:rStyle w:val="NormalTok"/>
+        </w:rPr>
+        <w:t xml:space="preserve">(</w:t>
+      </w:r>
+      <w:r>
+        <w:rPr>
+          <w:rStyle w:val="StringTok"/>
+        </w:rPr>
+        <w:t xml:space="preserve">"/api/groups"</w:t>
+      </w:r>
+      <w:r>
+        <w:rPr>
+          <w:rStyle w:val="OperatorTok"/>
+        </w:rPr>
+        <w:t xml:space="preserve">,</w:t>
+      </w:r>
+      <w:r>
+        <w:rPr>
+          <w:rStyle w:val="NormalTok"/>
+        </w:rPr>
+        <w:t xml:space="preserve">        groupRoutes)</w:t>
+      </w:r>
+      <w:r>
+        <w:rPr>
+          <w:rStyle w:val="OperatorTok"/>
+        </w:rPr>
+        <w:t xml:space="preserve">;</w:t>
+      </w:r>
+      <w:r>
+        <w:br/>
+      </w:r>
+      <w:r>
+        <w:rPr>
+          <w:rStyle w:val="NormalTok"/>
+        </w:rPr>
+        <w:t xml:space="preserve">app</w:t>
+      </w:r>
+      <w:r>
+        <w:rPr>
+          <w:rStyle w:val="OperatorTok"/>
+        </w:rPr>
+        <w:t xml:space="preserve">.</w:t>
+      </w:r>
+      <w:r>
+        <w:rPr>
+          <w:rStyle w:val="FunctionTok"/>
+        </w:rPr>
+        <w:t xml:space="preserve">use</w:t>
+      </w:r>
+      <w:r>
+        <w:rPr>
+          <w:rStyle w:val="NormalTok"/>
+        </w:rPr>
+        <w:t xml:space="preserve">(</w:t>
+      </w:r>
+      <w:r>
+        <w:rPr>
+          <w:rStyle w:val="StringTok"/>
+        </w:rPr>
+        <w:t xml:space="preserve">"/api/sessions"</w:t>
+      </w:r>
+      <w:r>
+        <w:rPr>
+          <w:rStyle w:val="OperatorTok"/>
+        </w:rPr>
+        <w:t xml:space="preserve">,</w:t>
+      </w:r>
+      <w:r>
+        <w:rPr>
+          <w:rStyle w:val="NormalTok"/>
+        </w:rPr>
+        <w:t xml:space="preserve">      sessionRoutes)</w:t>
+      </w:r>
+      <w:r>
+        <w:rPr>
+          <w:rStyle w:val="OperatorTok"/>
+        </w:rPr>
+        <w:t xml:space="preserve">;</w:t>
+      </w:r>
+      <w:r>
+        <w:br/>
+      </w:r>
+      <w:r>
+        <w:rPr>
+          <w:rStyle w:val="NormalTok"/>
+        </w:rPr>
+        <w:t xml:space="preserve">app</w:t>
+      </w:r>
+      <w:r>
+        <w:rPr>
+          <w:rStyle w:val="OperatorTok"/>
+        </w:rPr>
+        <w:t xml:space="preserve">.</w:t>
+      </w:r>
+      <w:r>
+        <w:rPr>
+          <w:rStyle w:val="FunctionTok"/>
+        </w:rPr>
+        <w:t xml:space="preserve">use</w:t>
+      </w:r>
+      <w:r>
+        <w:rPr>
+          <w:rStyle w:val="NormalTok"/>
+        </w:rPr>
+        <w:t xml:space="preserve">(</w:t>
+      </w:r>
+      <w:r>
+        <w:rPr>
+          <w:rStyle w:val="StringTok"/>
+        </w:rPr>
+        <w:t xml:space="preserve">"/api/chat"</w:t>
+      </w:r>
+      <w:r>
+        <w:rPr>
+          <w:rStyle w:val="OperatorTok"/>
+        </w:rPr>
+        <w:t xml:space="preserve">,</w:t>
+      </w:r>
+      <w:r>
+        <w:rPr>
+          <w:rStyle w:val="NormalTok"/>
+        </w:rPr>
+        <w:t xml:space="preserve">          chatRoutes)</w:t>
+      </w:r>
+      <w:r>
+        <w:rPr>
+          <w:rStyle w:val="OperatorTok"/>
+        </w:rPr>
+        <w:t xml:space="preserve">;</w:t>
+      </w:r>
+      <w:r>
+        <w:br/>
+      </w:r>
+      <w:r>
+        <w:rPr>
+          <w:rStyle w:val="NormalTok"/>
+        </w:rPr>
+        <w:t xml:space="preserve">app</w:t>
+      </w:r>
+      <w:r>
+        <w:rPr>
+          <w:rStyle w:val="OperatorTok"/>
+        </w:rPr>
+        <w:t xml:space="preserve">.</w:t>
+      </w:r>
+      <w:r>
+        <w:rPr>
+          <w:rStyle w:val="FunctionTok"/>
+        </w:rPr>
+        <w:t xml:space="preserve">use</w:t>
+      </w:r>
+      <w:r>
+        <w:rPr>
+          <w:rStyle w:val="NormalTok"/>
+        </w:rPr>
+        <w:t xml:space="preserve">(</w:t>
+      </w:r>
+      <w:r>
+        <w:rPr>
+          <w:rStyle w:val="StringTok"/>
+        </w:rPr>
+        <w:t xml:space="preserve">"/api/qa"</w:t>
+      </w:r>
+      <w:r>
+        <w:rPr>
+          <w:rStyle w:val="OperatorTok"/>
+        </w:rPr>
+        <w:t xml:space="preserve">,</w:t>
+      </w:r>
+      <w:r>
+        <w:rPr>
+          <w:rStyle w:val="NormalTok"/>
+        </w:rPr>
+        <w:t xml:space="preserve">            qaRoutes)</w:t>
+      </w:r>
+      <w:r>
+        <w:rPr>
+          <w:rStyle w:val="OperatorTok"/>
+        </w:rPr>
+        <w:t xml:space="preserve">;</w:t>
+      </w:r>
+    </w:p>
+    <w:p>
+      <w:pPr>
+        <w:pStyle w:val="FirstParagraph"/>
+      </w:pPr>
+      <w:r>
+        <w:t xml:space="preserve">Each prefix corresponds to a domain area of the application. The nine route modules collectively define the complete API surface of the backend. Every route beyond</w:t>
+      </w:r>
+      <w:r>
+        <w:t xml:space="preserve"> </w:t>
+      </w:r>
+      <w:r>
+        <w:rPr>
+          <w:rStyle w:val="VerbatimChar"/>
+        </w:rPr>
+        <w:t xml:space="preserve">/api/auth</w:t>
+      </w:r>
+      <w:r>
+        <w:t xml:space="preserve"> </w:t>
+      </w:r>
+      <w:r>
+        <w:t xml:space="preserve">requires the</w:t>
+      </w:r>
+      <w:r>
+        <w:t xml:space="preserve"> </w:t>
+      </w:r>
+      <w:r>
+        <w:rPr>
+          <w:rStyle w:val="VerbatimChar"/>
+        </w:rPr>
+        <w:t xml:space="preserve">authenticate</w:t>
+      </w:r>
+      <w:r>
+        <w:t xml:space="preserve"> </w:t>
+      </w:r>
+      <w:r>
+        <w:t xml:space="preserve">middleware, which verifies the JWT and attaches the user object to the request before any controller executes.</w:t>
+      </w:r>
+    </w:p>
+    <w:bookmarkEnd w:id="59"/>
+    <w:bookmarkStart w:id="60" w:name="middleware-layer"/>
+    <w:p>
+      <w:pPr>
+        <w:pStyle w:val="Heading3"/>
+      </w:pPr>
+      <w:r>
+        <w:t xml:space="preserve">3.4.2 Middleware Layer</w:t>
+      </w:r>
+    </w:p>
+    <w:p>
+      <w:pPr>
+        <w:pStyle w:val="FirstParagraph"/>
+      </w:pPr>
+      <w:r>
+        <w:t xml:space="preserve">Three middleware modules operate in the backend.</w:t>
+      </w:r>
+    </w:p>
+    <w:p>
+      <w:pPr>
+        <w:pStyle w:val="BodyText"/>
+      </w:pPr>
+      <w:r>
+        <w:rPr>
+          <w:rStyle w:val="VerbatimChar"/>
+          <w:b/>
+          <w:bCs/>
+        </w:rPr>
+        <w:t xml:space="preserve">auth.js</w:t>
+      </w:r>
+      <w:r>
+        <w:t xml:space="preserve"> </w:t>
+      </w:r>
+      <w:r>
+        <w:t xml:space="preserve">is the authentication guard. It extracts the Bearer token from the</w:t>
+      </w:r>
+      <w:r>
+        <w:t xml:space="preserve"> </w:t>
+      </w:r>
+      <w:r>
+        <w:rPr>
+          <w:rStyle w:val="VerbatimChar"/>
+        </w:rPr>
+        <w:t xml:space="preserve">Authorization</w:t>
+      </w:r>
+      <w:r>
+        <w:t xml:space="preserve"> </w:t>
+      </w:r>
+      <w:r>
+        <w:t xml:space="preserve">header, verifies it using</w:t>
+      </w:r>
+      <w:r>
+        <w:t xml:space="preserve"> </w:t>
+      </w:r>
+      <w:r>
+        <w:rPr>
+          <w:rStyle w:val="VerbatimChar"/>
+        </w:rPr>
+        <w:t xml:space="preserve">verifyToken</w:t>
+      </w:r>
+      <w:r>
+        <w:t xml:space="preserve"> </w:t>
+      </w:r>
+      <w:r>
+        <w:t xml:space="preserve">from the JWT utility, fetches the corresponding user record from the database, and attaches the user object to</w:t>
+      </w:r>
+      <w:r>
+        <w:t xml:space="preserve"> </w:t>
+      </w:r>
+      <w:r>
+        <w:rPr>
+          <w:rStyle w:val="VerbatimChar"/>
+        </w:rPr>
+        <w:t xml:space="preserve">req.user</w:t>
+      </w:r>
+      <w:r>
+        <w:t xml:space="preserve">. If any step fails, such as the cases of a missing header, invalid token, or user not found, it returns a</w:t>
+      </w:r>
+      <w:r>
+        <w:t xml:space="preserve"> </w:t>
+      </w:r>
+      <w:r>
+        <w:rPr>
+          <w:rStyle w:val="VerbatimChar"/>
+        </w:rPr>
+        <w:t xml:space="preserve">401 Unauthorized</w:t>
+      </w:r>
+      <w:r>
+        <w:t xml:space="preserve"> </w:t>
+      </w:r>
+      <w:r>
+        <w:t xml:space="preserve">response immediately, preventing the request from reaching the controller.</w:t>
+      </w:r>
+    </w:p>
+    <w:p>
+      <w:pPr>
+        <w:pStyle w:val="BodyText"/>
+      </w:pPr>
+      <w:r>
+        <w:rPr>
+          <w:rStyle w:val="VerbatimChar"/>
+          <w:b/>
+          <w:bCs/>
+        </w:rPr>
+        <w:t xml:space="preserve">validate.js</w:t>
+      </w:r>
+      <w:r>
+        <w:t xml:space="preserve"> </w:t>
+      </w:r>
+      <w:r>
+        <w:t xml:space="preserve">is the validation middleware. It accepts a Joi schema as its argument and returns a middleware function that validates</w:t>
+      </w:r>
+      <w:r>
+        <w:t xml:space="preserve"> </w:t>
+      </w:r>
+      <w:r>
+        <w:rPr>
+          <w:rStyle w:val="VerbatimChar"/>
+        </w:rPr>
+        <w:t xml:space="preserve">req.body</w:t>
+      </w:r>
+      <w:r>
+        <w:t xml:space="preserve"> </w:t>
+      </w:r>
+      <w:r>
+        <w:t xml:space="preserve">against that schema. If validation fails, it returns a</w:t>
+      </w:r>
+      <w:r>
+        <w:t xml:space="preserve"> </w:t>
+      </w:r>
+      <w:r>
+        <w:rPr>
+          <w:rStyle w:val="VerbatimChar"/>
+        </w:rPr>
+        <w:t xml:space="preserve">400 Bad Request</w:t>
+      </w:r>
+      <w:r>
+        <w:t xml:space="preserve"> </w:t>
+      </w:r>
+      <w:r>
+        <w:t xml:space="preserve">response with a structured error array describing every failing field. If validation passes, it attaches the validated (and sanitized) data to</w:t>
+      </w:r>
+      <w:r>
+        <w:t xml:space="preserve"> </w:t>
+      </w:r>
+      <w:r>
+        <w:rPr>
+          <w:rStyle w:val="VerbatimChar"/>
+        </w:rPr>
+        <w:t xml:space="preserve">req.validatedData</w:t>
+      </w:r>
+      <w:r>
+        <w:t xml:space="preserve">, which controllers use instead of</w:t>
+      </w:r>
+      <w:r>
+        <w:t xml:space="preserve"> </w:t>
+      </w:r>
+      <w:r>
+        <w:rPr>
+          <w:rStyle w:val="VerbatimChar"/>
+        </w:rPr>
+        <w:t xml:space="preserve">req.body</w:t>
+      </w:r>
+      <w:r>
+        <w:t xml:space="preserve"> </w:t>
+      </w:r>
+      <w:r>
+        <w:t xml:space="preserve">directly. This ensures that controllers always receive data that has already been validated and stripped of unknown fields.</w:t>
+      </w:r>
+    </w:p>
+    <w:p>
+      <w:pPr>
+        <w:pStyle w:val="BodyText"/>
+      </w:pPr>
+      <w:r>
+        <w:rPr>
+          <w:rStyle w:val="VerbatimChar"/>
+          <w:b/>
+          <w:bCs/>
+        </w:rPr>
+        <w:t xml:space="preserve">parse.js</w:t>
+      </w:r>
+      <w:r>
+        <w:t xml:space="preserve"> </w:t>
+      </w:r>
+      <w:r>
+        <w:t xml:space="preserve">is a specialized middleware for multipart form data. When file uploads are handled by Multer, JSON fields within the form body arrive as strings rather than parsed objects. The</w:t>
+      </w:r>
+      <w:r>
+        <w:t xml:space="preserve"> </w:t>
+      </w:r>
+      <w:r>
+        <w:rPr>
+          <w:rStyle w:val="VerbatimChar"/>
+        </w:rPr>
+        <w:t xml:space="preserve">parseJsonFields</w:t>
+      </w:r>
+      <w:r>
+        <w:t xml:space="preserve"> </w:t>
+      </w:r>
+      <w:r>
+        <w:t xml:space="preserve">middleware accepts a list of field names and attempts</w:t>
+      </w:r>
+      <w:r>
+        <w:t xml:space="preserve"> </w:t>
+      </w:r>
+      <w:r>
+        <w:rPr>
+          <w:rStyle w:val="VerbatimChar"/>
+        </w:rPr>
+        <w:t xml:space="preserve">JSON.parse</w:t>
+      </w:r>
+      <w:r>
+        <w:t xml:space="preserve"> </w:t>
+      </w:r>
+      <w:r>
+        <w:t xml:space="preserve">on each, converting them to their native types before validation runs. This was specifically required for the</w:t>
+      </w:r>
+      <w:r>
+        <w:t xml:space="preserve"> </w:t>
+      </w:r>
+      <w:r>
+        <w:rPr>
+          <w:rStyle w:val="VerbatimChar"/>
+        </w:rPr>
+        <w:t xml:space="preserve">skills_to_teach</w:t>
+      </w:r>
+      <w:r>
+        <w:t xml:space="preserve"> </w:t>
+      </w:r>
+      <w:r>
+        <w:t xml:space="preserve">and</w:t>
+      </w:r>
+      <w:r>
+        <w:t xml:space="preserve"> </w:t>
+      </w:r>
+      <w:r>
+        <w:rPr>
+          <w:rStyle w:val="VerbatimChar"/>
+        </w:rPr>
+        <w:t xml:space="preserve">skills_to_learn</w:t>
+      </w:r>
+      <w:r>
+        <w:t xml:space="preserve"> </w:t>
+      </w:r>
+      <w:r>
+        <w:t xml:space="preserve">arrays in the profile completion endpoint, which are serialized as JSON strings inside a multipart form.</w:t>
+      </w:r>
+    </w:p>
+    <w:bookmarkEnd w:id="60"/>
+    <w:bookmarkStart w:id="61" w:name="utility-layer"/>
+    <w:p>
+      <w:pPr>
+        <w:pStyle w:val="Heading3"/>
+      </w:pPr>
+      <w:r>
+        <w:t xml:space="preserve">3.4.3 Utility Layer</w:t>
+      </w:r>
+    </w:p>
+    <w:p>
+      <w:pPr>
+        <w:pStyle w:val="FirstParagraph"/>
+      </w:pPr>
+      <w:r>
+        <w:t xml:space="preserve">Five utility modules provide reusable functionality to the service layer.</w:t>
+      </w:r>
+    </w:p>
+    <w:p>
+      <w:pPr>
+        <w:pStyle w:val="BodyText"/>
+      </w:pPr>
+      <w:r>
+        <w:rPr>
+          <w:rStyle w:val="VerbatimChar"/>
+          <w:b/>
+          <w:bCs/>
+        </w:rPr>
+        <w:t xml:space="preserve">jwt.js</w:t>
+      </w:r>
+      <w:r>
+        <w:t xml:space="preserve"> </w:t>
+      </w:r>
+      <w:r>
+        <w:t xml:space="preserve">wraps the</w:t>
+      </w:r>
+      <w:r>
+        <w:t xml:space="preserve"> </w:t>
+      </w:r>
+      <w:r>
+        <w:rPr>
+          <w:rStyle w:val="VerbatimChar"/>
+        </w:rPr>
+        <w:t xml:space="preserve">jsonwebtoken</w:t>
+      </w:r>
+      <w:r>
+        <w:t xml:space="preserve"> </w:t>
+      </w:r>
+      <w:r>
+        <w:t xml:space="preserve">library.</w:t>
+      </w:r>
+      <w:r>
+        <w:t xml:space="preserve"> </w:t>
+      </w:r>
+      <w:r>
+        <w:rPr>
+          <w:rStyle w:val="VerbatimChar"/>
+        </w:rPr>
+        <w:t xml:space="preserve">generateToken(payload)</w:t>
+      </w:r>
+      <w:r>
+        <w:t xml:space="preserve"> </w:t>
+      </w:r>
+      <w:r>
+        <w:t xml:space="preserve">signs a token with the application’s</w:t>
+      </w:r>
+      <w:r>
+        <w:t xml:space="preserve"> </w:t>
+      </w:r>
+      <w:r>
+        <w:rPr>
+          <w:rStyle w:val="VerbatimChar"/>
+        </w:rPr>
+        <w:t xml:space="preserve">JWT_SECRET</w:t>
+      </w:r>
+      <w:r>
+        <w:t xml:space="preserve"> </w:t>
+      </w:r>
+      <w:r>
+        <w:t xml:space="preserve">and a seven-day expiry.</w:t>
+      </w:r>
+      <w:r>
+        <w:t xml:space="preserve"> </w:t>
+      </w:r>
+      <w:r>
+        <w:rPr>
+          <w:rStyle w:val="VerbatimChar"/>
+        </w:rPr>
+        <w:t xml:space="preserve">verifyToken(token)</w:t>
+      </w:r>
+      <w:r>
+        <w:t xml:space="preserve"> </w:t>
+      </w:r>
+      <w:r>
+        <w:t xml:space="preserve">verifies the signature and returns the decoded payload, or throws an error that propagates up through the middleware chain.</w:t>
+      </w:r>
+    </w:p>
+    <w:p>
+      <w:pPr>
+        <w:pStyle w:val="BodyText"/>
+      </w:pPr>
+      <w:r>
+        <w:rPr>
+          <w:rStyle w:val="VerbatimChar"/>
+          <w:b/>
+          <w:bCs/>
+        </w:rPr>
+        <w:t xml:space="preserve">password.js</w:t>
+      </w:r>
+      <w:r>
+        <w:t xml:space="preserve"> </w:t>
+      </w:r>
+      <w:r>
+        <w:t xml:space="preserve">wraps the</w:t>
+      </w:r>
+      <w:r>
+        <w:t xml:space="preserve"> </w:t>
+      </w:r>
+      <w:r>
+        <w:rPr>
+          <w:rStyle w:val="VerbatimChar"/>
+        </w:rPr>
+        <w:t xml:space="preserve">bcryptjs</w:t>
+      </w:r>
+      <w:r>
+        <w:t xml:space="preserve"> </w:t>
+      </w:r>
+      <w:r>
+        <w:t xml:space="preserve">library.</w:t>
+      </w:r>
+      <w:r>
+        <w:t xml:space="preserve"> </w:t>
+      </w:r>
+      <w:r>
+        <w:rPr>
+          <w:rStyle w:val="VerbatimChar"/>
+        </w:rPr>
+        <w:t xml:space="preserve">hashPassword(password)</w:t>
+      </w:r>
+      <w:r>
+        <w:t xml:space="preserve"> </w:t>
+      </w:r>
+      <w:r>
+        <w:t xml:space="preserve">generates a random ten-character salt and returns the bcrypt hash.</w:t>
+      </w:r>
+      <w:r>
+        <w:t xml:space="preserve"> </w:t>
+      </w:r>
+      <w:r>
+        <w:rPr>
+          <w:rStyle w:val="VerbatimChar"/>
+        </w:rPr>
+        <w:t xml:space="preserve">comparePassword(password,hashedPassword)</w:t>
+      </w:r>
+      <w:r>
+        <w:t xml:space="preserve"> </w:t>
+      </w:r>
+      <w:r>
+        <w:t xml:space="preserve">extracts the salt from the hash, applies it to the input, and compares the result. An important bug was encountered during development: the initial implementation of</w:t>
+      </w:r>
+      <w:r>
+        <w:t xml:space="preserve"> </w:t>
+      </w:r>
+      <w:r>
+        <w:rPr>
+          <w:rStyle w:val="VerbatimChar"/>
+        </w:rPr>
+        <w:t xml:space="preserve">register</w:t>
+      </w:r>
+      <w:r>
+        <w:t xml:space="preserve"> </w:t>
+      </w:r>
+      <w:r>
+        <w:t xml:space="preserve">in</w:t>
+      </w:r>
+      <w:r>
+        <w:t xml:space="preserve"> </w:t>
+      </w:r>
+      <w:r>
+        <w:rPr>
+          <w:rStyle w:val="VerbatimChar"/>
+        </w:rPr>
+        <w:t xml:space="preserve">authService.js</w:t>
+      </w:r>
+      <w:r>
+        <w:t xml:space="preserve"> </w:t>
+      </w:r>
+      <w:r>
+        <w:t xml:space="preserve">omitted the</w:t>
+      </w:r>
+      <w:r>
+        <w:t xml:space="preserve"> </w:t>
+      </w:r>
+      <w:r>
+        <w:rPr>
+          <w:rStyle w:val="VerbatimChar"/>
+        </w:rPr>
+        <w:t xml:space="preserve">await</w:t>
+      </w:r>
+      <w:r>
+        <w:t xml:space="preserve"> </w:t>
+      </w:r>
+      <w:r>
+        <w:t xml:space="preserve">keyword before</w:t>
+      </w:r>
+      <w:r>
+        <w:t xml:space="preserve"> </w:t>
+      </w:r>
+      <w:r>
+        <w:rPr>
+          <w:rStyle w:val="VerbatimChar"/>
+        </w:rPr>
+        <w:t xml:space="preserve">hashPassword</w:t>
+      </w:r>
+      <w:r>
+        <w:t xml:space="preserve">, causing the promise to be stored in the</w:t>
+      </w:r>
+      <w:r>
+        <w:t xml:space="preserve"> </w:t>
+      </w:r>
+      <w:r>
+        <w:rPr>
+          <w:rStyle w:val="VerbatimChar"/>
+        </w:rPr>
+        <w:t xml:space="preserve">password_hash</w:t>
+      </w:r>
+      <w:r>
+        <w:t xml:space="preserve"> </w:t>
+      </w:r>
+      <w:r>
+        <w:t xml:space="preserve">column rather than the resolved string. The password field in the database was recorded as</w:t>
+      </w:r>
+      <w:r>
+        <w:t xml:space="preserve"> </w:t>
+      </w:r>
+      <w:r>
+        <w:rPr>
+          <w:rStyle w:val="VerbatimChar"/>
+        </w:rPr>
+        <w:t xml:space="preserve">[object Promise]</w:t>
+      </w:r>
+      <w:r>
+        <w:t xml:space="preserve">. This was caught during testing and resolved by adding</w:t>
+      </w:r>
+      <w:r>
+        <w:t xml:space="preserve"> </w:t>
+      </w:r>
+      <w:r>
+        <w:rPr>
+          <w:rStyle w:val="VerbatimChar"/>
+        </w:rPr>
+        <w:t xml:space="preserve">await</w:t>
+      </w:r>
+      <w:r>
+        <w:t xml:space="preserve">.</w:t>
+      </w:r>
+    </w:p>
+    <w:p>
+      <w:pPr>
+        <w:pStyle w:val="BodyText"/>
+      </w:pPr>
+      <w:r>
+        <w:rPr>
+          <w:rStyle w:val="VerbatimChar"/>
+          <w:b/>
+          <w:bCs/>
+        </w:rPr>
+        <w:t xml:space="preserve">supabaseUpload.js</w:t>
+      </w:r>
+      <w:r>
+        <w:t xml:space="preserve"> </w:t>
+      </w:r>
+      <w:r>
+        <w:t xml:space="preserve">handles file persistence to Supabase Storage. It generates a UUID-based filename (to prevent collisions), uploads the file buffer to the specified bucket, and retrieves the public URL. An early version of this utility returned the entire</w:t>
+      </w:r>
+      <w:r>
+        <w:t xml:space="preserve"> </w:t>
+      </w:r>
+      <w:r>
+        <w:rPr>
+          <w:rStyle w:val="VerbatimChar"/>
+        </w:rPr>
+        <w:t xml:space="preserve">publicUrlData</w:t>
+      </w:r>
+      <w:r>
+        <w:t xml:space="preserve"> </w:t>
+      </w:r>
+      <w:r>
+        <w:t xml:space="preserve">object rather than</w:t>
+      </w:r>
+      <w:r>
+        <w:t xml:space="preserve"> </w:t>
+      </w:r>
+      <w:r>
+        <w:rPr>
+          <w:rStyle w:val="VerbatimChar"/>
+        </w:rPr>
+        <w:t xml:space="preserve">publicUrlData.publicUrl</w:t>
+      </w:r>
+      <w:r>
+        <w:t xml:space="preserve">, causing the full JavaScript object to be stored in the</w:t>
+      </w:r>
+      <w:r>
+        <w:t xml:space="preserve"> </w:t>
+      </w:r>
+      <w:r>
+        <w:rPr>
+          <w:rStyle w:val="VerbatimChar"/>
+        </w:rPr>
+        <w:t xml:space="preserve">icon_url</w:t>
+      </w:r>
+      <w:r>
+        <w:t xml:space="preserve"> </w:t>
+      </w:r>
+      <w:r>
+        <w:t xml:space="preserve">column of the skills table. This was corrected by extracting only the</w:t>
+      </w:r>
+      <w:r>
+        <w:t xml:space="preserve"> </w:t>
+      </w:r>
+      <w:r>
+        <w:rPr>
+          <w:rStyle w:val="VerbatimChar"/>
+        </w:rPr>
+        <w:t xml:space="preserve">.publicUrl</w:t>
+      </w:r>
+      <w:r>
+        <w:t xml:space="preserve"> </w:t>
+      </w:r>
+      <w:r>
+        <w:t xml:space="preserve">property.</w:t>
+      </w:r>
+    </w:p>
+    <w:p>
+      <w:pPr>
+        <w:pStyle w:val="BodyText"/>
+      </w:pPr>
+      <w:r>
+        <w:rPr>
+          <w:rStyle w:val="VerbatimChar"/>
+          <w:b/>
+          <w:bCs/>
+        </w:rPr>
+        <w:t xml:space="preserve">notification.js</w:t>
+      </w:r>
+      <w:r>
+        <w:t xml:space="preserve"> </w:t>
+      </w:r>
+      <w:r>
+        <w:t xml:space="preserve">is the cross-cutting utility for creating and delivering notifications. It inserts a single row into the</w:t>
+      </w:r>
+      <w:r>
+        <w:t xml:space="preserve"> </w:t>
+      </w:r>
+      <w:r>
+        <w:rPr>
+          <w:rStyle w:val="VerbatimChar"/>
+        </w:rPr>
+        <w:t xml:space="preserve">notifications</w:t>
+      </w:r>
+      <w:r>
+        <w:t xml:space="preserve"> </w:t>
+      </w:r>
+      <w:r>
+        <w:t xml:space="preserve">table, then maps over an array of recipient IDs to insert corresponding rows into the</w:t>
+      </w:r>
+      <w:r>
+        <w:t xml:space="preserve"> </w:t>
+      </w:r>
+      <w:r>
+        <w:rPr>
+          <w:rStyle w:val="VerbatimChar"/>
+        </w:rPr>
+        <w:t xml:space="preserve">user_notifications</w:t>
+      </w:r>
+      <w:r>
+        <w:t xml:space="preserve"> </w:t>
+      </w:r>
+      <w:r>
+        <w:t xml:space="preserve">table. It then iterates over the inserted notifications and emits each individually to the target user’s personal Socket.IO room (</w:t>
+      </w:r>
+      <w:r>
+        <w:rPr>
+          <w:rStyle w:val="VerbatimChar"/>
+        </w:rPr>
+        <w:t xml:space="preserve">user:{userId}</w:t>
+      </w:r>
+      <w:r>
+        <w:t xml:space="preserve">). This design supports both single-recipient notifications (friend requests) and bulk notifications (new session created for all group members).</w:t>
+      </w:r>
+    </w:p>
+    <w:p>
+      <w:pPr>
+        <w:pStyle w:val="BodyText"/>
+      </w:pPr>
+      <w:r>
+        <w:rPr>
+          <w:rStyle w:val="VerbatimChar"/>
+          <w:b/>
+          <w:bCs/>
+        </w:rPr>
+        <w:t xml:space="preserve">artifactExtractor.js</w:t>
+      </w:r>
+      <w:r>
+        <w:t xml:space="preserve"> </w:t>
+      </w:r>
+      <w:r>
+        <w:t xml:space="preserve">handles text extraction from uploaded files and the generation and storage of vector embeddings. It supports PDF files via</w:t>
+      </w:r>
+      <w:r>
+        <w:t xml:space="preserve"> </w:t>
+      </w:r>
+      <w:r>
+        <w:rPr>
+          <w:rStyle w:val="VerbatimChar"/>
+        </w:rPr>
+        <w:t xml:space="preserve">pdf2json</w:t>
+      </w:r>
+      <w:r>
+        <w:t xml:space="preserve">, Word documents via</w:t>
+      </w:r>
+      <w:r>
+        <w:t xml:space="preserve"> </w:t>
+      </w:r>
+      <w:r>
+        <w:rPr>
+          <w:rStyle w:val="VerbatimChar"/>
+        </w:rPr>
+        <w:t xml:space="preserve">mammoth</w:t>
+      </w:r>
+      <w:r>
+        <w:t xml:space="preserve">, and plain text files via direct UTF-8 decoding. Extracted text is split into 500-word chunks with a 50-word overlap, each chunk is embedded using the</w:t>
+      </w:r>
+      <w:r>
+        <w:t xml:space="preserve"> </w:t>
+      </w:r>
+      <w:r>
+        <w:rPr>
+          <w:rStyle w:val="VerbatimChar"/>
+        </w:rPr>
+        <w:t xml:space="preserve">embeddingService</w:t>
+      </w:r>
+      <w:r>
+        <w:t xml:space="preserve">, and the resulting records are inserted into the</w:t>
+      </w:r>
+      <w:r>
+        <w:t xml:space="preserve"> </w:t>
+      </w:r>
+      <w:r>
+        <w:rPr>
+          <w:rStyle w:val="VerbatimChar"/>
+        </w:rPr>
+        <w:t xml:space="preserve">artifact_embeddings</w:t>
+      </w:r>
+      <w:r>
+        <w:t xml:space="preserve"> </w:t>
+      </w:r>
+      <w:r>
+        <w:t xml:space="preserve">table. This process runs asynchronously, it is fired with</w:t>
+      </w:r>
+      <w:r>
+        <w:t xml:space="preserve"> </w:t>
+      </w:r>
+      <w:r>
+        <w:rPr>
+          <w:rStyle w:val="VerbatimChar"/>
+        </w:rPr>
+        <w:t xml:space="preserve">.catch</w:t>
+      </w:r>
+      <w:r>
+        <w:t xml:space="preserve"> </w:t>
+      </w:r>
+      <w:r>
+        <w:t xml:space="preserve">after the session creation response is returned to the client, so artifact processing</w:t>
+      </w:r>
+      <w:r>
+        <w:t xml:space="preserve"> </w:t>
+      </w:r>
+      <w:r>
+        <w:t xml:space="preserve">never blocks the user-facing operation.</w:t>
+      </w:r>
+    </w:p>
+    <w:bookmarkEnd w:id="61"/>
+    <w:bookmarkEnd w:id="62"/>
+    <w:bookmarkStart w:id="66" w:name="api-design-and-route-organization"/>
+    <w:p>
+      <w:pPr>
+        <w:pStyle w:val="Heading2"/>
+      </w:pPr>
+      <w:r>
+        <w:t xml:space="preserve">3.5 API Design and Route Organization</w:t>
+      </w:r>
+    </w:p>
+    <w:p>
+      <w:pPr>
+        <w:pStyle w:val="FirstParagraph"/>
+      </w:pPr>
+      <w:r>
+        <w:t xml:space="preserve">Figure 3.2 presents a sequence diagram for one of the most representative flows in the backend: the session creation flow, which exercises authentication middleware, validation middleware, multipart file handling, database insertion, asynchronous embeddinggeneration, notification delivery, and the Socket.IO layer simultaneously.</w:t>
+      </w:r>
+    </w:p>
+    <w:p>
+      <w:pPr>
+        <w:pStyle w:val="CaptionedFigure"/>
+      </w:pPr>
+      <w:r>
+        <w:drawing>
+          <wp:inline>
+            <wp:extent cx="5334000" cy="3601315"/>
+            <wp:effectExtent b="0" l="0" r="0" t="0"/>
+            <wp:docPr descr="Sequence Diagram" title="" id="64" name="Picture"/>
+            <a:graphic>
+              <a:graphicData uri="http://schemas.openxmlformats.org/drawingml/2006/picture">
+                <pic:pic>
+                  <pic:nvPicPr>
+                    <pic:cNvPr descr="SessionCreationSequenceDiagram.png" id="65" name="Picture"/>
+                    <pic:cNvPicPr>
+                      <a:picLocks noChangeArrowheads="1" noChangeAspect="1"/>
+                    </pic:cNvPicPr>
+                  </pic:nvPicPr>
+                  <pic:blipFill>
+                    <a:blip r:embed="rId63"/>
+                    <a:stretch>
+                      <a:fillRect/>
+                    </a:stretch>
+                  </pic:blipFill>
+                  <pic:spPr bwMode="auto">
+                    <a:xfrm>
+                      <a:off x="0" y="0"/>
+                      <a:ext cx="5334000" cy="3601315"/>
+                    </a:xfrm>
+                    <a:prstGeom prst="rect">
+                      <a:avLst/>
+                    </a:prstGeom>
+                    <a:noFill/>
+                    <a:ln w="9525">
+                      <a:noFill/>
+                      <a:headEnd/>
+                      <a:tailEnd/>
+                    </a:ln>
+                  </pic:spPr>
+                </pic:pic>
+              </a:graphicData>
+            </a:graphic>
+          </wp:inline>
+        </w:drawing>
+      </w:r>
+    </w:p>
+    <w:p>
+      <w:pPr>
+        <w:pStyle w:val="ImageCaption"/>
+      </w:pPr>
+      <w:r>
+        <w:t xml:space="preserve">Sequence Diagram</w:t>
+      </w:r>
+    </w:p>
+    <w:p>
+      <w:pPr>
+        <w:pStyle w:val="BodyText"/>
+      </w:pPr>
+      <w:r>
+        <w:rPr>
+          <w:b/>
+          <w:bCs/>
+        </w:rPr>
+        <w:t xml:space="preserve">Figure 3.2</w:t>
+      </w:r>
+      <w:r>
+        <w:t xml:space="preserve"> </w:t>
+      </w:r>
+      <w:r>
+        <w:t xml:space="preserve">- Sequence Diagram: Session Creation Flow</w:t>
+      </w:r>
+    </w:p>
+    <w:p>
+      <w:pPr>
+        <w:pStyle w:val="BodyText"/>
+      </w:pPr>
+      <w:r>
+        <w:t xml:space="preserve">The session creation sequence illustrated in Figure 3.2 is one of the most complex flows in the entire backend because it exercises nearly every layer of the system simultaneously. Walking through the sequence reveals how the layered architecture distributes responsibility cleanly at each step.</w:t>
+      </w:r>
+    </w:p>
+    <w:p>
+      <w:pPr>
+        <w:pStyle w:val="BodyText"/>
+      </w:pPr>
+      <w:r>
+        <w:t xml:space="preserve">The request arrives as a</w:t>
+      </w:r>
+      <w:r>
+        <w:t xml:space="preserve"> </w:t>
+      </w:r>
+      <w:r>
+        <w:rPr>
+          <w:rStyle w:val="VerbatimChar"/>
+        </w:rPr>
+        <w:t xml:space="preserve">multipart/form-data</w:t>
+      </w:r>
+      <w:r>
+        <w:t xml:space="preserve"> </w:t>
+      </w:r>
+      <w:r>
+        <w:t xml:space="preserve">POST because it carries both structured fields (title, description, dates, times) and binary file data (the artifact files). The</w:t>
+      </w:r>
+      <w:r>
+        <w:t xml:space="preserve"> </w:t>
+      </w:r>
+      <w:r>
+        <w:rPr>
+          <w:rStyle w:val="VerbatimChar"/>
+        </w:rPr>
+        <w:t xml:space="preserve">authenticate</w:t>
+      </w:r>
+      <w:r>
+        <w:t xml:space="preserve"> </w:t>
+      </w:r>
+      <w:r>
+        <w:t xml:space="preserve">middleware runs first, unconditionally, verifying the JWT and attaching the user record to the request. This happens before Multer processes the files, ensuring that anonymous callers never trigger file processing overhead.</w:t>
+      </w:r>
+    </w:p>
+    <w:p>
+      <w:pPr>
+        <w:pStyle w:val="BodyText"/>
+      </w:pPr>
+      <w:r>
+        <w:t xml:space="preserve">Multer processes the multipart body next, storing the file buffers in memory and validating each file’s MIME type and size before the request reaches the validation middleware. If any file fails the MIME check, Multer rejects the entire request. After Multer, the Joi validation middleware checks the text fields. These two middleware functions together ensure that both the structured data and the binary data meet the system’s requirements before any business logic runs.</w:t>
+      </w:r>
+    </w:p>
+    <w:p>
+      <w:pPr>
+        <w:pStyle w:val="BodyText"/>
+      </w:pPr>
+      <w:r>
+        <w:t xml:space="preserve">Inside</w:t>
+      </w:r>
+      <w:r>
+        <w:t xml:space="preserve"> </w:t>
+      </w:r>
+      <w:r>
+        <w:rPr>
+          <w:rStyle w:val="VerbatimChar"/>
+        </w:rPr>
+        <w:t xml:space="preserve">sessionService.createSession</w:t>
+      </w:r>
+      <w:r>
+        <w:t xml:space="preserve">, the first action is verifying that the requesting user is the group creator. This authorization check, not present in middleware but in the service layer, ensures that only the teacher of a specific group can create sessions for it. The service then validates that</w:t>
+      </w:r>
+      <w:r>
+        <w:t xml:space="preserve"> </w:t>
+      </w:r>
+      <w:r>
+        <w:rPr>
+          <w:rStyle w:val="VerbatimChar"/>
+        </w:rPr>
+        <w:t xml:space="preserve">end_time</w:t>
+      </w:r>
+      <w:r>
+        <w:t xml:space="preserve"> </w:t>
+      </w:r>
+      <w:r>
+        <w:t xml:space="preserve">is strictly after</w:t>
+      </w:r>
+      <w:r>
+        <w:t xml:space="preserve"> </w:t>
+      </w:r>
+      <w:r>
+        <w:rPr>
+          <w:rStyle w:val="VerbatimChar"/>
+        </w:rPr>
+        <w:t xml:space="preserve">start_time</w:t>
+      </w:r>
+      <w:r>
+        <w:t xml:space="preserve">, a temporal constraint that Joi cannot enforce without the paired field context.</w:t>
+      </w:r>
+    </w:p>
+    <w:p>
+      <w:pPr>
+        <w:pStyle w:val="BodyText"/>
+      </w:pPr>
+      <w:r>
+        <w:t xml:space="preserve">After database insertion, artifact files are uploaded to the Supabase</w:t>
+      </w:r>
+      <w:r>
+        <w:t xml:space="preserve"> </w:t>
+      </w:r>
+      <w:r>
+        <w:rPr>
+          <w:rStyle w:val="VerbatimChar"/>
+        </w:rPr>
+        <w:t xml:space="preserve">artifacts</w:t>
+      </w:r>
+      <w:r>
+        <w:t xml:space="preserve"> </w:t>
+      </w:r>
+      <w:r>
+        <w:t xml:space="preserve">bucket and their URLs are recorded in the</w:t>
+      </w:r>
+      <w:r>
+        <w:t xml:space="preserve"> </w:t>
+      </w:r>
+      <w:r>
+        <w:rPr>
+          <w:rStyle w:val="VerbatimChar"/>
+        </w:rPr>
+        <w:t xml:space="preserve">artifacts</w:t>
+      </w:r>
+      <w:r>
+        <w:t xml:space="preserve"> </w:t>
+      </w:r>
+      <w:r>
+        <w:t xml:space="preserve">table. The embedding generation step that follows is deliberately fired asynchronously using a fire-and-forget pattern (</w:t>
+      </w:r>
+      <w:r>
+        <w:rPr>
+          <w:rStyle w:val="VerbatimChar"/>
+        </w:rPr>
+        <w:t xml:space="preserve">.catch</w:t>
+      </w:r>
+      <w:r>
+        <w:t xml:space="preserve"> </w:t>
+      </w:r>
+      <w:r>
+        <w:t xml:space="preserve">to handle errors silently). This design decision was critical: generating embeddings for a multi-page PDF can take several seconds, and blocking the HTTP response for that duration would produce an unacceptable user experience. The teacher receives a successful response immediately; embedding generation continues in the background.</w:t>
+      </w:r>
+    </w:p>
+    <w:p>
+      <w:pPr>
+        <w:pStyle w:val="BodyText"/>
+      </w:pPr>
+      <w:r>
+        <w:t xml:space="preserve">The final phase of the sequence delivers notifications. The service fetches all group members with</w:t>
+      </w:r>
+      <w:r>
+        <w:t xml:space="preserve"> </w:t>
+      </w:r>
+      <w:r>
+        <w:rPr>
+          <w:rStyle w:val="VerbatimChar"/>
+        </w:rPr>
+        <w:t xml:space="preserve">has_joined = true</w:t>
+      </w:r>
+      <w:r>
+        <w:t xml:space="preserve">, constructs the participant records for the session, and calls the</w:t>
+      </w:r>
+      <w:r>
+        <w:t xml:space="preserve"> </w:t>
+      </w:r>
+      <w:r>
+        <w:rPr>
+          <w:rStyle w:val="VerbatimChar"/>
+        </w:rPr>
+        <w:t xml:space="preserve">notification</w:t>
+      </w:r>
+      <w:r>
+        <w:t xml:space="preserve"> </w:t>
+      </w:r>
+      <w:r>
+        <w:t xml:space="preserve">utility with the full array of recipient IDs. The utility inserts a single notification row and the corresponding</w:t>
+      </w:r>
+      <w:r>
+        <w:t xml:space="preserve"> </w:t>
+      </w:r>
+      <w:r>
+        <w:rPr>
+          <w:rStyle w:val="VerbatimChar"/>
+        </w:rPr>
+        <w:t xml:space="preserve">user_notifications</w:t>
+      </w:r>
+      <w:r>
+        <w:t xml:space="preserve"> </w:t>
+      </w:r>
+      <w:r>
+        <w:t xml:space="preserve">rows in a single bulk insert, then emits a Socket.IO event to each recipient’s personal room.Members who are online receive the notification in real time; those who are offline will see it when they next open the application.</w:t>
+      </w:r>
+    </w:p>
+    <w:bookmarkEnd w:id="66"/>
+    <w:bookmarkStart w:id="70" w:name="authentication-and-middleware-flow"/>
+    <w:p>
+      <w:pPr>
+        <w:pStyle w:val="Heading2"/>
+      </w:pPr>
+      <w:r>
+        <w:t xml:space="preserve">3.6 Authentication and Middleware Flow</w:t>
+      </w:r>
+    </w:p>
+    <w:p>
+      <w:pPr>
+        <w:pStyle w:val="FirstParagraph"/>
+      </w:pPr>
+      <w:r>
+        <w:t xml:space="preserve">Figure 3.3 presents a state diagram for the user account lifecycle, capturing the states a user account can occupy and the transitions between them. This diagram is</w:t>
+      </w:r>
+      <w:r>
+        <w:t xml:space="preserve"> </w:t>
+      </w:r>
+      <w:r>
+        <w:t xml:space="preserve">important for understanding how the authentication system interacts with the profile completion requirement and the password reset flow.</w:t>
+      </w:r>
+    </w:p>
+    <w:p>
+      <w:pPr>
+        <w:pStyle w:val="CaptionedFigure"/>
+      </w:pPr>
+      <w:r>
+        <w:drawing>
+          <wp:inline>
+            <wp:extent cx="4483100" cy="10388600"/>
+            <wp:effectExtent b="0" l="0" r="0" t="0"/>
+            <wp:docPr descr="State Diagram" title="" id="68" name="Picture"/>
+            <a:graphic>
+              <a:graphicData uri="http://schemas.openxmlformats.org/drawingml/2006/picture">
+                <pic:pic>
+                  <pic:nvPicPr>
+                    <pic:cNvPr descr="AccountStateDiagram.png" id="69" name="Picture"/>
+                    <pic:cNvPicPr>
+                      <a:picLocks noChangeArrowheads="1" noChangeAspect="1"/>
+                    </pic:cNvPicPr>
+                  </pic:nvPicPr>
+                  <pic:blipFill>
+                    <a:blip r:embed="rId67"/>
+                    <a:stretch>
+                      <a:fillRect/>
+                    </a:stretch>
+                  </pic:blipFill>
+                  <pic:spPr bwMode="auto">
+                    <a:xfrm>
+                      <a:off x="0" y="0"/>
+                      <a:ext cx="4483100" cy="10388600"/>
+                    </a:xfrm>
+                    <a:prstGeom prst="rect">
+                      <a:avLst/>
+                    </a:prstGeom>
+                    <a:noFill/>
+                    <a:ln w="9525">
+                      <a:noFill/>
+                      <a:headEnd/>
+                      <a:tailEnd/>
+                    </a:ln>
+                  </pic:spPr>
+                </pic:pic>
+              </a:graphicData>
+            </a:graphic>
+          </wp:inline>
+        </w:drawing>
+      </w:r>
+    </w:p>
+    <w:p>
+      <w:pPr>
+        <w:pStyle w:val="ImageCaption"/>
+      </w:pPr>
+      <w:r>
+        <w:t xml:space="preserve">State Diagram</w:t>
+      </w:r>
+    </w:p>
+    <w:p>
+      <w:pPr>
+        <w:pStyle w:val="BodyText"/>
+      </w:pPr>
+      <w:r>
+        <w:rPr>
+          <w:b/>
+          <w:bCs/>
+        </w:rPr>
+        <w:t xml:space="preserve">Figure 3.3</w:t>
+      </w:r>
+      <w:r>
+        <w:t xml:space="preserve"> </w:t>
+      </w:r>
+      <w:r>
+        <w:t xml:space="preserve">- User Account State Diagram</w:t>
+      </w:r>
+    </w:p>
+    <w:p>
+      <w:pPr>
+        <w:pStyle w:val="BodyText"/>
+      </w:pPr>
+      <w:r>
+        <w:t xml:space="preserve">The user account state diagram in Figure 3.3 reveals a design decision that has significant implications for both the backend and the frontend navigation architecture: the distinction between the</w:t>
+      </w:r>
+      <w:r>
+        <w:t xml:space="preserve"> </w:t>
+      </w:r>
+      <w:r>
+        <w:rPr>
+          <w:rStyle w:val="VerbatimChar"/>
+        </w:rPr>
+        <w:t xml:space="preserve">Registered</w:t>
+      </w:r>
+      <w:r>
+        <w:t xml:space="preserve"> </w:t>
+      </w:r>
+      <w:r>
+        <w:t xml:space="preserve">state and the</w:t>
+      </w:r>
+      <w:r>
+        <w:t xml:space="preserve"> </w:t>
+      </w:r>
+      <w:r>
+        <w:rPr>
+          <w:rStyle w:val="VerbatimChar"/>
+        </w:rPr>
+        <w:t xml:space="preserve">Active</w:t>
+      </w:r>
+      <w:r>
+        <w:t xml:space="preserve"> </w:t>
+      </w:r>
+      <w:r>
+        <w:t xml:space="preserve">state, mediated by profile completion.</w:t>
+      </w:r>
+    </w:p>
+    <w:p>
+      <w:pPr>
+        <w:pStyle w:val="BodyText"/>
+      </w:pPr>
+      <w:r>
+        <w:t xml:space="preserve">When a user registers, the backend inserts a row into the</w:t>
+      </w:r>
+      <w:r>
+        <w:t xml:space="preserve"> </w:t>
+      </w:r>
+      <w:r>
+        <w:rPr>
+          <w:rStyle w:val="VerbatimChar"/>
+        </w:rPr>
+        <w:t xml:space="preserve">users</w:t>
+      </w:r>
+      <w:r>
+        <w:t xml:space="preserve"> </w:t>
+      </w:r>
+      <w:r>
+        <w:t xml:space="preserve">table with only three fields populated:</w:t>
+      </w:r>
+      <w:r>
+        <w:t xml:space="preserve"> </w:t>
+      </w:r>
+      <w:r>
+        <w:rPr>
+          <w:rStyle w:val="VerbatimChar"/>
+        </w:rPr>
+        <w:t xml:space="preserve">email</w:t>
+      </w:r>
+      <w:r>
+        <w:t xml:space="preserve">,</w:t>
+      </w:r>
+      <w:r>
+        <w:t xml:space="preserve"> </w:t>
+      </w:r>
+      <w:r>
+        <w:rPr>
+          <w:rStyle w:val="VerbatimChar"/>
+        </w:rPr>
+        <w:t xml:space="preserve">password_hash</w:t>
+      </w:r>
+      <w:r>
+        <w:t xml:space="preserve">, and</w:t>
+      </w:r>
+      <w:r>
+        <w:t xml:space="preserve"> </w:t>
+      </w:r>
+      <w:r>
+        <w:rPr>
+          <w:rStyle w:val="VerbatimChar"/>
+        </w:rPr>
+        <w:t xml:space="preserve">full_name</w:t>
+      </w:r>
+      <w:r>
+        <w:t xml:space="preserve">. All other profile fields,</w:t>
+      </w:r>
+      <w:r>
+        <w:t xml:space="preserve"> </w:t>
+      </w:r>
+      <w:r>
+        <w:rPr>
+          <w:rStyle w:val="VerbatimChar"/>
+        </w:rPr>
+        <w:t xml:space="preserve">nick_name</w:t>
+      </w:r>
+      <w:r>
+        <w:t xml:space="preserve">,</w:t>
+      </w:r>
+      <w:r>
+        <w:t xml:space="preserve"> </w:t>
+      </w:r>
+      <w:r>
+        <w:rPr>
+          <w:rStyle w:val="VerbatimChar"/>
+        </w:rPr>
+        <w:t xml:space="preserve">date_of_birth</w:t>
+      </w:r>
+      <w:r>
+        <w:t xml:space="preserve">,</w:t>
+      </w:r>
+      <w:r>
+        <w:t xml:space="preserve"> </w:t>
+      </w:r>
+      <w:r>
+        <w:rPr>
+          <w:rStyle w:val="VerbatimChar"/>
+        </w:rPr>
+        <w:t xml:space="preserve">gender</w:t>
+      </w:r>
+      <w:r>
+        <w:t xml:space="preserve">,</w:t>
+      </w:r>
+      <w:r>
+        <w:t xml:space="preserve"> </w:t>
+      </w:r>
+      <w:r>
+        <w:rPr>
+          <w:rStyle w:val="VerbatimChar"/>
+        </w:rPr>
+        <w:t xml:space="preserve">biography</w:t>
+      </w:r>
+      <w:r>
+        <w:t xml:space="preserve">,</w:t>
+      </w:r>
+      <w:r>
+        <w:t xml:space="preserve"> </w:t>
+      </w:r>
+      <w:r>
+        <w:rPr>
+          <w:rStyle w:val="VerbatimChar"/>
+        </w:rPr>
+        <w:t xml:space="preserve">education_level</w:t>
+      </w:r>
+      <w:r>
+        <w:t xml:space="preserve">,</w:t>
+      </w:r>
+      <w:r>
+        <w:t xml:space="preserve"> </w:t>
+      </w:r>
+      <w:r>
+        <w:rPr>
+          <w:rStyle w:val="VerbatimChar"/>
+        </w:rPr>
+        <w:t xml:space="preserve">profile_image_url</w:t>
+      </w:r>
+      <w:r>
+        <w:t xml:space="preserve">, are nullable and initially null. A JWT is issued immediately so that the client can make authenticated requests to complete the profile.</w:t>
+      </w:r>
+    </w:p>
+    <w:p>
+      <w:pPr>
+        <w:pStyle w:val="BodyText"/>
+      </w:pPr>
+      <w:r>
+        <w:t xml:space="preserve">The frontend uses the presence or absence of</w:t>
+      </w:r>
+      <w:r>
+        <w:t xml:space="preserve"> </w:t>
+      </w:r>
+      <w:r>
+        <w:rPr>
+          <w:rStyle w:val="VerbatimChar"/>
+        </w:rPr>
+        <w:t xml:space="preserve">nick_name</w:t>
+      </w:r>
+      <w:r>
+        <w:t xml:space="preserve"> </w:t>
+      </w:r>
+      <w:r>
+        <w:t xml:space="preserve">as the signal for profile completion state. If the decoded user object returned from login contains no</w:t>
+      </w:r>
+      <w:r>
+        <w:t xml:space="preserve"> </w:t>
+      </w:r>
+      <w:r>
+        <w:rPr>
+          <w:rStyle w:val="VerbatimChar"/>
+        </w:rPr>
+        <w:t xml:space="preserve">nick_name</w:t>
+      </w:r>
+      <w:r>
+        <w:t xml:space="preserve">,the</w:t>
+      </w:r>
+      <w:r>
+        <w:t xml:space="preserve"> </w:t>
+      </w:r>
+      <w:r>
+        <w:rPr>
+          <w:rStyle w:val="VerbatimChar"/>
+        </w:rPr>
+        <w:t xml:space="preserve">RootNavigator</w:t>
+      </w:r>
+      <w:r>
+        <w:t xml:space="preserve"> </w:t>
+      </w:r>
+      <w:r>
+        <w:t xml:space="preserve">routes the user to the</w:t>
+      </w:r>
+      <w:r>
+        <w:t xml:space="preserve"> </w:t>
+      </w:r>
+      <w:r>
+        <w:rPr>
+          <w:rStyle w:val="VerbatimChar"/>
+        </w:rPr>
+        <w:t xml:space="preserve">ProfileCompletionNavigator</w:t>
+      </w:r>
+      <w:r>
+        <w:t xml:space="preserve"> </w:t>
+      </w:r>
+      <w:r>
+        <w:t xml:space="preserve">rather than the main tab navigation. This approach avoids a separate</w:t>
+      </w:r>
+      <w:r>
+        <w:t xml:space="preserve"> </w:t>
+      </w:r>
+      <w:r>
+        <w:rPr>
+          <w:rStyle w:val="VerbatimChar"/>
+        </w:rPr>
+        <w:t xml:space="preserve">is_profile_complete</w:t>
+      </w:r>
+      <w:r>
+        <w:t xml:space="preserve"> </w:t>
+      </w:r>
+      <w:r>
+        <w:t xml:space="preserve">boolean flag in the database and instead reuses a field that is naturally absent until completion. This was an intentional design choice that reduced schema complexity at the cost of a minor implicit coupling between the</w:t>
+      </w:r>
+      <w:r>
+        <w:t xml:space="preserve"> </w:t>
+      </w:r>
+      <w:r>
+        <w:rPr>
+          <w:rStyle w:val="VerbatimChar"/>
+        </w:rPr>
+        <w:t xml:space="preserve">nick_name</w:t>
+      </w:r>
+      <w:r>
+        <w:t xml:space="preserve"> </w:t>
+      </w:r>
+      <w:r>
+        <w:t xml:space="preserve">field and the completion state.</w:t>
+      </w:r>
+    </w:p>
+    <w:p>
+      <w:pPr>
+        <w:pStyle w:val="BodyText"/>
+      </w:pPr>
+      <w:r>
+        <w:t xml:space="preserve">The password reset flow introduces a</w:t>
+      </w:r>
+      <w:r>
+        <w:t xml:space="preserve"> </w:t>
+      </w:r>
+      <w:r>
+        <w:rPr>
+          <w:rStyle w:val="VerbatimChar"/>
+        </w:rPr>
+        <w:t xml:space="preserve">PasswordResetPending</w:t>
+      </w:r>
+      <w:r>
+        <w:t xml:space="preserve"> </w:t>
+      </w:r>
+      <w:r>
+        <w:t xml:space="preserve">intermediate state. When a user requests a reset, the backend generates a cryptographically secure 32-byte random token using Node.js’s</w:t>
+      </w:r>
+      <w:r>
+        <w:t xml:space="preserve"> </w:t>
+      </w:r>
+      <w:r>
+        <w:rPr>
+          <w:rStyle w:val="VerbatimChar"/>
+        </w:rPr>
+        <w:t xml:space="preserve">crypto</w:t>
+      </w:r>
+      <w:r>
+        <w:t xml:space="preserve"> </w:t>
+      </w:r>
+      <w:r>
+        <w:t xml:space="preserve">module, stores it with a one-hour expiry in the</w:t>
+      </w:r>
+      <w:r>
+        <w:t xml:space="preserve"> </w:t>
+      </w:r>
+      <w:r>
+        <w:rPr>
+          <w:rStyle w:val="VerbatimChar"/>
+        </w:rPr>
+        <w:t xml:space="preserve">password_resets</w:t>
+      </w:r>
+      <w:r>
+        <w:t xml:space="preserve"> </w:t>
+      </w:r>
+      <w:r>
+        <w:t xml:space="preserve">table, and emails it to the user. The token is single-use: after it is consumed by a successful reset, the row is deleted. Any existing reset tokens for the same user are deleted when a new request is made, preventing accumulation of stale tokens.</w:t>
+      </w:r>
+    </w:p>
+    <w:p>
+      <w:pPr>
+        <w:pStyle w:val="BodyText"/>
+      </w:pPr>
+      <w:r>
+        <w:t xml:space="preserve">The account deletion flow deletes dependent records in a specific order to respect foreign key constraints: user skills first, then friendships, then settings, then the user row itself. Cascading deletes handle downstream records (group memberships, session participants, notifications) through database-level</w:t>
+      </w:r>
+      <w:r>
+        <w:t xml:space="preserve"> </w:t>
+      </w:r>
+      <w:r>
+        <w:rPr>
+          <w:rStyle w:val="VerbatimChar"/>
+        </w:rPr>
+        <w:t xml:space="preserve">ON DELETE CASCADE</w:t>
+      </w:r>
+      <w:r>
+        <w:t xml:space="preserve"> </w:t>
+      </w:r>
+      <w:r>
+        <w:t xml:space="preserve">constraints.</w:t>
+      </w:r>
+    </w:p>
+    <w:bookmarkEnd w:id="70"/>
+    <w:bookmarkStart w:id="73" w:name="key-code-excerpts"/>
+    <w:p>
+      <w:pPr>
+        <w:pStyle w:val="Heading2"/>
+      </w:pPr>
+      <w:r>
+        <w:t xml:space="preserve">3.7 Key Code Excerpts</w:t>
+      </w:r>
+    </w:p>
+    <w:bookmarkStart w:id="71" w:name="authentication-middleware"/>
+    <w:p>
+      <w:pPr>
+        <w:pStyle w:val="Heading3"/>
+      </w:pPr>
+      <w:r>
+        <w:t xml:space="preserve">3.7.1 Authentication Middleware</w:t>
+      </w:r>
+    </w:p>
+    <w:p>
+      <w:pPr>
+        <w:pStyle w:val="FirstParagraph"/>
+      </w:pPr>
+      <w:r>
+        <w:t xml:space="preserve">The following listing shows the complete</w:t>
+      </w:r>
+      <w:r>
+        <w:t xml:space="preserve"> </w:t>
+      </w:r>
+      <w:r>
+        <w:rPr>
+          <w:rStyle w:val="VerbatimChar"/>
+        </w:rPr>
+        <w:t xml:space="preserve">authenticate</w:t>
+      </w:r>
+      <w:r>
+        <w:t xml:space="preserve"> </w:t>
+      </w:r>
+      <w:r>
+        <w:t xml:space="preserve">middleware, which is the most frequently executed piece of code in the entire backend, as it runs on every protected route.</w:t>
+      </w:r>
+    </w:p>
+    <w:p>
+      <w:pPr>
+        <w:pStyle w:val="BodyText"/>
+      </w:pPr>
+      <w:r>
+        <w:rPr>
+          <w:b/>
+          <w:bCs/>
+        </w:rPr>
+        <w:t xml:space="preserve">Listing 3.2</w:t>
+      </w:r>
+      <w:r>
+        <w:t xml:space="preserve"> </w:t>
+      </w:r>
+      <w:r>
+        <w:t xml:space="preserve">-</w:t>
+      </w:r>
+      <w:r>
+        <w:t xml:space="preserve"> </w:t>
+      </w:r>
+      <w:r>
+        <w:rPr>
+          <w:rStyle w:val="VerbatimChar"/>
+        </w:rPr>
+        <w:t xml:space="preserve">middlewares/auth.js</w:t>
+      </w:r>
+    </w:p>
+    <w:p>
+      <w:pPr>
+        <w:pStyle w:val="SourceCode"/>
+      </w:pPr>
+      <w:r>
+        <w:rPr>
+          <w:rStyle w:val="KeywordTok"/>
+        </w:rPr>
+        <w:t xml:space="preserve">const</w:t>
+      </w:r>
+      <w:r>
+        <w:rPr>
+          <w:rStyle w:val="NormalTok"/>
+        </w:rPr>
+        <w:t xml:space="preserve"> authenticate </w:t>
+      </w:r>
+      <w:r>
+        <w:rPr>
+          <w:rStyle w:val="OperatorTok"/>
+        </w:rPr>
+        <w:t xml:space="preserve">=</w:t>
+      </w:r>
+      <w:r>
+        <w:rPr>
+          <w:rStyle w:val="NormalTok"/>
+        </w:rPr>
+        <w:t xml:space="preserve"> </w:t>
+      </w:r>
+      <w:r>
+        <w:rPr>
+          <w:rStyle w:val="KeywordTok"/>
+        </w:rPr>
+        <w:t xml:space="preserve">async</w:t>
+      </w:r>
+      <w:r>
+        <w:rPr>
+          <w:rStyle w:val="NormalTok"/>
+        </w:rPr>
+        <w:t xml:space="preserve"> (req</w:t>
+      </w:r>
+      <w:r>
+        <w:rPr>
+          <w:rStyle w:val="OperatorTok"/>
+        </w:rPr>
+        <w:t xml:space="preserve">,</w:t>
+      </w:r>
+      <w:r>
+        <w:rPr>
+          <w:rStyle w:val="NormalTok"/>
+        </w:rPr>
+        <w:t xml:space="preserve"> res</w:t>
+      </w:r>
+      <w:r>
+        <w:rPr>
+          <w:rStyle w:val="OperatorTok"/>
+        </w:rPr>
+        <w:t xml:space="preserve">,</w:t>
+      </w:r>
+      <w:r>
+        <w:rPr>
+          <w:rStyle w:val="NormalTok"/>
+        </w:rPr>
+        <w:t xml:space="preserve"> next) </w:t>
+      </w:r>
+      <w:r>
+        <w:rPr>
+          <w:rStyle w:val="KeywordTok"/>
+        </w:rPr>
+        <w:t xml:space="preserve">=&gt;</w:t>
+      </w:r>
+      <w:r>
+        <w:rPr>
+          <w:rStyle w:val="NormalTok"/>
+        </w:rPr>
+        <w:t xml:space="preserve"> {</w:t>
+      </w:r>
+      <w:r>
+        <w:br/>
+      </w:r>
+      <w:r>
+        <w:rPr>
+          <w:rStyle w:val="NormalTok"/>
+        </w:rPr>
+        <w:t xml:space="preserve">  </w:t>
+      </w:r>
+      <w:r>
+        <w:rPr>
+          <w:rStyle w:val="ControlFlowTok"/>
+        </w:rPr>
+        <w:t xml:space="preserve">try</w:t>
+      </w:r>
+      <w:r>
+        <w:rPr>
+          <w:rStyle w:val="NormalTok"/>
+        </w:rPr>
+        <w:t xml:space="preserve"> {</w:t>
+      </w:r>
+      <w:r>
+        <w:br/>
+      </w:r>
+      <w:r>
+        <w:rPr>
+          <w:rStyle w:val="NormalTok"/>
+        </w:rPr>
+        <w:t xml:space="preserve">    </w:t>
+      </w:r>
+      <w:r>
+        <w:rPr>
+          <w:rStyle w:val="KeywordTok"/>
+        </w:rPr>
+        <w:t xml:space="preserve">const</w:t>
+      </w:r>
+      <w:r>
+        <w:rPr>
+          <w:rStyle w:val="NormalTok"/>
+        </w:rPr>
+        <w:t xml:space="preserve"> authHeader </w:t>
+      </w:r>
+      <w:r>
+        <w:rPr>
+          <w:rStyle w:val="OperatorTok"/>
+        </w:rPr>
+        <w:t xml:space="preserve">=</w:t>
+      </w:r>
+      <w:r>
+        <w:rPr>
+          <w:rStyle w:val="NormalTok"/>
+        </w:rPr>
+        <w:t xml:space="preserve"> req</w:t>
+      </w:r>
+      <w:r>
+        <w:rPr>
+          <w:rStyle w:val="OperatorTok"/>
+        </w:rPr>
+        <w:t xml:space="preserve">.</w:t>
+      </w:r>
+      <w:r>
+        <w:rPr>
+          <w:rStyle w:val="AttributeTok"/>
+        </w:rPr>
+        <w:t xml:space="preserve">headers</w:t>
+      </w:r>
+      <w:r>
+        <w:rPr>
+          <w:rStyle w:val="OperatorTok"/>
+        </w:rPr>
+        <w:t xml:space="preserve">.</w:t>
+      </w:r>
+      <w:r>
+        <w:rPr>
+          <w:rStyle w:val="AttributeTok"/>
+        </w:rPr>
+        <w:t xml:space="preserve">authorization</w:t>
+      </w:r>
+      <w:r>
+        <w:rPr>
+          <w:rStyle w:val="OperatorTok"/>
+        </w:rPr>
+        <w:t xml:space="preserve">;</w:t>
+      </w:r>
+      <w:r>
+        <w:br/>
+      </w:r>
+      <w:r>
+        <w:rPr>
+          <w:rStyle w:val="NormalTok"/>
+        </w:rPr>
+        <w:t xml:space="preserve">    </w:t>
+      </w:r>
+      <w:r>
+        <w:rPr>
+          <w:rStyle w:val="CommentTok"/>
+        </w:rPr>
+        <w:t xml:space="preserve">//confirm authorization header is present</w:t>
+      </w:r>
+      <w:r>
+        <w:br/>
+      </w:r>
+      <w:r>
+        <w:rPr>
+          <w:rStyle w:val="NormalTok"/>
+        </w:rPr>
+        <w:t xml:space="preserve">    </w:t>
+      </w:r>
+      <w:r>
+        <w:rPr>
+          <w:rStyle w:val="KeywordTok"/>
+        </w:rPr>
+        <w:t xml:space="preserve">const</w:t>
+      </w:r>
+      <w:r>
+        <w:rPr>
+          <w:rStyle w:val="NormalTok"/>
+        </w:rPr>
+        <w:t xml:space="preserve"> token </w:t>
+      </w:r>
+      <w:r>
+        <w:rPr>
+          <w:rStyle w:val="OperatorTok"/>
+        </w:rPr>
+        <w:t xml:space="preserve">=</w:t>
+      </w:r>
+      <w:r>
+        <w:rPr>
+          <w:rStyle w:val="NormalTok"/>
+        </w:rPr>
+        <w:t xml:space="preserve"> authHeader</w:t>
+      </w:r>
+      <w:r>
+        <w:rPr>
+          <w:rStyle w:val="OperatorTok"/>
+        </w:rPr>
+        <w:t xml:space="preserve">.</w:t>
+      </w:r>
+      <w:r>
+        <w:rPr>
+          <w:rStyle w:val="FunctionTok"/>
+        </w:rPr>
+        <w:t xml:space="preserve">substring</w:t>
+      </w:r>
+      <w:r>
+        <w:rPr>
+          <w:rStyle w:val="NormalTok"/>
+        </w:rPr>
+        <w:t xml:space="preserve">(</w:t>
+      </w:r>
+      <w:r>
+        <w:rPr>
+          <w:rStyle w:val="DecValTok"/>
+        </w:rPr>
+        <w:t xml:space="preserve">7</w:t>
+      </w:r>
+      <w:r>
+        <w:rPr>
+          <w:rStyle w:val="NormalTok"/>
+        </w:rPr>
+        <w:t xml:space="preserve">)</w:t>
+      </w:r>
+      <w:r>
+        <w:rPr>
+          <w:rStyle w:val="OperatorTok"/>
+        </w:rPr>
+        <w:t xml:space="preserve">;</w:t>
+      </w:r>
+      <w:r>
+        <w:br/>
+      </w:r>
+      <w:r>
+        <w:rPr>
+          <w:rStyle w:val="NormalTok"/>
+        </w:rPr>
+        <w:t xml:space="preserve">    </w:t>
+      </w:r>
+      <w:r>
+        <w:rPr>
+          <w:rStyle w:val="KeywordTok"/>
+        </w:rPr>
+        <w:t xml:space="preserve">const</w:t>
+      </w:r>
+      <w:r>
+        <w:rPr>
+          <w:rStyle w:val="NormalTok"/>
+        </w:rPr>
+        <w:t xml:space="preserve"> decoded </w:t>
+      </w:r>
+      <w:r>
+        <w:rPr>
+          <w:rStyle w:val="OperatorTok"/>
+        </w:rPr>
+        <w:t xml:space="preserve">=</w:t>
+      </w:r>
+      <w:r>
+        <w:rPr>
+          <w:rStyle w:val="NormalTok"/>
+        </w:rPr>
+        <w:t xml:space="preserve"> </w:t>
+      </w:r>
+      <w:r>
+        <w:rPr>
+          <w:rStyle w:val="FunctionTok"/>
+        </w:rPr>
+        <w:t xml:space="preserve">verifyToken</w:t>
+      </w:r>
+      <w:r>
+        <w:rPr>
+          <w:rStyle w:val="NormalTok"/>
+        </w:rPr>
+        <w:t xml:space="preserve">(token)</w:t>
+      </w:r>
+      <w:r>
+        <w:rPr>
+          <w:rStyle w:val="OperatorTok"/>
+        </w:rPr>
+        <w:t xml:space="preserve">;</w:t>
+      </w:r>
+      <w:r>
+        <w:br/>
+      </w:r>
+      <w:r>
+        <w:rPr>
+          <w:rStyle w:val="NormalTok"/>
+        </w:rPr>
+        <w:t xml:space="preserve">   </w:t>
+      </w:r>
+      <w:r>
+        <w:rPr>
+          <w:rStyle w:val="CommentTok"/>
+        </w:rPr>
+        <w:t xml:space="preserve">// confirm user record is present</w:t>
+      </w:r>
+      <w:r>
+        <w:br/>
+      </w:r>
+      <w:r>
+        <w:rPr>
+          <w:rStyle w:val="NormalTok"/>
+        </w:rPr>
+        <w:t xml:space="preserve">    req</w:t>
+      </w:r>
+      <w:r>
+        <w:rPr>
+          <w:rStyle w:val="OperatorTok"/>
+        </w:rPr>
+        <w:t xml:space="preserve">.</w:t>
+      </w:r>
+      <w:r>
+        <w:rPr>
+          <w:rStyle w:val="AttributeTok"/>
+        </w:rPr>
+        <w:t xml:space="preserve">user</w:t>
+      </w:r>
+      <w:r>
+        <w:rPr>
+          <w:rStyle w:val="NormalTok"/>
+        </w:rPr>
+        <w:t xml:space="preserve"> </w:t>
+      </w:r>
+      <w:r>
+        <w:rPr>
+          <w:rStyle w:val="OperatorTok"/>
+        </w:rPr>
+        <w:t xml:space="preserve">=</w:t>
+      </w:r>
+      <w:r>
+        <w:rPr>
+          <w:rStyle w:val="NormalTok"/>
+        </w:rPr>
+        <w:t xml:space="preserve"> user</w:t>
+      </w:r>
+      <w:r>
+        <w:rPr>
+          <w:rStyle w:val="OperatorTok"/>
+        </w:rPr>
+        <w:t xml:space="preserve">;</w:t>
+      </w:r>
+      <w:r>
+        <w:br/>
+      </w:r>
+      <w:r>
+        <w:rPr>
+          <w:rStyle w:val="NormalTok"/>
+        </w:rPr>
+        <w:t xml:space="preserve">    </w:t>
+      </w:r>
+      <w:r>
+        <w:rPr>
+          <w:rStyle w:val="FunctionTok"/>
+        </w:rPr>
+        <w:t xml:space="preserve">next</w:t>
+      </w:r>
+      <w:r>
+        <w:rPr>
+          <w:rStyle w:val="NormalTok"/>
+        </w:rPr>
+        <w:t xml:space="preserve">()</w:t>
+      </w:r>
+      <w:r>
+        <w:rPr>
+          <w:rStyle w:val="OperatorTok"/>
+        </w:rPr>
+        <w:t xml:space="preserve">;</w:t>
+      </w:r>
+      <w:r>
+        <w:br/>
+      </w:r>
+      <w:r>
+        <w:rPr>
+          <w:rStyle w:val="NormalTok"/>
+        </w:rPr>
+        <w:t xml:space="preserve">  } </w:t>
+      </w:r>
+      <w:r>
+        <w:rPr>
+          <w:rStyle w:val="ControlFlowTok"/>
+        </w:rPr>
+        <w:t xml:space="preserve">catch</w:t>
+      </w:r>
+      <w:r>
+        <w:rPr>
+          <w:rStyle w:val="NormalTok"/>
+        </w:rPr>
+        <w:t xml:space="preserve"> (error) {</w:t>
+      </w:r>
+      <w:r>
+        <w:br/>
+      </w:r>
+      <w:r>
+        <w:rPr>
+          <w:rStyle w:val="NormalTok"/>
+        </w:rPr>
+        <w:t xml:space="preserve">    </w:t>
+      </w:r>
+      <w:r>
+        <w:rPr>
+          <w:rStyle w:val="CommentTok"/>
+        </w:rPr>
+        <w:t xml:space="preserve">// return a 401 error message</w:t>
+      </w:r>
+      <w:r>
+        <w:br/>
+      </w:r>
+      <w:r>
+        <w:rPr>
+          <w:rStyle w:val="NormalTok"/>
+        </w:rPr>
+        <w:t xml:space="preserve">  }</w:t>
+      </w:r>
+      <w:r>
+        <w:br/>
+      </w:r>
+      <w:r>
+        <w:rPr>
+          <w:rStyle w:val="NormalTok"/>
+        </w:rPr>
+        <w:t xml:space="preserve">}</w:t>
+      </w:r>
+      <w:r>
+        <w:rPr>
+          <w:rStyle w:val="OperatorTok"/>
+        </w:rPr>
+        <w:t xml:space="preserve">;</w:t>
+      </w:r>
+    </w:p>
+    <w:p>
+      <w:pPr>
+        <w:pStyle w:val="FirstParagraph"/>
+      </w:pPr>
+      <w:r>
+        <w:t xml:space="preserve">This middleware performs three sequential checks. The first check confirms that an</w:t>
+      </w:r>
+      <w:r>
+        <w:t xml:space="preserve"> </w:t>
+      </w:r>
+      <w:r>
+        <w:rPr>
+          <w:rStyle w:val="VerbatimChar"/>
+        </w:rPr>
+        <w:t xml:space="preserve">Authorization</w:t>
+      </w:r>
+      <w:r>
+        <w:t xml:space="preserve"> </w:t>
+      </w:r>
+      <w:r>
+        <w:t xml:space="preserve">header is present and begins with the string</w:t>
+      </w:r>
+      <w:r>
+        <w:t xml:space="preserve"> </w:t>
+      </w:r>
+      <w:r>
+        <w:rPr>
+          <w:rStyle w:val="VerbatimChar"/>
+        </w:rPr>
+        <w:t xml:space="preserve">"Bearer "</w:t>
+      </w:r>
+      <w:r>
+        <w:t xml:space="preserve">. The</w:t>
+      </w:r>
+      <w:r>
+        <w:t xml:space="preserve"> </w:t>
+      </w:r>
+      <w:r>
+        <w:rPr>
+          <w:rStyle w:val="VerbatimChar"/>
+        </w:rPr>
+        <w:t xml:space="preserve">substring(7)</w:t>
+      </w:r>
+      <w:r>
+        <w:t xml:space="preserve"> </w:t>
+      </w:r>
+      <w:r>
+        <w:t xml:space="preserve">call strips this prefix, extracting only the token string. The second check passes the token to</w:t>
+      </w:r>
+      <w:r>
+        <w:t xml:space="preserve"> </w:t>
+      </w:r>
+      <w:r>
+        <w:rPr>
+          <w:rStyle w:val="VerbatimChar"/>
+        </w:rPr>
+        <w:t xml:space="preserve">verifyToken</w:t>
+      </w:r>
+      <w:r>
+        <w:t xml:space="preserve">, which uses</w:t>
+      </w:r>
+      <w:r>
+        <w:t xml:space="preserve"> </w:t>
+      </w:r>
+      <w:r>
+        <w:rPr>
+          <w:rStyle w:val="VerbatimChar"/>
+        </w:rPr>
+        <w:t xml:space="preserve">jsonwebtoken.verify</w:t>
+      </w:r>
+      <w:r>
+        <w:t xml:space="preserve"> </w:t>
+      </w:r>
+      <w:r>
+        <w:t xml:space="preserve">internally. If the token is expired, tampered with, or signed with a different secret,</w:t>
+      </w:r>
+      <w:r>
+        <w:t xml:space="preserve"> </w:t>
+      </w:r>
+      <w:r>
+        <w:rPr>
+          <w:rStyle w:val="VerbatimChar"/>
+        </w:rPr>
+        <w:t xml:space="preserve">verifyToken</w:t>
+      </w:r>
+      <w:r>
+        <w:t xml:space="preserve"> </w:t>
+      </w:r>
+      <w:r>
+        <w:t xml:space="preserve">throws an error that is caught by the outer</w:t>
+      </w:r>
+      <w:r>
+        <w:t xml:space="preserve"> </w:t>
+      </w:r>
+      <w:r>
+        <w:rPr>
+          <w:rStyle w:val="VerbatimChar"/>
+        </w:rPr>
+        <w:t xml:space="preserve">try-catch</w:t>
+      </w:r>
+      <w:r>
+        <w:t xml:space="preserve">. The third check queries the database for the user whose ID appears in the decoded payload. This step is not redundant: it ensures that if a user’s account has been deleted after the token was issued, the request is still rejected. The selected fields are intentionally limited. the password hash is</w:t>
+      </w:r>
+      <w:r>
+        <w:t xml:space="preserve"> </w:t>
+      </w:r>
+      <w:r>
+        <w:t xml:space="preserve">never attached to</w:t>
+      </w:r>
+      <w:r>
+        <w:t xml:space="preserve"> </w:t>
+      </w:r>
+      <w:r>
+        <w:rPr>
+          <w:rStyle w:val="VerbatimChar"/>
+        </w:rPr>
+        <w:t xml:space="preserve">req.user</w:t>
+      </w:r>
+      <w:r>
+        <w:t xml:space="preserve">.</w:t>
+      </w:r>
+    </w:p>
+    <w:bookmarkEnd w:id="71"/>
+    <w:bookmarkStart w:id="72" w:name="notification-utility---bulk-delivery"/>
+    <w:p>
+      <w:pPr>
+        <w:pStyle w:val="Heading3"/>
+      </w:pPr>
+      <w:r>
+        <w:t xml:space="preserve">3.7.2 Notification Utility - Bulk Delivery</w:t>
+      </w:r>
+    </w:p>
+    <w:p>
+      <w:pPr>
+        <w:pStyle w:val="FirstParagraph"/>
+      </w:pPr>
+      <w:r>
+        <w:t xml:space="preserve">The following listing shows the core of the notification utility, specifically the section that resolves the challenge of delivering notifications to multiple recipients.</w:t>
+      </w:r>
+    </w:p>
+    <w:p>
+      <w:pPr>
+        <w:pStyle w:val="BodyText"/>
+      </w:pPr>
+      <w:r>
+        <w:rPr>
+          <w:b/>
+          <w:bCs/>
+        </w:rPr>
+        <w:t xml:space="preserve">Listing 3.3</w:t>
+      </w:r>
+      <w:r>
+        <w:t xml:space="preserve"> </w:t>
+      </w:r>
+      <w:r>
+        <w:t xml:space="preserve">-</w:t>
+      </w:r>
+      <w:r>
+        <w:t xml:space="preserve"> </w:t>
+      </w:r>
+      <w:r>
+        <w:rPr>
+          <w:rStyle w:val="VerbatimChar"/>
+        </w:rPr>
+        <w:t xml:space="preserve">utils/notification.js</w:t>
+      </w:r>
+      <w:r>
+        <w:t xml:space="preserve"> </w:t>
+      </w:r>
+      <w:r>
+        <w:t xml:space="preserve">(core bulk delivery section)</w:t>
+      </w:r>
+    </w:p>
+    <w:p>
+      <w:pPr>
+        <w:pStyle w:val="SourceCode"/>
+      </w:pPr>
+      <w:r>
+        <w:rPr>
+          <w:rStyle w:val="KeywordTok"/>
+        </w:rPr>
+        <w:t xml:space="preserve">const</w:t>
+      </w:r>
+      <w:r>
+        <w:rPr>
+          <w:rStyle w:val="NormalTok"/>
+        </w:rPr>
+        <w:t xml:space="preserve"> userNotifications </w:t>
+      </w:r>
+      <w:r>
+        <w:rPr>
+          <w:rStyle w:val="OperatorTok"/>
+        </w:rPr>
+        <w:t xml:space="preserve">=</w:t>
+      </w:r>
+      <w:r>
+        <w:rPr>
+          <w:rStyle w:val="NormalTok"/>
+        </w:rPr>
+        <w:t xml:space="preserve"> recipients</w:t>
+      </w:r>
+      <w:r>
+        <w:rPr>
+          <w:rStyle w:val="OperatorTok"/>
+        </w:rPr>
+        <w:t xml:space="preserve">.</w:t>
+      </w:r>
+      <w:r>
+        <w:rPr>
+          <w:rStyle w:val="FunctionTok"/>
+        </w:rPr>
+        <w:t xml:space="preserve">map</w:t>
+      </w:r>
+      <w:r>
+        <w:rPr>
+          <w:rStyle w:val="NormalTok"/>
+        </w:rPr>
+        <w:t xml:space="preserve">((r) </w:t>
+      </w:r>
+      <w:r>
+        <w:rPr>
+          <w:rStyle w:val="KeywordTok"/>
+        </w:rPr>
+        <w:t xml:space="preserve">=&gt;</w:t>
+      </w:r>
+      <w:r>
+        <w:rPr>
+          <w:rStyle w:val="NormalTok"/>
+        </w:rPr>
+        <w:t xml:space="preserve"> ({ </w:t>
+      </w:r>
+      <w:r>
+        <w:rPr>
+          <w:rStyle w:val="DataTypeTok"/>
+        </w:rPr>
+        <w:t xml:space="preserve">notification_id</w:t>
+      </w:r>
+      <w:r>
+        <w:rPr>
+          <w:rStyle w:val="OperatorTok"/>
+        </w:rPr>
+        <w:t xml:space="preserve">:</w:t>
+      </w:r>
+      <w:r>
+        <w:rPr>
+          <w:rStyle w:val="NormalTok"/>
+        </w:rPr>
+        <w:t xml:space="preserve"> notification</w:t>
+      </w:r>
+      <w:r>
+        <w:rPr>
+          <w:rStyle w:val="OperatorTok"/>
+        </w:rPr>
+        <w:t xml:space="preserve">.</w:t>
+      </w:r>
+      <w:r>
+        <w:rPr>
+          <w:rStyle w:val="AttributeTok"/>
+        </w:rPr>
+        <w:t xml:space="preserve">id</w:t>
+      </w:r>
+      <w:r>
+        <w:rPr>
+          <w:rStyle w:val="OperatorTok"/>
+        </w:rPr>
+        <w:t xml:space="preserve">,</w:t>
+      </w:r>
+      <w:r>
+        <w:rPr>
+          <w:rStyle w:val="NormalTok"/>
+        </w:rPr>
+        <w:t xml:space="preserve"> </w:t>
+      </w:r>
+      <w:r>
+        <w:rPr>
+          <w:rStyle w:val="DataTypeTok"/>
+        </w:rPr>
+        <w:t xml:space="preserve">recipient_id</w:t>
+      </w:r>
+      <w:r>
+        <w:rPr>
+          <w:rStyle w:val="OperatorTok"/>
+        </w:rPr>
+        <w:t xml:space="preserve">:</w:t>
+      </w:r>
+      <w:r>
+        <w:rPr>
+          <w:rStyle w:val="NormalTok"/>
+        </w:rPr>
+        <w:t xml:space="preserve"> r</w:t>
+      </w:r>
+      <w:r>
+        <w:rPr>
+          <w:rStyle w:val="OperatorTok"/>
+        </w:rPr>
+        <w:t xml:space="preserve">,</w:t>
+      </w:r>
+      <w:r>
+        <w:rPr>
+          <w:rStyle w:val="NormalTok"/>
+        </w:rPr>
+        <w:t xml:space="preserve"> </w:t>
+      </w:r>
+      <w:r>
+        <w:rPr>
+          <w:rStyle w:val="DataTypeTok"/>
+        </w:rPr>
+        <w:t xml:space="preserve">is_read</w:t>
+      </w:r>
+      <w:r>
+        <w:rPr>
+          <w:rStyle w:val="OperatorTok"/>
+        </w:rPr>
+        <w:t xml:space="preserve">:</w:t>
+      </w:r>
+      <w:r>
+        <w:rPr>
+          <w:rStyle w:val="NormalTok"/>
+        </w:rPr>
+        <w:t xml:space="preserve"> </w:t>
+      </w:r>
+      <w:r>
+        <w:rPr>
+          <w:rStyle w:val="KeywordTok"/>
+        </w:rPr>
+        <w:t xml:space="preserve">false</w:t>
+      </w:r>
+      <w:r>
+        <w:rPr>
+          <w:rStyle w:val="OperatorTok"/>
+        </w:rPr>
+        <w:t xml:space="preserve">,</w:t>
+      </w:r>
+      <w:r>
+        <w:rPr>
+          <w:rStyle w:val="NormalTok"/>
+        </w:rPr>
+        <w:t xml:space="preserve">}))</w:t>
+      </w:r>
+      <w:r>
+        <w:rPr>
+          <w:rStyle w:val="OperatorTok"/>
+        </w:rPr>
+        <w:t xml:space="preserve">;</w:t>
+      </w:r>
+      <w:r>
+        <w:br/>
+      </w:r>
+      <w:r>
+        <w:br/>
+      </w:r>
+      <w:r>
+        <w:rPr>
+          <w:rStyle w:val="KeywordTok"/>
+        </w:rPr>
+        <w:t xml:space="preserve">const</w:t>
+      </w:r>
+      <w:r>
+        <w:rPr>
+          <w:rStyle w:val="NormalTok"/>
+        </w:rPr>
+        <w:t xml:space="preserve"> userNotifications </w:t>
+      </w:r>
+      <w:r>
+        <w:rPr>
+          <w:rStyle w:val="OperatorTok"/>
+        </w:rPr>
+        <w:t xml:space="preserve">=</w:t>
+      </w:r>
+      <w:r>
+        <w:rPr>
+          <w:rStyle w:val="NormalTok"/>
+        </w:rPr>
+        <w:t xml:space="preserve"> recipients</w:t>
+      </w:r>
+      <w:r>
+        <w:rPr>
+          <w:rStyle w:val="OperatorTok"/>
+        </w:rPr>
+        <w:t xml:space="preserve">.</w:t>
+      </w:r>
+      <w:r>
+        <w:rPr>
+          <w:rStyle w:val="FunctionTok"/>
+        </w:rPr>
+        <w:t xml:space="preserve">map</w:t>
+      </w:r>
+      <w:r>
+        <w:rPr>
+          <w:rStyle w:val="NormalTok"/>
+        </w:rPr>
+        <w:t xml:space="preserve">((r) </w:t>
+      </w:r>
+      <w:r>
+        <w:rPr>
+          <w:rStyle w:val="KeywordTok"/>
+        </w:rPr>
+        <w:t xml:space="preserve">=&gt;</w:t>
+      </w:r>
+      <w:r>
+        <w:rPr>
+          <w:rStyle w:val="NormalTok"/>
+        </w:rPr>
+        <w:t xml:space="preserve"> ({ </w:t>
+      </w:r>
+      <w:r>
+        <w:rPr>
+          <w:rStyle w:val="DataTypeTok"/>
+        </w:rPr>
+        <w:t xml:space="preserve">notification_id</w:t>
+      </w:r>
+      <w:r>
+        <w:rPr>
+          <w:rStyle w:val="OperatorTok"/>
+        </w:rPr>
+        <w:t xml:space="preserve">:</w:t>
+      </w:r>
+      <w:r>
+        <w:rPr>
+          <w:rStyle w:val="NormalTok"/>
+        </w:rPr>
+        <w:t xml:space="preserve"> notification</w:t>
+      </w:r>
+      <w:r>
+        <w:rPr>
+          <w:rStyle w:val="OperatorTok"/>
+        </w:rPr>
+        <w:t xml:space="preserve">.</w:t>
+      </w:r>
+      <w:r>
+        <w:rPr>
+          <w:rStyle w:val="AttributeTok"/>
+        </w:rPr>
+        <w:t xml:space="preserve">id</w:t>
+      </w:r>
+      <w:r>
+        <w:rPr>
+          <w:rStyle w:val="OperatorTok"/>
+        </w:rPr>
+        <w:t xml:space="preserve">,</w:t>
+      </w:r>
+      <w:r>
+        <w:rPr>
+          <w:rStyle w:val="DataTypeTok"/>
+        </w:rPr>
+        <w:t xml:space="preserve">recipient_id</w:t>
+      </w:r>
+      <w:r>
+        <w:rPr>
+          <w:rStyle w:val="OperatorTok"/>
+        </w:rPr>
+        <w:t xml:space="preserve">:</w:t>
+      </w:r>
+      <w:r>
+        <w:rPr>
+          <w:rStyle w:val="NormalTok"/>
+        </w:rPr>
+        <w:t xml:space="preserve"> r</w:t>
+      </w:r>
+      <w:r>
+        <w:rPr>
+          <w:rStyle w:val="OperatorTok"/>
+        </w:rPr>
+        <w:t xml:space="preserve">,</w:t>
+      </w:r>
+      <w:r>
+        <w:rPr>
+          <w:rStyle w:val="NormalTok"/>
+        </w:rPr>
+        <w:t xml:space="preserve"> </w:t>
+      </w:r>
+      <w:r>
+        <w:rPr>
+          <w:rStyle w:val="DataTypeTok"/>
+        </w:rPr>
+        <w:t xml:space="preserve">is_read</w:t>
+      </w:r>
+      <w:r>
+        <w:rPr>
+          <w:rStyle w:val="OperatorTok"/>
+        </w:rPr>
+        <w:t xml:space="preserve">:</w:t>
+      </w:r>
+      <w:r>
+        <w:rPr>
+          <w:rStyle w:val="NormalTok"/>
+        </w:rPr>
+        <w:t xml:space="preserve"> </w:t>
+      </w:r>
+      <w:r>
+        <w:rPr>
+          <w:rStyle w:val="KeywordTok"/>
+        </w:rPr>
+        <w:t xml:space="preserve">false</w:t>
+      </w:r>
+      <w:r>
+        <w:rPr>
+          <w:rStyle w:val="OperatorTok"/>
+        </w:rPr>
+        <w:t xml:space="preserve">,</w:t>
+      </w:r>
+      <w:r>
+        <w:rPr>
+          <w:rStyle w:val="NormalTok"/>
+        </w:rPr>
+        <w:t xml:space="preserve">}))</w:t>
+      </w:r>
+      <w:r>
+        <w:rPr>
+          <w:rStyle w:val="OperatorTok"/>
+        </w:rPr>
+        <w:t xml:space="preserve">;</w:t>
+      </w:r>
+      <w:r>
+        <w:br/>
+      </w:r>
+      <w:r>
+        <w:br/>
+      </w:r>
+      <w:r>
+        <w:rPr>
+          <w:rStyle w:val="KeywordTok"/>
+        </w:rPr>
+        <w:t xml:space="preserve">const</w:t>
+      </w:r>
+      <w:r>
+        <w:rPr>
+          <w:rStyle w:val="NormalTok"/>
+        </w:rPr>
+        <w:t xml:space="preserve"> { </w:t>
+      </w:r>
+      <w:r>
+        <w:rPr>
+          <w:rStyle w:val="DataTypeTok"/>
+        </w:rPr>
+        <w:t xml:space="preserve">data</w:t>
+      </w:r>
+      <w:r>
+        <w:rPr>
+          <w:rStyle w:val="OperatorTok"/>
+        </w:rPr>
+        <w:t xml:space="preserve">:</w:t>
+      </w:r>
+      <w:r>
+        <w:rPr>
+          <w:rStyle w:val="NormalTok"/>
+        </w:rPr>
+        <w:t xml:space="preserve"> insertedNotifications</w:t>
+      </w:r>
+      <w:r>
+        <w:rPr>
+          <w:rStyle w:val="OperatorTok"/>
+        </w:rPr>
+        <w:t xml:space="preserve">,</w:t>
+      </w:r>
+      <w:r>
+        <w:rPr>
+          <w:rStyle w:val="NormalTok"/>
+        </w:rPr>
+        <w:t xml:space="preserve"> </w:t>
+      </w:r>
+      <w:r>
+        <w:rPr>
+          <w:rStyle w:val="DataTypeTok"/>
+        </w:rPr>
+        <w:t xml:space="preserve">error</w:t>
+      </w:r>
+      <w:r>
+        <w:rPr>
+          <w:rStyle w:val="OperatorTok"/>
+        </w:rPr>
+        <w:t xml:space="preserve">:</w:t>
+      </w:r>
+      <w:r>
+        <w:rPr>
+          <w:rStyle w:val="NormalTok"/>
+        </w:rPr>
+        <w:t xml:space="preserve"> userNotifError } </w:t>
+      </w:r>
+      <w:r>
+        <w:rPr>
+          <w:rStyle w:val="OperatorTok"/>
+        </w:rPr>
+        <w:t xml:space="preserve">=</w:t>
+      </w:r>
+      <w:r>
+        <w:br/>
+      </w:r>
+      <w:r>
+        <w:rPr>
+          <w:rStyle w:val="NormalTok"/>
+        </w:rPr>
+        <w:t xml:space="preserve">  </w:t>
+      </w:r>
+      <w:r>
+        <w:rPr>
+          <w:rStyle w:val="ControlFlowTok"/>
+        </w:rPr>
+        <w:t xml:space="preserve">await</w:t>
+      </w:r>
+      <w:r>
+        <w:rPr>
+          <w:rStyle w:val="NormalTok"/>
+        </w:rPr>
+        <w:t xml:space="preserve"> supabase</w:t>
+      </w:r>
+      <w:r>
+        <w:rPr>
+          <w:rStyle w:val="OperatorTok"/>
+        </w:rPr>
+        <w:t xml:space="preserve">.</w:t>
+      </w:r>
+      <w:r>
+        <w:rPr>
+          <w:rStyle w:val="FunctionTok"/>
+        </w:rPr>
+        <w:t xml:space="preserve">from</w:t>
+      </w:r>
+      <w:r>
+        <w:rPr>
+          <w:rStyle w:val="NormalTok"/>
+        </w:rPr>
+        <w:t xml:space="preserve">(</w:t>
+      </w:r>
+      <w:r>
+        <w:rPr>
+          <w:rStyle w:val="StringTok"/>
+        </w:rPr>
+        <w:t xml:space="preserve">"user_notifications"</w:t>
+      </w:r>
+      <w:r>
+        <w:rPr>
+          <w:rStyle w:val="NormalTok"/>
+        </w:rPr>
+        <w:t xml:space="preserve">)</w:t>
+      </w:r>
+      <w:r>
+        <w:rPr>
+          <w:rStyle w:val="OperatorTok"/>
+        </w:rPr>
+        <w:t xml:space="preserve">.</w:t>
+      </w:r>
+      <w:r>
+        <w:rPr>
+          <w:rStyle w:val="FunctionTok"/>
+        </w:rPr>
+        <w:t xml:space="preserve">insert</w:t>
+      </w:r>
+      <w:r>
+        <w:rPr>
+          <w:rStyle w:val="NormalTok"/>
+        </w:rPr>
+        <w:t xml:space="preserve">(payload)</w:t>
+      </w:r>
+      <w:r>
+        <w:rPr>
+          <w:rStyle w:val="CommentTok"/>
+        </w:rPr>
+        <w:t xml:space="preserve">//.select(`notification information`);</w:t>
+      </w:r>
+      <w:r>
+        <w:br/>
+      </w:r>
+      <w:r>
+        <w:br/>
+      </w:r>
+      <w:r>
+        <w:rPr>
+          <w:rStyle w:val="ControlFlowTok"/>
+        </w:rPr>
+        <w:t xml:space="preserve">for</w:t>
+      </w:r>
+      <w:r>
+        <w:rPr>
+          <w:rStyle w:val="NormalTok"/>
+        </w:rPr>
+        <w:t xml:space="preserve"> (</w:t>
+      </w:r>
+      <w:r>
+        <w:rPr>
+          <w:rStyle w:val="KeywordTok"/>
+        </w:rPr>
+        <w:t xml:space="preserve">const</w:t>
+      </w:r>
+      <w:r>
+        <w:rPr>
+          <w:rStyle w:val="NormalTok"/>
+        </w:rPr>
+        <w:t xml:space="preserve"> notification </w:t>
+      </w:r>
+      <w:r>
+        <w:rPr>
+          <w:rStyle w:val="KeywordTok"/>
+        </w:rPr>
+        <w:t xml:space="preserve">of</w:t>
+      </w:r>
+      <w:r>
+        <w:rPr>
+          <w:rStyle w:val="NormalTok"/>
+        </w:rPr>
+        <w:t xml:space="preserve"> insertedNotifications) {</w:t>
+      </w:r>
+      <w:r>
+        <w:br/>
+      </w:r>
+      <w:r>
+        <w:rPr>
+          <w:rStyle w:val="NormalTok"/>
+        </w:rPr>
+        <w:t xml:space="preserve">  </w:t>
+      </w:r>
+      <w:r>
+        <w:rPr>
+          <w:rStyle w:val="KeywordTok"/>
+        </w:rPr>
+        <w:t xml:space="preserve">const</w:t>
+      </w:r>
+      <w:r>
+        <w:rPr>
+          <w:rStyle w:val="NormalTok"/>
+        </w:rPr>
+        <w:t xml:space="preserve"> recipientId </w:t>
+      </w:r>
+      <w:r>
+        <w:rPr>
+          <w:rStyle w:val="OperatorTok"/>
+        </w:rPr>
+        <w:t xml:space="preserve">=</w:t>
+      </w:r>
+      <w:r>
+        <w:rPr>
+          <w:rStyle w:val="NormalTok"/>
+        </w:rPr>
+        <w:t xml:space="preserve"> notification</w:t>
+      </w:r>
+      <w:r>
+        <w:rPr>
+          <w:rStyle w:val="OperatorTok"/>
+        </w:rPr>
+        <w:t xml:space="preserve">.</w:t>
+      </w:r>
+      <w:r>
+        <w:rPr>
+          <w:rStyle w:val="AttributeTok"/>
+        </w:rPr>
+        <w:t xml:space="preserve">recipient_id</w:t>
+      </w:r>
+      <w:r>
+        <w:rPr>
+          <w:rStyle w:val="OperatorTok"/>
+        </w:rPr>
+        <w:t xml:space="preserve">;</w:t>
+      </w:r>
+      <w:r>
+        <w:br/>
+      </w:r>
+      <w:r>
+        <w:rPr>
+          <w:rStyle w:val="NormalTok"/>
+        </w:rPr>
+        <w:t xml:space="preserve">  io</w:t>
+      </w:r>
+      <w:r>
+        <w:rPr>
+          <w:rStyle w:val="OperatorTok"/>
+        </w:rPr>
+        <w:t xml:space="preserve">.</w:t>
+      </w:r>
+      <w:r>
+        <w:rPr>
+          <w:rStyle w:val="FunctionTok"/>
+        </w:rPr>
+        <w:t xml:space="preserve">to</w:t>
+      </w:r>
+      <w:r>
+        <w:rPr>
+          <w:rStyle w:val="NormalTok"/>
+        </w:rPr>
+        <w:t xml:space="preserve">(</w:t>
+      </w:r>
+      <w:r>
+        <w:rPr>
+          <w:rStyle w:val="VerbatimStringTok"/>
+        </w:rPr>
+        <w:t xml:space="preserve">`user:</w:t>
+      </w:r>
+      <w:r>
+        <w:rPr>
+          <w:rStyle w:val="SpecialCharTok"/>
+        </w:rPr>
+        <w:t xml:space="preserve">${</w:t>
+      </w:r>
+      <w:r>
+        <w:rPr>
+          <w:rStyle w:val="NormalTok"/>
+        </w:rPr>
+        <w:t xml:space="preserve">recipientId</w:t>
+      </w:r>
+      <w:r>
+        <w:rPr>
+          <w:rStyle w:val="SpecialCharTok"/>
+        </w:rPr>
+        <w:t xml:space="preserve">}</w:t>
+      </w:r>
+      <w:r>
+        <w:rPr>
+          <w:rStyle w:val="VerbatimStringTok"/>
+        </w:rPr>
+        <w:t xml:space="preserve">`</w:t>
+      </w:r>
+      <w:r>
+        <w:rPr>
+          <w:rStyle w:val="NormalTok"/>
+        </w:rPr>
+        <w:t xml:space="preserve">)</w:t>
+      </w:r>
+      <w:r>
+        <w:rPr>
+          <w:rStyle w:val="OperatorTok"/>
+        </w:rPr>
+        <w:t xml:space="preserve">.</w:t>
+      </w:r>
+      <w:r>
+        <w:rPr>
+          <w:rStyle w:val="FunctionTok"/>
+        </w:rPr>
+        <w:t xml:space="preserve">emit</w:t>
+      </w:r>
+      <w:r>
+        <w:rPr>
+          <w:rStyle w:val="NormalTok"/>
+        </w:rPr>
+        <w:t xml:space="preserve">(</w:t>
+      </w:r>
+      <w:r>
+        <w:rPr>
+          <w:rStyle w:val="StringTok"/>
+        </w:rPr>
+        <w:t xml:space="preserve">"notification"</w:t>
+      </w:r>
+      <w:r>
+        <w:rPr>
+          <w:rStyle w:val="OperatorTok"/>
+        </w:rPr>
+        <w:t xml:space="preserve">,</w:t>
+      </w:r>
+      <w:r>
+        <w:rPr>
+          <w:rStyle w:val="NormalTok"/>
+        </w:rPr>
+        <w:t xml:space="preserve"> {</w:t>
+      </w:r>
+      <w:r>
+        <w:br/>
+      </w:r>
+      <w:r>
+        <w:rPr>
+          <w:rStyle w:val="NormalTok"/>
+        </w:rPr>
+        <w:t xml:space="preserve">    </w:t>
+      </w:r>
+      <w:r>
+        <w:rPr>
+          <w:rStyle w:val="DataTypeTok"/>
+        </w:rPr>
+        <w:t xml:space="preserve">type</w:t>
+      </w:r>
+      <w:r>
+        <w:rPr>
+          <w:rStyle w:val="OperatorTok"/>
+        </w:rPr>
+        <w:t xml:space="preserve">:</w:t>
+      </w:r>
+      <w:r>
+        <w:rPr>
+          <w:rStyle w:val="NormalTok"/>
+        </w:rPr>
+        <w:t xml:space="preserve"> </w:t>
+      </w:r>
+      <w:r>
+        <w:rPr>
+          <w:rStyle w:val="StringTok"/>
+        </w:rPr>
+        <w:t xml:space="preserve">"new_notification"</w:t>
+      </w:r>
+      <w:r>
+        <w:rPr>
+          <w:rStyle w:val="OperatorTok"/>
+        </w:rPr>
+        <w:t xml:space="preserve">,</w:t>
+      </w:r>
+      <w:r>
+        <w:br/>
+      </w:r>
+      <w:r>
+        <w:rPr>
+          <w:rStyle w:val="NormalTok"/>
+        </w:rPr>
+        <w:t xml:space="preserve">    </w:t>
+      </w:r>
+      <w:r>
+        <w:rPr>
+          <w:rStyle w:val="DataTypeTok"/>
+        </w:rPr>
+        <w:t xml:space="preserve">data</w:t>
+      </w:r>
+      <w:r>
+        <w:rPr>
+          <w:rStyle w:val="OperatorTok"/>
+        </w:rPr>
+        <w:t xml:space="preserve">:</w:t>
+      </w:r>
+      <w:r>
+        <w:rPr>
+          <w:rStyle w:val="NormalTok"/>
+        </w:rPr>
+        <w:t xml:space="preserve"> notification</w:t>
+      </w:r>
+      <w:r>
+        <w:rPr>
+          <w:rStyle w:val="OperatorTok"/>
+        </w:rPr>
+        <w:t xml:space="preserve">,</w:t>
+      </w:r>
+      <w:r>
+        <w:br/>
+      </w:r>
+      <w:r>
+        <w:rPr>
+          <w:rStyle w:val="NormalTok"/>
+        </w:rPr>
+        <w:t xml:space="preserve">  })</w:t>
+      </w:r>
+      <w:r>
+        <w:rPr>
+          <w:rStyle w:val="OperatorTok"/>
+        </w:rPr>
+        <w:t xml:space="preserve">;</w:t>
+      </w:r>
+      <w:r>
+        <w:br/>
+      </w:r>
+      <w:r>
+        <w:rPr>
+          <w:rStyle w:val="NormalTok"/>
+        </w:rPr>
+        <w:t xml:space="preserve">}</w:t>
+      </w:r>
+    </w:p>
+    <w:p>
+      <w:pPr>
+        <w:pStyle w:val="FirstParagraph"/>
+      </w:pPr>
+      <w:r>
+        <w:t xml:space="preserve">This design addresses a specific challenge identified during development. Initially, the notification utility accepted a single</w:t>
+      </w:r>
+      <w:r>
+        <w:t xml:space="preserve"> </w:t>
+      </w:r>
+      <w:r>
+        <w:rPr>
+          <w:rStyle w:val="VerbatimChar"/>
+        </w:rPr>
+        <w:t xml:space="preserve">recipient_id</w:t>
+      </w:r>
+      <w:r>
+        <w:t xml:space="preserve"> </w:t>
+      </w:r>
+      <w:r>
+        <w:t xml:space="preserve">and was called once per recipient in a loop. For group-wide notifications (session created, session cancelled), this meant N sequential database insertions for N group members, an approach that does not scale.</w:t>
+      </w:r>
+    </w:p>
+    <w:p>
+      <w:pPr>
+        <w:pStyle w:val="BodyText"/>
+      </w:pPr>
+      <w:r>
+        <w:t xml:space="preserve">The revised design normalizes</w:t>
+      </w:r>
+      <w:r>
+        <w:t xml:space="preserve"> </w:t>
+      </w:r>
+      <w:r>
+        <w:rPr>
+          <w:rStyle w:val="VerbatimChar"/>
+        </w:rPr>
+        <w:t xml:space="preserve">recipient_id</w:t>
+      </w:r>
+      <w:r>
+        <w:t xml:space="preserve"> </w:t>
+      </w:r>
+      <w:r>
+        <w:t xml:space="preserve">to an array regardless of whether a single ID or an array is passed. All</w:t>
+      </w:r>
+      <w:r>
+        <w:t xml:space="preserve"> </w:t>
+      </w:r>
+      <w:r>
+        <w:rPr>
+          <w:rStyle w:val="VerbatimChar"/>
+        </w:rPr>
+        <w:t xml:space="preserve">user_notifications</w:t>
+      </w:r>
+      <w:r>
+        <w:t xml:space="preserve"> </w:t>
+      </w:r>
+      <w:r>
+        <w:t xml:space="preserve">rows for a given notification event are constructed as an array and inserted in a single bulk operation. The Socket.IO emission loop that follows then iterates over the inserted records, extracting each</w:t>
+      </w:r>
+      <w:r>
+        <w:t xml:space="preserve"> </w:t>
+      </w:r>
+      <w:r>
+        <w:rPr>
+          <w:rStyle w:val="VerbatimChar"/>
+        </w:rPr>
+        <w:t xml:space="preserve">recipient_id</w:t>
+      </w:r>
+      <w:r>
+        <w:t xml:space="preserve"> </w:t>
+      </w:r>
+      <w:r>
+        <w:t xml:space="preserve">to target the correct personal room. This approach is both more efficient (one insert operation regardless of group size) and more correct (the database insertion is atomic, either all recipients get the notification or none do).</w:t>
+      </w:r>
+    </w:p>
+    <w:bookmarkEnd w:id="72"/>
+    <w:bookmarkEnd w:id="73"/>
+    <w:bookmarkStart w:id="74" w:name="testing-and-validation"/>
+    <w:p>
+      <w:pPr>
+        <w:pStyle w:val="Heading2"/>
+      </w:pPr>
+      <w:r>
+        <w:t xml:space="preserve">3.8 Testing and Validation</w:t>
+      </w:r>
+    </w:p>
+    <w:p>
+      <w:pPr>
+        <w:pStyle w:val="FirstParagraph"/>
+      </w:pPr>
+      <w:r>
+        <w:t xml:space="preserve">Backend validation was conducted at three levels: schema validation, service logic testing, and integration testing through the mobile client.</w:t>
+      </w:r>
+    </w:p>
+    <w:p>
+      <w:pPr>
+        <w:pStyle w:val="BodyText"/>
+      </w:pPr>
+      <w:r>
+        <w:rPr>
+          <w:b/>
+          <w:bCs/>
+        </w:rPr>
+        <w:t xml:space="preserve">Schema validation</w:t>
+      </w:r>
+      <w:r>
+        <w:t xml:space="preserve"> </w:t>
+      </w:r>
+      <w:r>
+        <w:t xml:space="preserve">is enforced on every mutating endpoint through Joi schemas defined in</w:t>
+      </w:r>
+      <w:r>
+        <w:t xml:space="preserve"> </w:t>
+      </w:r>
+      <w:r>
+        <w:rPr>
+          <w:rStyle w:val="VerbatimChar"/>
+        </w:rPr>
+        <w:t xml:space="preserve">utils/validators.js</w:t>
+      </w:r>
+      <w:r>
+        <w:t xml:space="preserve">. These schemas specify field types, minimum and maximum lengths, enumerated allowed values, and date constraints. For example, the</w:t>
+      </w:r>
+      <w:r>
+        <w:t xml:space="preserve"> </w:t>
+      </w:r>
+      <w:r>
+        <w:rPr>
+          <w:rStyle w:val="VerbatimChar"/>
+        </w:rPr>
+        <w:t xml:space="preserve">createSessionSchema</w:t>
+      </w:r>
+      <w:r>
+        <w:t xml:space="preserve"> </w:t>
+      </w:r>
+      <w:r>
+        <w:t xml:space="preserve">enforces that</w:t>
+      </w:r>
+      <w:r>
+        <w:t xml:space="preserve"> </w:t>
+      </w:r>
+      <w:r>
+        <w:rPr>
+          <w:rStyle w:val="VerbatimChar"/>
+        </w:rPr>
+        <w:t xml:space="preserve">scheduled_date</w:t>
+      </w:r>
+      <w:r>
+        <w:t xml:space="preserve"> </w:t>
+      </w:r>
+      <w:r>
+        <w:t xml:space="preserve">must be an ISO-format date not in the past, and that</w:t>
+      </w:r>
+      <w:r>
+        <w:t xml:space="preserve"> </w:t>
+      </w:r>
+      <w:r>
+        <w:rPr>
+          <w:rStyle w:val="VerbatimChar"/>
+        </w:rPr>
+        <w:t xml:space="preserve">start_time</w:t>
+      </w:r>
+      <w:r>
+        <w:t xml:space="preserve"> </w:t>
+      </w:r>
+      <w:r>
+        <w:t xml:space="preserve">and</w:t>
+      </w:r>
+      <w:r>
+        <w:t xml:space="preserve"> </w:t>
+      </w:r>
+      <w:r>
+        <w:rPr>
+          <w:rStyle w:val="VerbatimChar"/>
+        </w:rPr>
+        <w:t xml:space="preserve">end_time</w:t>
+      </w:r>
+      <w:r>
+        <w:t xml:space="preserve"> </w:t>
+      </w:r>
+      <w:r>
+        <w:t xml:space="preserve">match the pattern</w:t>
+      </w:r>
+      <w:r>
+        <w:t xml:space="preserve"> </w:t>
+      </w:r>
+      <w:r>
+        <w:rPr>
+          <w:rStyle w:val="VerbatimChar"/>
+        </w:rPr>
+        <w:t xml:space="preserve">HH:MM</w:t>
+      </w:r>
+      <w:r>
+        <w:t xml:space="preserve">. The schemas use</w:t>
+      </w:r>
+      <w:r>
+        <w:t xml:space="preserve"> </w:t>
+      </w:r>
+      <w:r>
+        <w:rPr>
+          <w:rStyle w:val="VerbatimChar"/>
+        </w:rPr>
+        <w:t xml:space="preserve">abortEarly: false</w:t>
+      </w:r>
+      <w:r>
+        <w:t xml:space="preserve"> </w:t>
+      </w:r>
+      <w:r>
+        <w:t xml:space="preserve">so that all validation errors are returned simultaneously rather than one at a time, giving the frontend the complete set of issues in a single response.</w:t>
+      </w:r>
+    </w:p>
+    <w:p>
+      <w:pPr>
+        <w:pStyle w:val="BodyText"/>
+      </w:pPr>
+      <w:r>
+        <w:rPr>
+          <w:b/>
+          <w:bCs/>
+        </w:rPr>
+        <w:t xml:space="preserve">Service logic testing</w:t>
+      </w:r>
+      <w:r>
+        <w:t xml:space="preserve"> </w:t>
+      </w:r>
+      <w:r>
+        <w:t xml:space="preserve">was performed manually by calling endpoints through the mobile client and inspecting both the API responses and the resulting database state through the Supabase dashboard. Key test cases included: registering with a duplicate email (confirmed that the existing user check returns a meaningful error rather than a database constraint violation), creating a session as a non-creator (confirmed 403-equivalent error from the service layer), and uploading artifacts of disallowed types (confirmed Multer rejection before any business logic executed).</w:t>
+      </w:r>
+    </w:p>
+    <w:p>
+      <w:pPr>
+        <w:pStyle w:val="BodyText"/>
+      </w:pPr>
+      <w:r>
+        <w:rPr>
+          <w:b/>
+          <w:bCs/>
+        </w:rPr>
+        <w:t xml:space="preserve">Integration testing</w:t>
+      </w:r>
+      <w:r>
+        <w:t xml:space="preserve"> </w:t>
+      </w:r>
+      <w:r>
+        <w:t xml:space="preserve">was conducted by walking through complete user journeys end to end: a teacher creating a group, a learner requesting to join, the teacher approving, the teacher creating a session with artifacts, the learner checking in, the learner asking the AI a question, and verifying that the AI’s answer referenced the uploaded content. All flows completed successfully after the documented backend bugs were resolved.</w:t>
+      </w:r>
+    </w:p>
+    <w:p>
+      <w:pPr>
+        <w:pStyle w:val="BodyText"/>
+      </w:pPr>
+      <w:r>
+        <w:rPr>
+          <w:b/>
+          <w:bCs/>
+        </w:rPr>
+        <w:t xml:space="preserve">Known defect addressed:</w:t>
+      </w:r>
+      <w:r>
+        <w:t xml:space="preserve"> </w:t>
+      </w:r>
+      <w:r>
+        <w:t xml:space="preserve">The</w:t>
+      </w:r>
+      <w:r>
+        <w:t xml:space="preserve"> </w:t>
+      </w:r>
+      <w:r>
+        <w:rPr>
+          <w:rStyle w:val="VerbatimChar"/>
+        </w:rPr>
+        <w:t xml:space="preserve">avatar</w:t>
+      </w:r>
+      <w:r>
+        <w:t xml:space="preserve"> </w:t>
+      </w:r>
+      <w:r>
+        <w:t xml:space="preserve">Supabase storage bucket initially rejected image uploads from the backend because the bucket’s row-level security policy did not permit insertion by authenticated or anonymous service roles. This was resolved by adding an explicit insert policy to the bucket in the Supabase dashboard, allowing uploads from both</w:t>
+      </w:r>
+      <w:r>
+        <w:t xml:space="preserve"> </w:t>
+      </w:r>
+      <w:r>
+        <w:rPr>
+          <w:rStyle w:val="VerbatimChar"/>
+        </w:rPr>
+        <w:t xml:space="preserve">anon</w:t>
+      </w:r>
+      <w:r>
+        <w:t xml:space="preserve"> </w:t>
+      </w:r>
+      <w:r>
+        <w:t xml:space="preserve">and</w:t>
+      </w:r>
+      <w:r>
+        <w:t xml:space="preserve"> </w:t>
+      </w:r>
+      <w:r>
+        <w:rPr>
+          <w:rStyle w:val="VerbatimChar"/>
+        </w:rPr>
+        <w:t xml:space="preserve">authenticated</w:t>
+      </w:r>
+      <w:r>
+        <w:t xml:space="preserve"> </w:t>
+      </w:r>
+      <w:r>
+        <w:t xml:space="preserve">roles. This fix was required before any profile image or group cover image could be persisted.</w:t>
+      </w:r>
+    </w:p>
+    <w:bookmarkEnd w:id="74"/>
+    <w:bookmarkEnd w:id="75"/>
+    <w:bookmarkStart w:id="100" w:name="chapter-4-database-design"/>
+    <w:p>
+      <w:pPr>
+        <w:pStyle w:val="Heading1"/>
+      </w:pPr>
+      <w:r>
+        <w:t xml:space="preserve">Chapter 4: Database Design</w:t>
+      </w:r>
+    </w:p>
+    <w:bookmarkStart w:id="76" w:name="purpose-of-the-subsystem-1"/>
+    <w:p>
+      <w:pPr>
+        <w:pStyle w:val="Heading2"/>
+      </w:pPr>
+      <w:r>
+        <w:t xml:space="preserve">4.1 Purpose of the Subsystem</w:t>
+      </w:r>
+    </w:p>
+    <w:p>
+      <w:pPr>
+        <w:pStyle w:val="FirstParagraph"/>
+      </w:pPr>
+      <w:r>
+        <w:t xml:space="preserve">The database is the foundational layer upon which every feature of SkillSwap rests. It is responsible for persisting all user data, skill and group records, session and artifact metadata, chat messages, poll data, notification records, Q&amp;A conversation history, and the vector embeddings that power the AI pipeline. Every API request that reads or writes application state ultimately resolves to one or more queries against this database.</w:t>
+      </w:r>
+    </w:p>
+    <w:p>
+      <w:pPr>
+        <w:pStyle w:val="BodyText"/>
+      </w:pPr>
+      <w:r>
+        <w:t xml:space="preserve">SkillSwap uses PostgreSQL as its database engine, hosted and managed through Supabase. PostgreSQL was chosen for its robustness, its support for advanced data types (including the vector data type required for embedding storage), its mature support for foreign key constraints and cascading deletes, and its JSON column support for storing embedding metadata. Supabase provides the managed PostgreSQL infrastructure along with the</w:t>
+      </w:r>
+      <w:r>
+        <w:t xml:space="preserve"> </w:t>
+      </w:r>
+      <w:r>
+        <w:rPr>
+          <w:rStyle w:val="VerbatimChar"/>
+        </w:rPr>
+        <w:t xml:space="preserve">@supabase/supabase-js</w:t>
+      </w:r>
+      <w:r>
+        <w:t xml:space="preserve"> </w:t>
+      </w:r>
+      <w:r>
+        <w:t xml:space="preserve">client library used throughout the backend service layer.</w:t>
+      </w:r>
+    </w:p>
+    <w:p>
+      <w:pPr>
+        <w:pStyle w:val="BodyText"/>
+      </w:pPr>
+      <w:r>
+        <w:t xml:space="preserve">This chapter presents the complete database schema, the entity-relationship model, the normalization decisions that shaped the schema, the indexing and query strategy, and the security considerations applied at the storage layer. Understanding the database design is prerequisite to understanding every other chapter in this report, because the shape of the data, how entities relate, what constraints are enforced at the database level, and where cascading behavior is defined, directly determines what the service layer can and cannot do efficiently.</w:t>
+      </w:r>
+    </w:p>
+    <w:bookmarkEnd w:id="76"/>
+    <w:bookmarkStart w:id="82" w:name="design-choices-and-normalization"/>
+    <w:p>
+      <w:pPr>
+        <w:pStyle w:val="Heading2"/>
+      </w:pPr>
+      <w:r>
+        <w:t xml:space="preserve">4.2 Design Choices and Normalization</w:t>
+      </w:r>
+    </w:p>
+    <w:bookmarkStart w:id="77" w:name="normalization-level"/>
+    <w:p>
+      <w:pPr>
+        <w:pStyle w:val="Heading3"/>
+      </w:pPr>
+      <w:r>
+        <w:t xml:space="preserve">4.2.1 Normalization Level</w:t>
+      </w:r>
+    </w:p>
+    <w:p>
+      <w:pPr>
+        <w:pStyle w:val="FirstParagraph"/>
+      </w:pPr>
+      <w:r>
+        <w:t xml:space="preserve">The SkillSwap schema is designed to Third Normal Form (3NF) throughout. Every non-key attribute in every table depends on the whole primary key and nothing but the primary key. No transitive dependencies exist between non-key columns.</w:t>
+      </w:r>
+    </w:p>
+    <w:p>
+      <w:pPr>
+        <w:pStyle w:val="BodyText"/>
+      </w:pPr>
+      <w:r>
+        <w:t xml:space="preserve">The most instructive example of a normalization decision is the separation of the</w:t>
+      </w:r>
+      <w:r>
+        <w:t xml:space="preserve"> </w:t>
+      </w:r>
+      <w:r>
+        <w:rPr>
+          <w:rStyle w:val="VerbatimChar"/>
+        </w:rPr>
+        <w:t xml:space="preserve">notifications</w:t>
+      </w:r>
+      <w:r>
+        <w:t xml:space="preserve"> </w:t>
+      </w:r>
+      <w:r>
+        <w:t xml:space="preserve">table from the</w:t>
+      </w:r>
+      <w:r>
+        <w:t xml:space="preserve"> </w:t>
+      </w:r>
+      <w:r>
+        <w:rPr>
+          <w:rStyle w:val="VerbatimChar"/>
+        </w:rPr>
+        <w:t xml:space="preserve">user_notifications</w:t>
+      </w:r>
+      <w:r>
+        <w:t xml:space="preserve"> </w:t>
+      </w:r>
+      <w:r>
+        <w:t xml:space="preserve">table. A naive design would store one notification row per recipient, duplicating the</w:t>
+      </w:r>
+      <w:r>
+        <w:t xml:space="preserve"> </w:t>
+      </w:r>
+      <w:r>
+        <w:rPr>
+          <w:rStyle w:val="VerbatimChar"/>
+        </w:rPr>
+        <w:t xml:space="preserve">title</w:t>
+      </w:r>
+      <w:r>
+        <w:t xml:space="preserve">,</w:t>
+      </w:r>
+      <w:r>
+        <w:t xml:space="preserve"> </w:t>
+      </w:r>
+      <w:r>
+        <w:rPr>
+          <w:rStyle w:val="VerbatimChar"/>
+        </w:rPr>
+        <w:t xml:space="preserve">message</w:t>
+      </w:r>
+      <w:r>
+        <w:t xml:space="preserve">,</w:t>
+      </w:r>
+      <w:r>
+        <w:rPr>
+          <w:rStyle w:val="VerbatimChar"/>
+        </w:rPr>
+        <w:t xml:space="preserve">related_entity_type</w:t>
+      </w:r>
+      <w:r>
+        <w:t xml:space="preserve">,</w:t>
+      </w:r>
+      <w:r>
+        <w:t xml:space="preserve"> </w:t>
+      </w:r>
+      <w:r>
+        <w:rPr>
+          <w:rStyle w:val="VerbatimChar"/>
+        </w:rPr>
+        <w:t xml:space="preserve">related_entity_id</w:t>
+      </w:r>
+      <w:r>
+        <w:t xml:space="preserve">, and</w:t>
+      </w:r>
+      <w:r>
+        <w:t xml:space="preserve"> </w:t>
+      </w:r>
+      <w:r>
+        <w:rPr>
+          <w:rStyle w:val="VerbatimChar"/>
+        </w:rPr>
+        <w:t xml:space="preserve">sender_id</w:t>
+      </w:r>
+      <w:r>
+        <w:t xml:space="preserve"> </w:t>
+      </w:r>
+      <w:r>
+        <w:t xml:space="preserve">fields for every member of a group when a session is created. With groups of up to fifty members, this would produce fifty nearly identical rows differing only in</w:t>
+      </w:r>
+      <w:r>
+        <w:t xml:space="preserve"> </w:t>
+      </w:r>
+      <w:r>
+        <w:rPr>
+          <w:rStyle w:val="VerbatimChar"/>
+        </w:rPr>
+        <w:t xml:space="preserve">recipient_id</w:t>
+      </w:r>
+      <w:r>
+        <w:t xml:space="preserve">.</w:t>
+      </w:r>
+    </w:p>
+    <w:p>
+      <w:pPr>
+        <w:pStyle w:val="BodyText"/>
+      </w:pPr>
+      <w:r>
+        <w:t xml:space="preserve">The normalized design stores the notification content exactly once in</w:t>
+      </w:r>
+      <w:r>
+        <w:t xml:space="preserve"> </w:t>
+      </w:r>
+      <w:r>
+        <w:rPr>
+          <w:rStyle w:val="VerbatimChar"/>
+        </w:rPr>
+        <w:t xml:space="preserve">notifications</w:t>
+      </w:r>
+      <w:r>
+        <w:t xml:space="preserve"> </w:t>
+      </w:r>
+      <w:r>
+        <w:t xml:space="preserve">and creates one lightweight row per recipient in</w:t>
+      </w:r>
+      <w:r>
+        <w:t xml:space="preserve"> </w:t>
+      </w:r>
+      <w:r>
+        <w:rPr>
+          <w:rStyle w:val="VerbatimChar"/>
+        </w:rPr>
+        <w:t xml:space="preserve">user_notifications</w:t>
+      </w:r>
+      <w:r>
+        <w:t xml:space="preserve">, carrying only</w:t>
+      </w:r>
+      <w:r>
+        <w:t xml:space="preserve"> </w:t>
+      </w:r>
+      <w:r>
+        <w:rPr>
+          <w:rStyle w:val="VerbatimChar"/>
+        </w:rPr>
+        <w:t xml:space="preserve">notification_id</w:t>
+      </w:r>
+      <w:r>
+        <w:t xml:space="preserve">,</w:t>
+      </w:r>
+      <w:r>
+        <w:t xml:space="preserve"> </w:t>
+      </w:r>
+      <w:r>
+        <w:rPr>
+          <w:rStyle w:val="VerbatimChar"/>
+        </w:rPr>
+        <w:t xml:space="preserve">recipient_id</w:t>
+      </w:r>
+      <w:r>
+        <w:t xml:space="preserve">, and</w:t>
+      </w:r>
+      <w:r>
+        <w:t xml:space="preserve"> </w:t>
+      </w:r>
+      <w:r>
+        <w:rPr>
+          <w:rStyle w:val="VerbatimChar"/>
+        </w:rPr>
+        <w:t xml:space="preserve">is_read</w:t>
+      </w:r>
+      <w:r>
+        <w:t xml:space="preserve">. This separation achieves three things: it eliminates data duplication, it allows a single notification to be addressed to many recipients through a single insert (bulk insertion into</w:t>
+      </w:r>
+      <w:r>
+        <w:t xml:space="preserve"> </w:t>
+      </w:r>
+      <w:r>
+        <w:rPr>
+          <w:rStyle w:val="VerbatimChar"/>
+        </w:rPr>
+        <w:t xml:space="preserve">user_notifications</w:t>
+      </w:r>
+      <w:r>
+        <w:t xml:space="preserve">), and it allows per-recipient read state to be tracked independently without affecting the shared notification record.</w:t>
+      </w:r>
+    </w:p>
+    <w:p>
+      <w:pPr>
+        <w:pStyle w:val="BodyText"/>
+      </w:pPr>
+      <w:r>
+        <w:t xml:space="preserve">A similar separation applies to the poll system. Poll metadata (question, creator, group, expiry, closure status) lives in</w:t>
+      </w:r>
+      <w:r>
+        <w:t xml:space="preserve"> </w:t>
+      </w:r>
+      <w:r>
+        <w:rPr>
+          <w:rStyle w:val="VerbatimChar"/>
+        </w:rPr>
+        <w:t xml:space="preserve">polls</w:t>
+      </w:r>
+      <w:r>
+        <w:t xml:space="preserve">. Poll options live in</w:t>
+      </w:r>
+      <w:r>
+        <w:t xml:space="preserve"> </w:t>
+      </w:r>
+      <w:r>
+        <w:rPr>
+          <w:rStyle w:val="VerbatimChar"/>
+        </w:rPr>
+        <w:t xml:space="preserve">poll_options</w:t>
+      </w:r>
+      <w:r>
+        <w:t xml:space="preserve">,which is a child table of</w:t>
+      </w:r>
+      <w:r>
+        <w:t xml:space="preserve"> </w:t>
+      </w:r>
+      <w:r>
+        <w:rPr>
+          <w:rStyle w:val="VerbatimChar"/>
+        </w:rPr>
+        <w:t xml:space="preserve">polls</w:t>
+      </w:r>
+      <w:r>
+        <w:t xml:space="preserve">. Individual votes live in</w:t>
+      </w:r>
+      <w:r>
+        <w:t xml:space="preserve"> </w:t>
+      </w:r>
+      <w:r>
+        <w:rPr>
+          <w:rStyle w:val="VerbatimChar"/>
+        </w:rPr>
+        <w:t xml:space="preserve">poll_votes</w:t>
+      </w:r>
+      <w:r>
+        <w:t xml:space="preserve">, which references both the poll and the specific option. This three-table design supports polls with any number of options and allows vote tallying through aggregation queries rather than storing counts as mutable fields.</w:t>
+      </w:r>
+    </w:p>
+    <w:bookmarkEnd w:id="77"/>
+    <w:bookmarkStart w:id="78" w:name="uuid-primary-keys"/>
+    <w:p>
+      <w:pPr>
+        <w:pStyle w:val="Heading3"/>
+      </w:pPr>
+      <w:r>
+        <w:t xml:space="preserve">4.2.2 UUID Primary Keys</w:t>
+      </w:r>
+    </w:p>
+    <w:p>
+      <w:pPr>
+        <w:pStyle w:val="FirstParagraph"/>
+      </w:pPr>
+      <w:r>
+        <w:t xml:space="preserve">All primary keys in the schema use UUIDs rather than auto-incrementing integers. This decision was made for two reasons. First, UUIDs are generated by the client or the application layer, not the database, which means the application always knows the ID of a new record before the insert completes, useful when constructing relationships in memory before committing to the database. Second, UUID-based IDs are non-sequential and unpredictable, which prevents enumeration attacks where an attacker increments an integer ID to discover records they should not access.</w:t>
+      </w:r>
+    </w:p>
+    <w:p>
+      <w:pPr>
+        <w:pStyle w:val="BodyText"/>
+      </w:pPr>
+      <w:r>
+        <w:t xml:space="preserve">The</w:t>
+      </w:r>
+      <w:r>
+        <w:t xml:space="preserve"> </w:t>
+      </w:r>
+      <w:r>
+        <w:rPr>
+          <w:rStyle w:val="VerbatimChar"/>
+        </w:rPr>
+        <w:t xml:space="preserve">uuid</w:t>
+      </w:r>
+      <w:r>
+        <w:t xml:space="preserve"> </w:t>
+      </w:r>
+      <w:r>
+        <w:t xml:space="preserve">npm package is used in the backend to generate v4 UUIDs for file names during Supabase Storage uploads. For database primary keys, Supabase’s PostgreSQL instance generates UUIDs using the</w:t>
+      </w:r>
+      <w:r>
+        <w:t xml:space="preserve"> </w:t>
+      </w:r>
+      <w:r>
+        <w:rPr>
+          <w:rStyle w:val="VerbatimChar"/>
+        </w:rPr>
+        <w:t xml:space="preserve">gen_random_uuid()</w:t>
+      </w:r>
+      <w:r>
+        <w:t xml:space="preserve"> </w:t>
+      </w:r>
+      <w:r>
+        <w:t xml:space="preserve">function as the column default.</w:t>
+      </w:r>
+    </w:p>
+    <w:bookmarkEnd w:id="78"/>
+    <w:bookmarkStart w:id="80" w:name="cascading-deletes"/>
+    <w:p>
+      <w:pPr>
+        <w:pStyle w:val="Heading3"/>
+      </w:pPr>
+      <w:r>
+        <w:t xml:space="preserve">4.2.3 Cascading Deletes</w:t>
+      </w:r>
+    </w:p>
+    <w:p>
+      <w:pPr>
+        <w:pStyle w:val="FirstParagraph"/>
+      </w:pPr>
+      <w:r>
+        <w:t xml:space="preserve">Foreign key relationships in the schema are defined with</w:t>
+      </w:r>
+      <w:r>
+        <w:t xml:space="preserve"> </w:t>
+      </w:r>
+      <w:r>
+        <w:rPr>
+          <w:rStyle w:val="VerbatimChar"/>
+        </w:rPr>
+        <w:t xml:space="preserve">ON DELETE CASCADE</w:t>
+      </w:r>
+      <w:r>
+        <w:t xml:space="preserve"> </w:t>
+      </w:r>
+      <w:r>
+        <w:t xml:space="preserve">wherever the child record has no meaning without its parent. The most consequential cascade chains in the system are:</w:t>
+      </w:r>
+    </w:p>
+    <w:p>
+      <w:pPr>
+        <w:numPr>
+          <w:ilvl w:val="0"/>
+          <w:numId w:val="1021"/>
+        </w:numPr>
+      </w:pPr>
+      <w:r>
+        <w:t xml:space="preserve">Deleting a</w:t>
+      </w:r>
+      <w:r>
+        <w:t xml:space="preserve"> </w:t>
+      </w:r>
+      <w:r>
+        <w:rPr>
+          <w:rStyle w:val="VerbatimChar"/>
+        </w:rPr>
+        <w:t xml:space="preserve">groups</w:t>
+      </w:r>
+      <w:r>
+        <w:t xml:space="preserve"> </w:t>
+      </w:r>
+      <w:r>
+        <w:t xml:space="preserve">row cascades to:</w:t>
+      </w:r>
+      <w:r>
+        <w:t xml:space="preserve"> </w:t>
+      </w:r>
+      <w:r>
+        <w:rPr>
+          <w:rStyle w:val="VerbatimChar"/>
+        </w:rPr>
+        <w:t xml:space="preserve">group_members</w:t>
+      </w:r>
+      <w:r>
+        <w:t xml:space="preserve">,</w:t>
+      </w:r>
+      <w:r>
+        <w:t xml:space="preserve"> </w:t>
+      </w:r>
+      <w:r>
+        <w:rPr>
+          <w:rStyle w:val="VerbatimChar"/>
+        </w:rPr>
+        <w:t xml:space="preserve">sessions</w:t>
+      </w:r>
+      <w:r>
+        <w:t xml:space="preserve">,</w:t>
+      </w:r>
+      <w:r>
+        <w:t xml:space="preserve"> </w:t>
+      </w:r>
+      <w:r>
+        <w:rPr>
+          <w:rStyle w:val="VerbatimChar"/>
+        </w:rPr>
+        <w:t xml:space="preserve">group_chats</w:t>
+      </w:r>
+      <w:r>
+        <w:t xml:space="preserve">,</w:t>
+      </w:r>
+      <w:r>
+        <w:rPr>
+          <w:rStyle w:val="VerbatimChar"/>
+        </w:rPr>
+        <w:t xml:space="preserve">polls</w:t>
+      </w:r>
+      <w:r>
+        <w:t xml:space="preserve">,</w:t>
+      </w:r>
+      <w:r>
+        <w:t xml:space="preserve"> </w:t>
+      </w:r>
+      <w:r>
+        <w:rPr>
+          <w:rStyle w:val="VerbatimChar"/>
+        </w:rPr>
+        <w:t xml:space="preserve">qa_conversations</w:t>
+      </w:r>
+      <w:r>
+        <w:t xml:space="preserve">, and through</w:t>
+      </w:r>
+      <w:r>
+        <w:t xml:space="preserve"> </w:t>
+      </w:r>
+      <w:r>
+        <w:rPr>
+          <w:rStyle w:val="VerbatimChar"/>
+        </w:rPr>
+        <w:t xml:space="preserve">sessions</w:t>
+      </w:r>
+      <w:r>
+        <w:t xml:space="preserve"> </w:t>
+      </w:r>
+      <w:r>
+        <w:t xml:space="preserve">to</w:t>
+      </w:r>
+      <w:r>
+        <w:t xml:space="preserve"> </w:t>
+      </w:r>
+      <w:r>
+        <w:rPr>
+          <w:rStyle w:val="VerbatimChar"/>
+        </w:rPr>
+        <w:t xml:space="preserve">artifacts</w:t>
+      </w:r>
+      <w:r>
+        <w:t xml:space="preserve">,</w:t>
+      </w:r>
+      <w:r>
+        <w:t xml:space="preserve"> </w:t>
+      </w:r>
+      <w:r>
+        <w:rPr>
+          <w:rStyle w:val="VerbatimChar"/>
+        </w:rPr>
+        <w:t xml:space="preserve">session_participants</w:t>
+      </w:r>
+      <w:r>
+        <w:t xml:space="preserve">, and</w:t>
+      </w:r>
+      <w:r>
+        <w:t xml:space="preserve"> </w:t>
+      </w:r>
+      <w:r>
+        <w:rPr>
+          <w:rStyle w:val="VerbatimChar"/>
+        </w:rPr>
+        <w:t xml:space="preserve">artifact_embeddings</w:t>
+      </w:r>
+      <w:r>
+        <w:t xml:space="preserve">.</w:t>
+      </w:r>
+    </w:p>
+    <w:p>
+      <w:pPr>
+        <w:numPr>
+          <w:ilvl w:val="0"/>
+          <w:numId w:val="1021"/>
+        </w:numPr>
+      </w:pPr>
+      <w:r>
+        <w:t xml:space="preserve">Deleting a</w:t>
+      </w:r>
+      <w:r>
+        <w:t xml:space="preserve"> </w:t>
+      </w:r>
+      <w:r>
+        <w:rPr>
+          <w:rStyle w:val="VerbatimChar"/>
+        </w:rPr>
+        <w:t xml:space="preserve">sessions</w:t>
+      </w:r>
+      <w:r>
+        <w:t xml:space="preserve"> </w:t>
+      </w:r>
+      <w:r>
+        <w:t xml:space="preserve">row cascades to:</w:t>
+      </w:r>
+      <w:r>
+        <w:t xml:space="preserve"> </w:t>
+      </w:r>
+      <w:r>
+        <w:rPr>
+          <w:rStyle w:val="VerbatimChar"/>
+        </w:rPr>
+        <w:t xml:space="preserve">artifacts</w:t>
+      </w:r>
+      <w:r>
+        <w:t xml:space="preserve">,</w:t>
+      </w:r>
+      <w:r>
+        <w:t xml:space="preserve"> </w:t>
+      </w:r>
+      <w:r>
+        <w:rPr>
+          <w:rStyle w:val="VerbatimChar"/>
+        </w:rPr>
+        <w:t xml:space="preserve">session_participants</w:t>
+      </w:r>
+      <w:r>
+        <w:t xml:space="preserve">, and through</w:t>
+      </w:r>
+      <w:r>
+        <w:t xml:space="preserve"> </w:t>
+      </w:r>
+      <w:r>
+        <w:rPr>
+          <w:rStyle w:val="VerbatimChar"/>
+        </w:rPr>
+        <w:t xml:space="preserve">artifacts</w:t>
+      </w:r>
+      <w:r>
+        <w:t xml:space="preserve"> </w:t>
+      </w:r>
+      <w:r>
+        <w:t xml:space="preserve">to</w:t>
+      </w:r>
+      <w:r>
+        <w:t xml:space="preserve"> </w:t>
+      </w:r>
+      <w:r>
+        <w:rPr>
+          <w:rStyle w:val="VerbatimChar"/>
+        </w:rPr>
+        <w:t xml:space="preserve">artifact_embeddings</w:t>
+      </w:r>
+      <w:r>
+        <w:t xml:space="preserve">.</w:t>
+      </w:r>
+    </w:p>
+    <w:p>
+      <w:pPr>
+        <w:numPr>
+          <w:ilvl w:val="0"/>
+          <w:numId w:val="1021"/>
+        </w:numPr>
+      </w:pPr>
+      <w:r>
+        <w:t xml:space="preserve">Deleting a</w:t>
+      </w:r>
+      <w:r>
+        <w:t xml:space="preserve"> </w:t>
+      </w:r>
+      <w:r>
+        <w:rPr>
+          <w:rStyle w:val="VerbatimChar"/>
+        </w:rPr>
+        <w:t xml:space="preserve">polls</w:t>
+      </w:r>
+      <w:r>
+        <w:t xml:space="preserve"> </w:t>
+      </w:r>
+      <w:r>
+        <w:t xml:space="preserve">row cascades to:</w:t>
+      </w:r>
+      <w:r>
+        <w:t xml:space="preserve"> </w:t>
+      </w:r>
+      <w:r>
+        <w:rPr>
+          <w:rStyle w:val="VerbatimChar"/>
+        </w:rPr>
+        <w:t xml:space="preserve">poll_options</w:t>
+      </w:r>
+      <w:r>
+        <w:t xml:space="preserve"> </w:t>
+      </w:r>
+      <w:r>
+        <w:t xml:space="preserve">and</w:t>
+      </w:r>
+      <w:r>
+        <w:t xml:space="preserve"> </w:t>
+      </w:r>
+      <w:r>
+        <w:rPr>
+          <w:rStyle w:val="VerbatimChar"/>
+        </w:rPr>
+        <w:t xml:space="preserve">poll_votes</w:t>
+      </w:r>
+      <w:r>
+        <w:t xml:space="preserve">, and to the</w:t>
+      </w:r>
+      <w:r>
+        <w:t xml:space="preserve"> </w:t>
+      </w:r>
+      <w:r>
+        <w:rPr>
+          <w:rStyle w:val="VerbatimChar"/>
+        </w:rPr>
+        <w:t xml:space="preserve">chat_messages</w:t>
+      </w:r>
+      <w:r>
+        <w:t xml:space="preserve"> </w:t>
+      </w:r>
+      <w:r>
+        <w:t xml:space="preserve">row that references the poll (setting</w:t>
+      </w:r>
+      <w:r>
+        <w:t xml:space="preserve"> </w:t>
+      </w:r>
+      <w:r>
+        <w:rPr>
+          <w:rStyle w:val="VerbatimChar"/>
+        </w:rPr>
+        <w:t xml:space="preserve">poll_id</w:t>
+      </w:r>
+      <w:r>
+        <w:t xml:space="preserve"> </w:t>
+      </w:r>
+      <w:r>
+        <w:t xml:space="preserve">to null via</w:t>
+      </w:r>
+      <w:r>
+        <w:t xml:space="preserve"> </w:t>
+      </w:r>
+      <w:r>
+        <w:rPr>
+          <w:rStyle w:val="VerbatimChar"/>
+        </w:rPr>
+        <w:t xml:space="preserve">ON DELETE SET NULL</w:t>
+      </w:r>
+      <w:r>
+        <w:t xml:space="preserve">).</w:t>
+      </w:r>
+    </w:p>
+    <w:p>
+      <w:pPr>
+        <w:numPr>
+          <w:ilvl w:val="0"/>
+          <w:numId w:val="1021"/>
+        </w:numPr>
+      </w:pPr>
+      <w:r>
+        <w:t xml:space="preserve">Deleting a</w:t>
+      </w:r>
+      <w:r>
+        <w:t xml:space="preserve"> </w:t>
+      </w:r>
+      <w:r>
+        <w:rPr>
+          <w:rStyle w:val="VerbatimChar"/>
+        </w:rPr>
+        <w:t xml:space="preserve">users</w:t>
+      </w:r>
+      <w:r>
+        <w:t xml:space="preserve"> </w:t>
+      </w:r>
+      <w:r>
+        <w:t xml:space="preserve">row is handled explicitly in the service layer rather than through database cascades, because the order of deletion matters for foreign key constraint</w:t>
+      </w:r>
+      <w:r>
+        <w:t xml:space="preserve"> </w:t>
+      </w:r>
+      <w:r>
+        <w:t xml:space="preserve">satisfaction and to allow the service to perform additional cleanup (removing files from Supabase Storage, for example).</w:t>
+      </w:r>
+    </w:p>
+    <w:p>
+      <w:pPr>
+        <w:pStyle w:val="Heading3"/>
+        <w:numPr>
+          <w:ilvl w:val="0"/>
+          <w:numId w:val="1000"/>
+        </w:numPr>
+      </w:pPr>
+      <w:bookmarkStart w:id="79" w:name="Xf5d50228b7c95a3aea8752fc6429952a85eab20"/>
+      <w:r>
+        <w:t xml:space="preserve">4.2.4 The has_joined Column - Dual Purpose Design</w:t>
+      </w:r>
+      <w:bookmarkEnd w:id="79"/>
+    </w:p>
+    <w:p>
+      <w:pPr>
+        <w:pStyle w:val="FirstParagraph"/>
+      </w:pPr>
+      <w:r>
+        <w:t xml:space="preserve">A notable design decision is the use of a single</w:t>
+      </w:r>
+      <w:r>
+        <w:t xml:space="preserve"> </w:t>
+      </w:r>
+      <w:r>
+        <w:rPr>
+          <w:rStyle w:val="VerbatimChar"/>
+        </w:rPr>
+        <w:t xml:space="preserve">has_joined</w:t>
+      </w:r>
+      <w:r>
+        <w:t xml:space="preserve"> </w:t>
+      </w:r>
+      <w:r>
+        <w:t xml:space="preserve">boolean column in</w:t>
+      </w:r>
+      <w:r>
+        <w:t xml:space="preserve"> </w:t>
+      </w:r>
+      <w:r>
+        <w:rPr>
+          <w:rStyle w:val="VerbatimChar"/>
+        </w:rPr>
+        <w:t xml:space="preserve">group_members</w:t>
+      </w:r>
+      <w:r>
+        <w:t xml:space="preserve"> </w:t>
+      </w:r>
+      <w:r>
+        <w:t xml:space="preserve">to represent three distinct states: a join request from a learner (</w:t>
+      </w:r>
+      <w:r>
+        <w:rPr>
+          <w:rStyle w:val="VerbatimChar"/>
+        </w:rPr>
+        <w:t xml:space="preserve">has_joined = false</w:t>
+      </w:r>
+      <w:r>
+        <w:t xml:space="preserve">, inserted by the learner), a teacher invitation (</w:t>
+      </w:r>
+      <w:r>
+        <w:rPr>
+          <w:rStyle w:val="VerbatimChar"/>
+        </w:rPr>
+        <w:t xml:space="preserve">has_joined = false</w:t>
+      </w:r>
+      <w:r>
+        <w:t xml:space="preserve">, inserted by the teacher), and an approved membership (</w:t>
+      </w:r>
+      <w:r>
+        <w:rPr>
+          <w:rStyle w:val="VerbatimChar"/>
+        </w:rPr>
+        <w:t xml:space="preserve">has_joined = true</w:t>
+      </w:r>
+      <w:r>
+        <w:t xml:space="preserve">). The</w:t>
+      </w:r>
+      <w:r>
+        <w:t xml:space="preserve"> </w:t>
+      </w:r>
+      <w:r>
+        <w:rPr>
+          <w:rStyle w:val="VerbatimChar"/>
+        </w:rPr>
+        <w:t xml:space="preserve">role</w:t>
+      </w:r>
+      <w:r>
+        <w:t xml:space="preserve"> </w:t>
+      </w:r>
+      <w:r>
+        <w:t xml:space="preserve">column distinguishes between teacher and learner rows, and</w:t>
+      </w:r>
+      <w:r>
+        <w:t xml:space="preserve"> </w:t>
+      </w:r>
+      <w:r>
+        <w:rPr>
+          <w:rStyle w:val="VerbatimChar"/>
+        </w:rPr>
+        <w:t xml:space="preserve">has_joined</w:t>
+      </w:r>
+      <w:r>
+        <w:t xml:space="preserve"> </w:t>
+      </w:r>
+      <w:r>
+        <w:t xml:space="preserve">distinguishes between pending and active.</w:t>
+      </w:r>
+    </w:p>
+    <w:p>
+      <w:pPr>
+        <w:pStyle w:val="BodyText"/>
+      </w:pPr>
+      <w:r>
+        <w:t xml:space="preserve">This dual-purpose design was chosen to avoid a separate</w:t>
+      </w:r>
+      <w:r>
+        <w:t xml:space="preserve"> </w:t>
+      </w:r>
+      <w:r>
+        <w:rPr>
+          <w:rStyle w:val="VerbatimChar"/>
+        </w:rPr>
+        <w:t xml:space="preserve">pending_requests</w:t>
+      </w:r>
+      <w:r>
+        <w:t xml:space="preserve"> </w:t>
+      </w:r>
+      <w:r>
+        <w:t xml:space="preserve">or</w:t>
+      </w:r>
+      <w:r>
+        <w:t xml:space="preserve"> </w:t>
+      </w:r>
+      <w:r>
+        <w:rPr>
+          <w:rStyle w:val="VerbatimChar"/>
+        </w:rPr>
+        <w:t xml:space="preserve">invitations</w:t>
+      </w:r>
+      <w:r>
+        <w:t xml:space="preserve"> </w:t>
+      </w:r>
+      <w:r>
+        <w:t xml:space="preserve">table that would have replicated most of the same columns. The trade-off is that the application layer must always filter</w:t>
+      </w:r>
+      <w:r>
+        <w:t xml:space="preserve"> </w:t>
+      </w:r>
+      <w:r>
+        <w:rPr>
+          <w:rStyle w:val="VerbatimChar"/>
+        </w:rPr>
+        <w:t xml:space="preserve">group_members</w:t>
+      </w:r>
+      <w:r>
+        <w:t xml:space="preserve"> </w:t>
+      </w:r>
+      <w:r>
+        <w:t xml:space="preserve">appropriately:</w:t>
+      </w:r>
+      <w:r>
+        <w:t xml:space="preserve"> </w:t>
+      </w:r>
+      <w:r>
+        <w:rPr>
+          <w:rStyle w:val="VerbatimChar"/>
+        </w:rPr>
+        <w:t xml:space="preserve">has_joined = true</w:t>
+      </w:r>
+      <w:r>
+        <w:t xml:space="preserve"> </w:t>
+      </w:r>
+      <w:r>
+        <w:t xml:space="preserve">for active members,</w:t>
+      </w:r>
+      <w:r>
+        <w:t xml:space="preserve"> </w:t>
+      </w:r>
+      <w:r>
+        <w:rPr>
+          <w:rStyle w:val="VerbatimChar"/>
+        </w:rPr>
+        <w:t xml:space="preserve">has_joined = false</w:t>
+      </w:r>
+      <w:r>
+        <w:t xml:space="preserve"> </w:t>
+      </w:r>
+      <w:r>
+        <w:t xml:space="preserve">for pending requests/invitations. This filtering is consistently applied throughout the service layer, and the pattern was documented early to prevent incorrect queries.</w:t>
+      </w:r>
+    </w:p>
+    <w:bookmarkEnd w:id="80"/>
+    <w:bookmarkStart w:id="81" w:name="proficiency-level---numeric-scale"/>
+    <w:p>
+      <w:pPr>
+        <w:pStyle w:val="Heading3"/>
+      </w:pPr>
+      <w:r>
+        <w:t xml:space="preserve">4.2.5 Proficiency Level - Numeric Scale</w:t>
+      </w:r>
+    </w:p>
+    <w:p>
+      <w:pPr>
+        <w:pStyle w:val="FirstParagraph"/>
+      </w:pPr>
+      <w:r>
+        <w:t xml:space="preserve">The</w:t>
+      </w:r>
+      <w:r>
+        <w:t xml:space="preserve"> </w:t>
+      </w:r>
+      <w:r>
+        <w:rPr>
+          <w:rStyle w:val="VerbatimChar"/>
+        </w:rPr>
+        <w:t xml:space="preserve">proficiency_level</w:t>
+      </w:r>
+      <w:r>
+        <w:t xml:space="preserve"> </w:t>
+      </w:r>
+      <w:r>
+        <w:t xml:space="preserve">column in</w:t>
+      </w:r>
+      <w:r>
+        <w:t xml:space="preserve"> </w:t>
+      </w:r>
+      <w:r>
+        <w:rPr>
+          <w:rStyle w:val="VerbatimChar"/>
+        </w:rPr>
+        <w:t xml:space="preserve">user_skills</w:t>
+      </w:r>
+      <w:r>
+        <w:t xml:space="preserve"> </w:t>
+      </w:r>
+      <w:r>
+        <w:t xml:space="preserve">stores an integer from 1 to 5. This numeric representation was chosen over an enumerated string type (</w:t>
+      </w:r>
+      <w:r>
+        <w:rPr>
+          <w:rStyle w:val="VerbatimChar"/>
+        </w:rPr>
+        <w:t xml:space="preserve">beginner</w:t>
+      </w:r>
+      <w:r>
+        <w:t xml:space="preserve">,</w:t>
+      </w:r>
+      <w:r>
+        <w:t xml:space="preserve"> </w:t>
+      </w:r>
+      <w:r>
+        <w:rPr>
+          <w:rStyle w:val="VerbatimChar"/>
+        </w:rPr>
+        <w:t xml:space="preserve">intermediate</w:t>
+      </w:r>
+      <w:r>
+        <w:t xml:space="preserve">,</w:t>
+      </w:r>
+      <w:r>
+        <w:t xml:space="preserve"> </w:t>
+      </w:r>
+      <w:r>
+        <w:rPr>
+          <w:rStyle w:val="VerbatimChar"/>
+        </w:rPr>
+        <w:t xml:space="preserve">advanced</w:t>
+      </w:r>
+      <w:r>
+        <w:t xml:space="preserve">) for two reasons. First, it supports the proficiency-to-group filtering logic without string comparison: the backend maps level ≤ 2 to beginner, level 3 to all difficulties, and level ≥ 4 to intermediate and advanced, a mapping that is straightforward with integer comparison but awkward with string enums. Second, the numeric scale is more granular than a three-value enum, leaving room for future features such as proficiency tracking over time.</w:t>
+      </w:r>
+    </w:p>
+    <w:bookmarkEnd w:id="81"/>
+    <w:bookmarkEnd w:id="82"/>
+    <w:bookmarkStart w:id="86" w:name="entity-relationship-diagram"/>
+    <w:p>
+      <w:pPr>
+        <w:pStyle w:val="Heading2"/>
+      </w:pPr>
+      <w:r>
+        <w:t xml:space="preserve">4.3 Entity-Relationship Diagram</w:t>
+      </w:r>
+    </w:p>
+    <w:p>
+      <w:pPr>
+        <w:pStyle w:val="FirstParagraph"/>
+      </w:pPr>
+      <w:r>
+        <w:t xml:space="preserve">Figure 4.1 presents the complete Entity-Relationship diagram for the SkillSwap database. All entities, attributes, and relationships are shown, including cardinality notations.</w:t>
+      </w:r>
+    </w:p>
+    <w:p>
+      <w:pPr>
+        <w:pStyle w:val="CaptionedFigure"/>
+      </w:pPr>
+      <w:r>
+        <w:drawing>
+          <wp:inline>
+            <wp:extent cx="5334000" cy="2368303"/>
+            <wp:effectExtent b="0" l="0" r="0" t="0"/>
+            <wp:docPr descr="ER Diagram" title="" id="84" name="Picture"/>
+            <a:graphic>
+              <a:graphicData uri="http://schemas.openxmlformats.org/drawingml/2006/picture">
+                <pic:pic>
+                  <pic:nvPicPr>
+                    <pic:cNvPr descr="DatabaseERDiagram.png" id="85" name="Picture"/>
+                    <pic:cNvPicPr>
+                      <a:picLocks noChangeArrowheads="1" noChangeAspect="1"/>
+                    </pic:cNvPicPr>
+                  </pic:nvPicPr>
+                  <pic:blipFill>
+                    <a:blip r:embed="rId83"/>
+                    <a:stretch>
+                      <a:fillRect/>
+                    </a:stretch>
+                  </pic:blipFill>
+                  <pic:spPr bwMode="auto">
+                    <a:xfrm>
+                      <a:off x="0" y="0"/>
+                      <a:ext cx="5334000" cy="2368303"/>
+                    </a:xfrm>
+                    <a:prstGeom prst="rect">
+                      <a:avLst/>
+                    </a:prstGeom>
+                    <a:noFill/>
+                    <a:ln w="9525">
+                      <a:noFill/>
+                      <a:headEnd/>
+                      <a:tailEnd/>
+                    </a:ln>
+                  </pic:spPr>
+                </pic:pic>
+              </a:graphicData>
+            </a:graphic>
+          </wp:inline>
+        </w:drawing>
+      </w:r>
+    </w:p>
+    <w:p>
+      <w:pPr>
+        <w:pStyle w:val="ImageCaption"/>
+      </w:pPr>
+      <w:r>
+        <w:t xml:space="preserve">ER Diagram</w:t>
+      </w:r>
+    </w:p>
+    <w:p>
+      <w:pPr>
+        <w:pStyle w:val="BodyText"/>
+      </w:pPr>
+      <w:r>
+        <w:rPr>
+          <w:b/>
+          <w:bCs/>
+        </w:rPr>
+        <w:t xml:space="preserve">Figure 4.1</w:t>
+      </w:r>
+      <w:r>
+        <w:t xml:space="preserve"> </w:t>
+      </w:r>
+      <w:r>
+        <w:t xml:space="preserve">- SkillSwap Entity-Relationship Diagram</w:t>
+      </w:r>
+    </w:p>
+    <w:p>
+      <w:pPr>
+        <w:pStyle w:val="BodyText"/>
+      </w:pPr>
+      <w:r>
+        <w:t xml:space="preserve">The ER diagram in Figure 4.1 encompasses twenty-two tables organized around five domain clusters: the user and social layer, the skill layer, the group and session layer, the communication layer, and the AI layer. Each cluster is described in detail in the sections that follow.</w:t>
+      </w:r>
+    </w:p>
+    <w:bookmarkEnd w:id="86"/>
+    <w:bookmarkStart w:id="92" w:name="table-by-table-schema-description"/>
+    <w:p>
+      <w:pPr>
+        <w:pStyle w:val="Heading2"/>
+      </w:pPr>
+      <w:r>
+        <w:t xml:space="preserve">4.4 Table-by-Table Schema Description</w:t>
+      </w:r>
+    </w:p>
+    <w:bookmarkStart w:id="87" w:name="user-and-social-domain"/>
+    <w:p>
+      <w:pPr>
+        <w:pStyle w:val="Heading3"/>
+      </w:pPr>
+      <w:r>
+        <w:t xml:space="preserve">4.4.1 User and Social Domain</w:t>
+      </w:r>
+    </w:p>
+    <w:p>
+      <w:pPr>
+        <w:pStyle w:val="FirstParagraph"/>
+      </w:pPr>
+      <w:r>
+        <w:rPr>
+          <w:rStyle w:val="VerbatimChar"/>
+          <w:b/>
+          <w:bCs/>
+        </w:rPr>
+        <w:t xml:space="preserve">users</w:t>
+      </w:r>
+      <w:r>
+        <w:t xml:space="preserve"> </w:t>
+      </w:r>
+      <w:r>
+        <w:t xml:space="preserve">is the central entity of the entire schema. It stores the core identity attributes of every registered user. The</w:t>
+      </w:r>
+      <w:r>
+        <w:t xml:space="preserve"> </w:t>
+      </w:r>
+      <w:r>
+        <w:rPr>
+          <w:rStyle w:val="VerbatimChar"/>
+        </w:rPr>
+        <w:t xml:space="preserve">nick_name</w:t>
+      </w:r>
+      <w:r>
+        <w:t xml:space="preserve"> </w:t>
+      </w:r>
+      <w:r>
+        <w:t xml:space="preserve">column is intentionally nullable at registration time, its absence is used by the frontend navigation system as the signal that profile completion has not yet occurred. The</w:t>
+      </w:r>
+      <w:r>
+        <w:t xml:space="preserve"> </w:t>
+      </w:r>
+      <w:r>
+        <w:rPr>
+          <w:rStyle w:val="VerbatimChar"/>
+        </w:rPr>
+        <w:t xml:space="preserve">gender</w:t>
+      </w:r>
+      <w:r>
+        <w:t xml:space="preserve"> </w:t>
+      </w:r>
+      <w:r>
+        <w:t xml:space="preserve">and</w:t>
+      </w:r>
+      <w:r>
+        <w:t xml:space="preserve"> </w:t>
+      </w:r>
+      <w:r>
+        <w:rPr>
+          <w:rStyle w:val="VerbatimChar"/>
+        </w:rPr>
+        <w:t xml:space="preserve">education_level</w:t>
+      </w:r>
+      <w:r>
+        <w:t xml:space="preserve"> </w:t>
+      </w:r>
+      <w:r>
+        <w:t xml:space="preserve">columns are also nullable for the same reason: they are collected during profile completion, not during registration. The</w:t>
+      </w:r>
+      <w:r>
+        <w:t xml:space="preserve"> </w:t>
+      </w:r>
+      <w:r>
+        <w:rPr>
+          <w:rStyle w:val="VerbatimChar"/>
+        </w:rPr>
+        <w:t xml:space="preserve">password_hash</w:t>
+      </w:r>
+      <w:r>
+        <w:t xml:space="preserve"> </w:t>
+      </w:r>
+      <w:r>
+        <w:t xml:space="preserve">column stores the bcrypt hash of the user’s password and is never selected in any query that returns data to the client; the authentication middleware’s</w:t>
+      </w:r>
+      <w:r>
+        <w:t xml:space="preserve"> </w:t>
+      </w:r>
+      <w:r>
+        <w:rPr>
+          <w:rStyle w:val="VerbatimChar"/>
+        </w:rPr>
+        <w:t xml:space="preserve">SELECT</w:t>
+      </w:r>
+      <w:r>
+        <w:t xml:space="preserve"> </w:t>
+      </w:r>
+      <w:r>
+        <w:t xml:space="preserve">statement explicitly excludes it.</w:t>
+      </w:r>
+    </w:p>
+    <w:p>
+      <w:pPr>
+        <w:pStyle w:val="BodyText"/>
+      </w:pPr>
+      <w:r>
+        <w:rPr>
+          <w:rStyle w:val="VerbatimChar"/>
+          <w:b/>
+          <w:bCs/>
+        </w:rPr>
+        <w:t xml:space="preserve">user_settings</w:t>
+      </w:r>
+      <w:r>
+        <w:t xml:space="preserve"> </w:t>
+      </w:r>
+      <w:r>
+        <w:t xml:space="preserve">has a one-to-one relationship with</w:t>
+      </w:r>
+      <w:r>
+        <w:t xml:space="preserve"> </w:t>
+      </w:r>
+      <w:r>
+        <w:rPr>
+          <w:rStyle w:val="VerbatimChar"/>
+        </w:rPr>
+        <w:t xml:space="preserve">users</w:t>
+      </w:r>
+      <w:r>
+        <w:t xml:space="preserve">, enforced by a unique constraint on</w:t>
+      </w:r>
+      <w:r>
+        <w:t xml:space="preserve"> </w:t>
+      </w:r>
+      <w:r>
+        <w:rPr>
+          <w:rStyle w:val="VerbatimChar"/>
+        </w:rPr>
+        <w:t xml:space="preserve">user_id</w:t>
+      </w:r>
+      <w:r>
+        <w:t xml:space="preserve">. A settings row is created atomically with the user row during registration, with all boolean settings initialized to</w:t>
+      </w:r>
+      <w:r>
+        <w:t xml:space="preserve"> </w:t>
+      </w:r>
+      <w:r>
+        <w:rPr>
+          <w:rStyle w:val="VerbatimChar"/>
+        </w:rPr>
+        <w:t xml:space="preserve">true</w:t>
+      </w:r>
+      <w:r>
+        <w:t xml:space="preserve">. This design ensures that every user always has a settings record, there is never a need to check for its existence before reading it. The four settings,</w:t>
+      </w:r>
+      <w:r>
+        <w:t xml:space="preserve"> </w:t>
+      </w:r>
+      <w:r>
+        <w:rPr>
+          <w:rStyle w:val="VerbatimChar"/>
+        </w:rPr>
+        <w:t xml:space="preserve">allow_notifications</w:t>
+      </w:r>
+      <w:r>
+        <w:t xml:space="preserve">,</w:t>
+      </w:r>
+      <w:r>
+        <w:t xml:space="preserve"> </w:t>
+      </w:r>
+      <w:r>
+        <w:rPr>
+          <w:rStyle w:val="VerbatimChar"/>
+        </w:rPr>
+        <w:t xml:space="preserve">show_skills</w:t>
+      </w:r>
+      <w:r>
+        <w:t xml:space="preserve">,</w:t>
+      </w:r>
+      <w:r>
+        <w:t xml:space="preserve"> </w:t>
+      </w:r>
+      <w:r>
+        <w:rPr>
+          <w:rStyle w:val="VerbatimChar"/>
+        </w:rPr>
+        <w:t xml:space="preserve">allow_friend_requests</w:t>
+      </w:r>
+      <w:r>
+        <w:t xml:space="preserve">, and</w:t>
+      </w:r>
+      <w:r>
+        <w:t xml:space="preserve"> </w:t>
+      </w:r>
+      <w:r>
+        <w:rPr>
+          <w:rStyle w:val="VerbatimChar"/>
+        </w:rPr>
+        <w:t xml:space="preserve">auto_accept_group_invites</w:t>
+      </w:r>
+      <w:r>
+        <w:t xml:space="preserve">, gate specific platform behaviors: a user who sets</w:t>
+      </w:r>
+      <w:r>
+        <w:t xml:space="preserve"> </w:t>
+      </w:r>
+      <w:r>
+        <w:rPr>
+          <w:rStyle w:val="VerbatimChar"/>
+        </w:rPr>
+        <w:t xml:space="preserve">allow_friend_requests</w:t>
+      </w:r>
+      <w:r>
+        <w:t xml:space="preserve"> </w:t>
+      </w:r>
+      <w:r>
+        <w:t xml:space="preserve">to</w:t>
+      </w:r>
+      <w:r>
+        <w:t xml:space="preserve"> </w:t>
+      </w:r>
+      <w:r>
+        <w:rPr>
+          <w:rStyle w:val="VerbatimChar"/>
+        </w:rPr>
+        <w:t xml:space="preserve">false</w:t>
+      </w:r>
+      <w:r>
+        <w:t xml:space="preserve"> </w:t>
+      </w:r>
+      <w:r>
+        <w:t xml:space="preserve">will cause the friend request service to reject incoming requests with an appropriate error before any database write occurs.</w:t>
+      </w:r>
+    </w:p>
+    <w:p>
+      <w:pPr>
+        <w:pStyle w:val="BodyText"/>
+      </w:pPr>
+      <w:r>
+        <w:rPr>
+          <w:rStyle w:val="VerbatimChar"/>
+          <w:b/>
+          <w:bCs/>
+        </w:rPr>
+        <w:t xml:space="preserve">friends</w:t>
+      </w:r>
+      <w:r>
+        <w:t xml:space="preserve"> </w:t>
+      </w:r>
+      <w:r>
+        <w:t xml:space="preserve">models the bidirectional friendship relationship with a single directional row. A friendship between user A and user B is represented as one row with</w:t>
+      </w:r>
+      <w:r>
+        <w:t xml:space="preserve"> </w:t>
+      </w:r>
+      <w:r>
+        <w:rPr>
+          <w:rStyle w:val="VerbatimChar"/>
+        </w:rPr>
+        <w:t xml:space="preserve">requester_id = A</w:t>
+      </w:r>
+      <w:r>
+        <w:t xml:space="preserve"> </w:t>
+      </w:r>
+      <w:r>
+        <w:t xml:space="preserve">and</w:t>
+      </w:r>
+      <w:r>
+        <w:t xml:space="preserve"> </w:t>
+      </w:r>
+      <w:r>
+        <w:rPr>
+          <w:rStyle w:val="VerbatimChar"/>
+        </w:rPr>
+        <w:t xml:space="preserve">addressee_id = B</w:t>
+      </w:r>
+      <w:r>
+        <w:t xml:space="preserve">. The</w:t>
+      </w:r>
+      <w:r>
+        <w:t xml:space="preserve"> </w:t>
+      </w:r>
+      <w:r>
+        <w:rPr>
+          <w:rStyle w:val="VerbatimChar"/>
+        </w:rPr>
+        <w:t xml:space="preserve">status</w:t>
+      </w:r>
+      <w:r>
+        <w:t xml:space="preserve"> </w:t>
+      </w:r>
+      <w:r>
+        <w:t xml:space="preserve">column holds</w:t>
+      </w:r>
+      <w:r>
+        <w:t xml:space="preserve"> </w:t>
+      </w:r>
+      <w:r>
+        <w:rPr>
+          <w:rStyle w:val="VerbatimChar"/>
+        </w:rPr>
+        <w:t xml:space="preserve">pending</w:t>
+      </w:r>
+      <w:r>
+        <w:t xml:space="preserve"> </w:t>
+      </w:r>
+      <w:r>
+        <w:t xml:space="preserve">until the addressee accepts, at which point it is updated to</w:t>
+      </w:r>
+      <w:r>
+        <w:t xml:space="preserve"> </w:t>
+      </w:r>
+      <w:r>
+        <w:rPr>
+          <w:rStyle w:val="VerbatimChar"/>
+        </w:rPr>
+        <w:t xml:space="preserve">accepted</w:t>
+      </w:r>
+      <w:r>
+        <w:t xml:space="preserve">. Rejection and cancellation both result in the row being deleted rather than a status update. Queries for a user’s friends must use an OR filter combining both columns:</w:t>
+      </w:r>
+      <w:r>
+        <w:t xml:space="preserve"> </w:t>
+      </w:r>
+      <w:r>
+        <w:rPr>
+          <w:rStyle w:val="VerbatimChar"/>
+        </w:rPr>
+        <w:t xml:space="preserve">requester_id = userId OR addressee_id = userId</w:t>
+      </w:r>
+      <w:r>
+        <w:t xml:space="preserve">, filtered to</w:t>
+      </w:r>
+      <w:r>
+        <w:t xml:space="preserve"> </w:t>
+      </w:r>
+      <w:r>
+        <w:rPr>
+          <w:rStyle w:val="VerbatimChar"/>
+        </w:rPr>
+        <w:t xml:space="preserve">status = accepted</w:t>
+      </w:r>
+      <w:r>
+        <w:t xml:space="preserve">.</w:t>
+      </w:r>
+    </w:p>
+    <w:p>
+      <w:pPr>
+        <w:pStyle w:val="BodyText"/>
+      </w:pPr>
+      <w:r>
+        <w:rPr>
+          <w:rStyle w:val="VerbatimChar"/>
+          <w:b/>
+          <w:bCs/>
+        </w:rPr>
+        <w:t xml:space="preserve">recent_searches</w:t>
+      </w:r>
+      <w:r>
+        <w:t xml:space="preserve"> </w:t>
+      </w:r>
+      <w:r>
+        <w:t xml:space="preserve">records every time a user taps on a search result, creating a record of the searcher-target pair with a timestamp. An upsert strategy is used on the composite key</w:t>
+      </w:r>
+      <w:r>
+        <w:t xml:space="preserve"> </w:t>
+      </w:r>
+      <w:r>
+        <w:rPr>
+          <w:rStyle w:val="VerbatimChar"/>
+        </w:rPr>
+        <w:t xml:space="preserve">(searcher_id, searched_user_id)</w:t>
+      </w:r>
+      <w:r>
+        <w:t xml:space="preserve"> </w:t>
+      </w:r>
+      <w:r>
+        <w:t xml:space="preserve">so that clicking the same user twice updates the timestamp rather than creating a duplicate row. The service orders results by</w:t>
+      </w:r>
+      <w:r>
+        <w:t xml:space="preserve"> </w:t>
+      </w:r>
+      <w:r>
+        <w:rPr>
+          <w:rStyle w:val="VerbatimChar"/>
+        </w:rPr>
+        <w:t xml:space="preserve">created_at</w:t>
+      </w:r>
+      <w:r>
+        <w:t xml:space="preserve"> </w:t>
+      </w:r>
+      <w:r>
+        <w:t xml:space="preserve">descending to present the most recent search first, and limits the result to ten rows.</w:t>
+      </w:r>
+    </w:p>
+    <w:p>
+      <w:pPr>
+        <w:pStyle w:val="BodyText"/>
+      </w:pPr>
+      <w:r>
+        <w:rPr>
+          <w:rStyle w:val="VerbatimChar"/>
+          <w:b/>
+          <w:bCs/>
+        </w:rPr>
+        <w:t xml:space="preserve">password_resets</w:t>
+      </w:r>
+      <w:r>
+        <w:t xml:space="preserve"> </w:t>
+      </w:r>
+      <w:r>
+        <w:t xml:space="preserve">is a transient table that holds active reset tokens. Tokens are single-use (the</w:t>
+      </w:r>
+      <w:r>
+        <w:t xml:space="preserve"> </w:t>
+      </w:r>
+      <w:r>
+        <w:rPr>
+          <w:rStyle w:val="VerbatimChar"/>
+        </w:rPr>
+        <w:t xml:space="preserve">used</w:t>
+      </w:r>
+      <w:r>
+        <w:t xml:space="preserve"> </w:t>
+      </w:r>
+      <w:r>
+        <w:t xml:space="preserve">boolean is set to</w:t>
+      </w:r>
+      <w:r>
+        <w:t xml:space="preserve"> </w:t>
+      </w:r>
+      <w:r>
+        <w:rPr>
+          <w:rStyle w:val="VerbatimChar"/>
+        </w:rPr>
+        <w:t xml:space="preserve">true</w:t>
+      </w:r>
+      <w:r>
+        <w:t xml:space="preserve"> </w:t>
+      </w:r>
+      <w:r>
+        <w:t xml:space="preserve">after consumption and the row is then deleted) and time-limited (</w:t>
+      </w:r>
+      <w:r>
+        <w:rPr>
+          <w:rStyle w:val="VerbatimChar"/>
+        </w:rPr>
+        <w:t xml:space="preserve">expires_at</w:t>
+      </w:r>
+      <w:r>
+        <w:t xml:space="preserve"> </w:t>
+      </w:r>
+      <w:r>
+        <w:t xml:space="preserve">is set to one hour after creation). Any existing token for a user is deleted before a new one is inserted, ensuring only one active token exists per user at any time.</w:t>
+      </w:r>
+    </w:p>
+    <w:bookmarkEnd w:id="87"/>
+    <w:bookmarkStart w:id="88" w:name="skill-domain"/>
+    <w:p>
+      <w:pPr>
+        <w:pStyle w:val="Heading3"/>
+      </w:pPr>
+      <w:r>
+        <w:t xml:space="preserve">4.4.2 Skill Domain</w:t>
+      </w:r>
+    </w:p>
+    <w:p>
+      <w:pPr>
+        <w:pStyle w:val="FirstParagraph"/>
+      </w:pPr>
+      <w:r>
+        <w:rPr>
+          <w:rStyle w:val="VerbatimChar"/>
+          <w:b/>
+          <w:bCs/>
+        </w:rPr>
+        <w:t xml:space="preserve">skills</w:t>
+      </w:r>
+      <w:r>
+        <w:t xml:space="preserve"> </w:t>
+      </w:r>
+      <w:r>
+        <w:t xml:space="preserve">is a reference table that stores the platform’s skill catalogue. The</w:t>
+      </w:r>
+      <w:r>
+        <w:t xml:space="preserve"> </w:t>
+      </w:r>
+      <w:r>
+        <w:rPr>
+          <w:rStyle w:val="VerbatimChar"/>
+        </w:rPr>
+        <w:t xml:space="preserve">is_default</w:t>
+      </w:r>
+      <w:r>
+        <w:t xml:space="preserve"> </w:t>
+      </w:r>
+      <w:r>
+        <w:t xml:space="preserve">flag distinguishes skills that were pre-populated by the platform administrators from custom skills created by users. The</w:t>
+      </w:r>
+      <w:r>
+        <w:t xml:space="preserve"> </w:t>
+      </w:r>
+      <w:r>
+        <w:rPr>
+          <w:rStyle w:val="VerbatimChar"/>
+        </w:rPr>
+        <w:t xml:space="preserve">name</w:t>
+      </w:r>
+      <w:r>
+        <w:t xml:space="preserve"> </w:t>
+      </w:r>
+      <w:r>
+        <w:t xml:space="preserve">column has a unique constraint to prevent duplicate skill names, the</w:t>
+      </w:r>
+      <w:r>
+        <w:t xml:space="preserve"> </w:t>
+      </w:r>
+      <w:r>
+        <w:rPr>
+          <w:rStyle w:val="VerbatimChar"/>
+        </w:rPr>
+        <w:t xml:space="preserve">createSkill</w:t>
+      </w:r>
+      <w:r>
+        <w:t xml:space="preserve"> </w:t>
+      </w:r>
+      <w:r>
+        <w:t xml:space="preserve">service function checks for an existing skill by name before inserting and returns the existing record if found, preventing the divergence problem described in Chapter 5 where two users creating the same custom skill would produce separate database rows.</w:t>
+      </w:r>
+    </w:p>
+    <w:p>
+      <w:pPr>
+        <w:pStyle w:val="BodyText"/>
+      </w:pPr>
+      <w:r>
+        <w:rPr>
+          <w:rStyle w:val="VerbatimChar"/>
+          <w:b/>
+          <w:bCs/>
+        </w:rPr>
+        <w:t xml:space="preserve">user_skills</w:t>
+      </w:r>
+      <w:r>
+        <w:t xml:space="preserve"> </w:t>
+      </w:r>
+      <w:r>
+        <w:t xml:space="preserve">is the join table that associates users with skills. The composite of</w:t>
+      </w:r>
+      <w:r>
+        <w:t xml:space="preserve"> </w:t>
+      </w:r>
+      <w:r>
+        <w:rPr>
+          <w:rStyle w:val="VerbatimChar"/>
+        </w:rPr>
+        <w:t xml:space="preserve">(user_id, skill_id, role)</w:t>
+      </w:r>
+      <w:r>
+        <w:t xml:space="preserve"> </w:t>
+      </w:r>
+      <w:r>
+        <w:t xml:space="preserve">is effectively unique: a user can have the same skill as both a teacher and a learner simultaneously (for example, a user who teaches beginner guitar while also learning advanced guitar theory), but cannot have two teacher rows or two learner rows for the same skill. The</w:t>
+      </w:r>
+      <w:r>
+        <w:t xml:space="preserve"> </w:t>
+      </w:r>
+      <w:r>
+        <w:rPr>
+          <w:rStyle w:val="VerbatimChar"/>
+        </w:rPr>
+        <w:t xml:space="preserve">proficiency_level</w:t>
+      </w:r>
+      <w:r>
+        <w:t xml:space="preserve"> </w:t>
+      </w:r>
+      <w:r>
+        <w:t xml:space="preserve">integer (1–5) is the primary input to the group-skill matching algorithm: the</w:t>
+      </w:r>
+      <w:r>
+        <w:t xml:space="preserve"> </w:t>
+      </w:r>
+      <w:r>
+        <w:rPr>
+          <w:rStyle w:val="VerbatimChar"/>
+        </w:rPr>
+        <w:t xml:space="preserve">getAvailableGroupsForLearner</w:t>
+      </w:r>
+      <w:r>
+        <w:t xml:space="preserve"> </w:t>
+      </w:r>
+      <w:r>
+        <w:t xml:space="preserve">service maps the learner’s proficiency to an allowed set of group difficulties before filtering the results. The</w:t>
+      </w:r>
+      <w:r>
+        <w:t xml:space="preserve"> </w:t>
+      </w:r>
+      <w:r>
+        <w:rPr>
+          <w:rStyle w:val="VerbatimChar"/>
+        </w:rPr>
+        <w:t xml:space="preserve">is_favorite</w:t>
+      </w:r>
+      <w:r>
+        <w:t xml:space="preserve"> </w:t>
+      </w:r>
+      <w:r>
+        <w:t xml:space="preserve">boolean is toggled by the user and controls the sort order on the home screen.</w:t>
+      </w:r>
+    </w:p>
+    <w:bookmarkEnd w:id="88"/>
+    <w:bookmarkStart w:id="89" w:name="group-and-session-domain"/>
+    <w:p>
+      <w:pPr>
+        <w:pStyle w:val="Heading3"/>
+      </w:pPr>
+      <w:r>
+        <w:t xml:space="preserve">4.4.3 Group and Session Domain</w:t>
+      </w:r>
+    </w:p>
+    <w:p>
+      <w:pPr>
+        <w:pStyle w:val="FirstParagraph"/>
+      </w:pPr>
+      <w:r>
+        <w:rPr>
+          <w:rStyle w:val="VerbatimChar"/>
+          <w:b/>
+          <w:bCs/>
+        </w:rPr>
+        <w:t xml:space="preserve">groups</w:t>
+      </w:r>
+      <w:r>
+        <w:t xml:space="preserve"> </w:t>
+      </w:r>
+      <w:r>
+        <w:t xml:space="preserve">represents the core organizational unit of the platform. Each group is associated with exactly one skill and one creator. The</w:t>
+      </w:r>
+      <w:r>
+        <w:t xml:space="preserve"> </w:t>
+      </w:r>
+      <w:r>
+        <w:rPr>
+          <w:rStyle w:val="VerbatimChar"/>
+        </w:rPr>
+        <w:t xml:space="preserve">difficulty</w:t>
+      </w:r>
+      <w:r>
+        <w:t xml:space="preserve"> </w:t>
+      </w:r>
+      <w:r>
+        <w:t xml:space="preserve">column stores one of three enumerated values (</w:t>
+      </w:r>
+      <w:r>
+        <w:rPr>
+          <w:rStyle w:val="VerbatimChar"/>
+        </w:rPr>
+        <w:t xml:space="preserve">beginner</w:t>
+      </w:r>
+      <w:r>
+        <w:t xml:space="preserve">,</w:t>
+      </w:r>
+      <w:r>
+        <w:t xml:space="preserve"> </w:t>
+      </w:r>
+      <w:r>
+        <w:rPr>
+          <w:rStyle w:val="VerbatimChar"/>
+        </w:rPr>
+        <w:t xml:space="preserve">intermediate</w:t>
+      </w:r>
+      <w:r>
+        <w:t xml:space="preserve">,</w:t>
+      </w:r>
+      <w:r>
+        <w:t xml:space="preserve"> </w:t>
+      </w:r>
+      <w:r>
+        <w:rPr>
+          <w:rStyle w:val="VerbatimChar"/>
+        </w:rPr>
+        <w:t xml:space="preserve">advanced</w:t>
+      </w:r>
+      <w:r>
+        <w:t xml:space="preserve">) which are matched against the learner’s proficiency level during group discovery. The</w:t>
+      </w:r>
+      <w:r>
+        <w:t xml:space="preserve"> </w:t>
+      </w:r>
+      <w:r>
+        <w:rPr>
+          <w:rStyle w:val="VerbatimChar"/>
+        </w:rPr>
+        <w:t xml:space="preserve">visibility</w:t>
+      </w:r>
+      <w:r>
+        <w:t xml:space="preserve"> </w:t>
+      </w:r>
+      <w:r>
+        <w:t xml:space="preserve">column determines whether the group appears in public search results, as private groups are only joinable through a teacher invitation. The</w:t>
+      </w:r>
+      <w:r>
+        <w:t xml:space="preserve"> </w:t>
+      </w:r>
+      <w:r>
+        <w:rPr>
+          <w:rStyle w:val="VerbatimChar"/>
+        </w:rPr>
+        <w:t xml:space="preserve">max_participants</w:t>
+      </w:r>
+      <w:r>
+        <w:t xml:space="preserve"> </w:t>
+      </w:r>
+      <w:r>
+        <w:t xml:space="preserve">integer enforces a hard cap on group size; the service layer checks the current approved member count against this cap before processing any join request or invitation.</w:t>
+      </w:r>
+    </w:p>
+    <w:p>
+      <w:pPr>
+        <w:pStyle w:val="BodyText"/>
+      </w:pPr>
+      <w:r>
+        <w:rPr>
+          <w:rStyle w:val="VerbatimChar"/>
+          <w:b/>
+          <w:bCs/>
+        </w:rPr>
+        <w:t xml:space="preserve">group_members</w:t>
+      </w:r>
+      <w:r>
+        <w:t xml:space="preserve"> </w:t>
+      </w:r>
+      <w:r>
+        <w:t xml:space="preserve">is the join table between users and groups. As discussed in section 4.2.4, the</w:t>
+      </w:r>
+      <w:r>
+        <w:t xml:space="preserve"> </w:t>
+      </w:r>
+      <w:r>
+        <w:rPr>
+          <w:rStyle w:val="VerbatimChar"/>
+        </w:rPr>
+        <w:t xml:space="preserve">has_joined</w:t>
+      </w:r>
+      <w:r>
+        <w:t xml:space="preserve"> </w:t>
+      </w:r>
+      <w:r>
+        <w:t xml:space="preserve">boolean serves a dual purpose:</w:t>
+      </w:r>
+      <w:r>
+        <w:t xml:space="preserve"> </w:t>
+      </w:r>
+      <w:r>
+        <w:rPr>
+          <w:rStyle w:val="VerbatimChar"/>
+        </w:rPr>
+        <w:t xml:space="preserve">false</w:t>
+      </w:r>
+      <w:r>
+        <w:t xml:space="preserve"> </w:t>
+      </w:r>
+      <w:r>
+        <w:t xml:space="preserve">indicates either a pending join request (submitted by the learner) or a pending invitation (sent by the teacher), while</w:t>
+      </w:r>
+      <w:r>
+        <w:t xml:space="preserve"> </w:t>
+      </w:r>
+      <w:r>
+        <w:rPr>
+          <w:rStyle w:val="VerbatimChar"/>
+        </w:rPr>
+        <w:t xml:space="preserve">true</w:t>
+      </w:r>
+      <w:r>
+        <w:t xml:space="preserve"> </w:t>
+      </w:r>
+      <w:r>
+        <w:t xml:space="preserve">indicates an active, approved membership. The</w:t>
+      </w:r>
+      <w:r>
+        <w:t xml:space="preserve"> </w:t>
+      </w:r>
+      <w:r>
+        <w:rPr>
+          <w:rStyle w:val="VerbatimChar"/>
+        </w:rPr>
+        <w:t xml:space="preserve">role</w:t>
+      </w:r>
+      <w:r>
+        <w:t xml:space="preserve"> </w:t>
+      </w:r>
+      <w:r>
+        <w:t xml:space="preserve">column distinguishes the teacher row (created automatically when the group is created) from learner rows (created by join requests or invitations). Exactly one row with</w:t>
+      </w:r>
+      <w:r>
+        <w:rPr>
+          <w:rStyle w:val="VerbatimChar"/>
+        </w:rPr>
+        <w:t xml:space="preserve">role = teacher</w:t>
+      </w:r>
+      <w:r>
+        <w:t xml:space="preserve"> </w:t>
+      </w:r>
+      <w:r>
+        <w:t xml:space="preserve">and</w:t>
+      </w:r>
+      <w:r>
+        <w:t xml:space="preserve"> </w:t>
+      </w:r>
+      <w:r>
+        <w:rPr>
+          <w:rStyle w:val="VerbatimChar"/>
+        </w:rPr>
+        <w:t xml:space="preserve">has_joined = true</w:t>
+      </w:r>
+      <w:r>
+        <w:t xml:space="preserve"> </w:t>
+      </w:r>
+      <w:r>
+        <w:t xml:space="preserve">exists per group, the creator row.</w:t>
+      </w:r>
+    </w:p>
+    <w:p>
+      <w:pPr>
+        <w:pStyle w:val="BodyText"/>
+      </w:pPr>
+      <w:r>
+        <w:rPr>
+          <w:rStyle w:val="VerbatimChar"/>
+          <w:b/>
+          <w:bCs/>
+        </w:rPr>
+        <w:t xml:space="preserve">sessions</w:t>
+      </w:r>
+      <w:r>
+        <w:t xml:space="preserve"> </w:t>
+      </w:r>
+      <w:r>
+        <w:t xml:space="preserve">represents a scheduled learning event within a group. The</w:t>
+      </w:r>
+      <w:r>
+        <w:t xml:space="preserve"> </w:t>
+      </w:r>
+      <w:r>
+        <w:rPr>
+          <w:rStyle w:val="VerbatimChar"/>
+        </w:rPr>
+        <w:t xml:space="preserve">session_type</w:t>
+      </w:r>
+      <w:r>
+        <w:t xml:space="preserve"> </w:t>
+      </w:r>
+      <w:r>
+        <w:t xml:space="preserve">column is an enumerated field with four values:</w:t>
+      </w:r>
+      <w:r>
+        <w:t xml:space="preserve"> </w:t>
+      </w:r>
+      <w:r>
+        <w:rPr>
+          <w:rStyle w:val="VerbatimChar"/>
+        </w:rPr>
+        <w:t xml:space="preserve">meeting</w:t>
+      </w:r>
+      <w:r>
+        <w:t xml:space="preserve">,</w:t>
+      </w:r>
+      <w:r>
+        <w:t xml:space="preserve"> </w:t>
+      </w:r>
+      <w:r>
+        <w:rPr>
+          <w:rStyle w:val="VerbatimChar"/>
+        </w:rPr>
+        <w:t xml:space="preserve">review</w:t>
+      </w:r>
+      <w:r>
+        <w:t xml:space="preserve">,</w:t>
+      </w:r>
+      <w:r>
+        <w:t xml:space="preserve"> </w:t>
+      </w:r>
+      <w:r>
+        <w:rPr>
+          <w:rStyle w:val="VerbatimChar"/>
+        </w:rPr>
+        <w:t xml:space="preserve">practice</w:t>
+      </w:r>
+      <w:r>
+        <w:t xml:space="preserve">, and</w:t>
+      </w:r>
+      <w:r>
+        <w:t xml:space="preserve"> </w:t>
+      </w:r>
+      <w:r>
+        <w:rPr>
+          <w:rStyle w:val="VerbatimChar"/>
+        </w:rPr>
+        <w:t xml:space="preserve">problem_solving</w:t>
+      </w:r>
+      <w:r>
+        <w:t xml:space="preserve">. The combination of</w:t>
+      </w:r>
+      <w:r>
+        <w:t xml:space="preserve"> </w:t>
+      </w:r>
+      <w:r>
+        <w:rPr>
+          <w:rStyle w:val="VerbatimChar"/>
+        </w:rPr>
+        <w:t xml:space="preserve">scheduled_date</w:t>
+      </w:r>
+      <w:r>
+        <w:t xml:space="preserve">,</w:t>
+      </w:r>
+      <w:r>
+        <w:t xml:space="preserve"> </w:t>
+      </w:r>
+      <w:r>
+        <w:rPr>
+          <w:rStyle w:val="VerbatimChar"/>
+        </w:rPr>
+        <w:t xml:space="preserve">start_time</w:t>
+      </w:r>
+      <w:r>
+        <w:t xml:space="preserve">, and</w:t>
+      </w:r>
+      <w:r>
+        <w:t xml:space="preserve"> </w:t>
+      </w:r>
+      <w:r>
+        <w:rPr>
+          <w:rStyle w:val="VerbatimChar"/>
+        </w:rPr>
+        <w:t xml:space="preserve">end_time</w:t>
+      </w:r>
+      <w:r>
+        <w:t xml:space="preserve"> </w:t>
+      </w:r>
+      <w:r>
+        <w:t xml:space="preserve">is stored as separate columns rather than a single</w:t>
+      </w:r>
+      <w:r>
+        <w:t xml:space="preserve"> </w:t>
+      </w:r>
+      <w:r>
+        <w:rPr>
+          <w:rStyle w:val="VerbatimChar"/>
+        </w:rPr>
+        <w:t xml:space="preserve">TIMESTAMPTZ</w:t>
+      </w:r>
+      <w:r>
+        <w:t xml:space="preserve"> </w:t>
+      </w:r>
+      <w:r>
+        <w:t xml:space="preserve">range to simplify display formatting on the frontend and to allow time-of-day queries without date arithmetic. The service layer validates that</w:t>
+      </w:r>
+      <w:r>
+        <w:t xml:space="preserve"> </w:t>
+      </w:r>
+      <w:r>
+        <w:rPr>
+          <w:rStyle w:val="VerbatimChar"/>
+        </w:rPr>
+        <w:t xml:space="preserve">end_time &gt; start_time</w:t>
+      </w:r>
+      <w:r>
+        <w:t xml:space="preserve"> </w:t>
+      </w:r>
+      <w:r>
+        <w:t xml:space="preserve">before insertion. The</w:t>
+      </w:r>
+      <w:r>
+        <w:t xml:space="preserve"> </w:t>
+      </w:r>
+      <w:r>
+        <w:rPr>
+          <w:rStyle w:val="VerbatimChar"/>
+        </w:rPr>
+        <w:t xml:space="preserve">status</w:t>
+      </w:r>
+      <w:r>
+        <w:t xml:space="preserve"> </w:t>
+      </w:r>
+      <w:r>
+        <w:t xml:space="preserve">column transitions from</w:t>
+      </w:r>
+      <w:r>
+        <w:t xml:space="preserve"> </w:t>
+      </w:r>
+      <w:r>
+        <w:rPr>
+          <w:rStyle w:val="VerbatimChar"/>
+        </w:rPr>
+        <w:t xml:space="preserve">scheduled</w:t>
+      </w:r>
+      <w:r>
+        <w:t xml:space="preserve"> </w:t>
+      </w:r>
+      <w:r>
+        <w:t xml:space="preserve">to either</w:t>
+      </w:r>
+      <w:r>
+        <w:t xml:space="preserve"> </w:t>
+      </w:r>
+      <w:r>
+        <w:rPr>
+          <w:rStyle w:val="VerbatimChar"/>
+        </w:rPr>
+        <w:t xml:space="preserve">completed</w:t>
+      </w:r>
+      <w:r>
+        <w:t xml:space="preserve"> </w:t>
+      </w:r>
+      <w:r>
+        <w:t xml:space="preserve">or</w:t>
+      </w:r>
+      <w:r>
+        <w:t xml:space="preserve"> </w:t>
+      </w:r>
+      <w:r>
+        <w:rPr>
+          <w:rStyle w:val="VerbatimChar"/>
+        </w:rPr>
+        <w:t xml:space="preserve">cancelled</w:t>
+      </w:r>
+      <w:r>
+        <w:t xml:space="preserve"> </w:t>
+      </w:r>
+      <w:r>
+        <w:t xml:space="preserve">through explicit service actions.</w:t>
+      </w:r>
+    </w:p>
+    <w:p>
+      <w:pPr>
+        <w:pStyle w:val="BodyText"/>
+      </w:pPr>
+      <w:r>
+        <w:rPr>
+          <w:rStyle w:val="VerbatimChar"/>
+          <w:b/>
+          <w:bCs/>
+        </w:rPr>
+        <w:t xml:space="preserve">artifacts</w:t>
+      </w:r>
+      <w:r>
+        <w:t xml:space="preserve"> </w:t>
+      </w:r>
+      <w:r>
+        <w:t xml:space="preserve">stores the metadata of files uploaded to sessions. The actual file content is stored in the Supabase</w:t>
+      </w:r>
+      <w:r>
+        <w:t xml:space="preserve"> </w:t>
+      </w:r>
+      <w:r>
+        <w:rPr>
+          <w:rStyle w:val="VerbatimChar"/>
+        </w:rPr>
+        <w:t xml:space="preserve">artifacts</w:t>
+      </w:r>
+      <w:r>
+        <w:t xml:space="preserve"> </w:t>
+      </w:r>
+      <w:r>
+        <w:t xml:space="preserve">storage bucket; this table holds only the public URL, MIME type, original filename, and uploader reference. The</w:t>
+      </w:r>
+      <w:r>
+        <w:t xml:space="preserve"> </w:t>
+      </w:r>
+      <w:r>
+        <w:rPr>
+          <w:rStyle w:val="VerbatimChar"/>
+        </w:rPr>
+        <w:t xml:space="preserve">file_name</w:t>
+      </w:r>
+      <w:r>
+        <w:t xml:space="preserve"> </w:t>
+      </w:r>
+      <w:r>
+        <w:t xml:space="preserve">column stores the original filename as uploaded by the teacher, not the UUID-based filename used in the storage bucket, so that the frontend can display a human-readable name.</w:t>
+      </w:r>
+    </w:p>
+    <w:p>
+      <w:pPr>
+        <w:pStyle w:val="BodyText"/>
+      </w:pPr>
+      <w:r>
+        <w:rPr>
+          <w:rStyle w:val="VerbatimChar"/>
+          <w:b/>
+          <w:bCs/>
+        </w:rPr>
+        <w:t xml:space="preserve">session_participants</w:t>
+      </w:r>
+      <w:r>
+        <w:t xml:space="preserve"> </w:t>
+      </w:r>
+      <w:r>
+        <w:t xml:space="preserve">is created atomically with each session: when a session is inserted, the service immediately inserts one row per current group member with</w:t>
+      </w:r>
+      <w:r>
+        <w:t xml:space="preserve"> </w:t>
+      </w:r>
+      <w:r>
+        <w:rPr>
+          <w:rStyle w:val="VerbatimChar"/>
+        </w:rPr>
+        <w:t xml:space="preserve">attendance_status = absent</w:t>
+      </w:r>
+      <w:r>
+        <w:t xml:space="preserve">. When a member checks in, their row is updated to</w:t>
+      </w:r>
+      <w:r>
+        <w:t xml:space="preserve"> </w:t>
+      </w:r>
+      <w:r>
+        <w:rPr>
+          <w:rStyle w:val="VerbatimChar"/>
+        </w:rPr>
+        <w:t xml:space="preserve">attendance_status = present</w:t>
+      </w:r>
+      <w:r>
+        <w:t xml:space="preserve">. This design means attendance tracking requires no separate</w:t>
+      </w:r>
+      <w:r>
+        <w:t xml:space="preserve"> </w:t>
+      </w:r>
+      <w:r>
+        <w:t xml:space="preserve">“check-in”</w:t>
+      </w:r>
+      <w:r>
+        <w:t xml:space="preserve"> </w:t>
+      </w:r>
+      <w:r>
+        <w:t xml:space="preserve">table, it is a status column on a pre-existing record.</w:t>
+      </w:r>
+    </w:p>
+    <w:bookmarkEnd w:id="89"/>
+    <w:bookmarkStart w:id="90" w:name="communication-domain"/>
+    <w:p>
+      <w:pPr>
+        <w:pStyle w:val="Heading3"/>
+      </w:pPr>
+      <w:r>
+        <w:t xml:space="preserve">4.4.4 Communication Domain</w:t>
+      </w:r>
+    </w:p>
+    <w:p>
+      <w:pPr>
+        <w:pStyle w:val="FirstParagraph"/>
+      </w:pPr>
+      <w:r>
+        <w:rPr>
+          <w:rStyle w:val="VerbatimChar"/>
+          <w:b/>
+          <w:bCs/>
+        </w:rPr>
+        <w:t xml:space="preserve">group_chats</w:t>
+      </w:r>
+      <w:r>
+        <w:t xml:space="preserve"> </w:t>
+      </w:r>
+      <w:r>
+        <w:t xml:space="preserve">has a one-to-one relationship with</w:t>
+      </w:r>
+      <w:r>
+        <w:t xml:space="preserve"> </w:t>
+      </w:r>
+      <w:r>
+        <w:rPr>
+          <w:rStyle w:val="VerbatimChar"/>
+        </w:rPr>
+        <w:t xml:space="preserve">groups</w:t>
+      </w:r>
+      <w:r>
+        <w:t xml:space="preserve">. A chat room is created lazily, the first time any group member requests the group chat, the service checks for an existing record and creates one if absent. This lazy creation approach means that groups with no chat activity consume no storage in this table until the chat is first accessed.</w:t>
+      </w:r>
+    </w:p>
+    <w:p>
+      <w:pPr>
+        <w:pStyle w:val="BodyText"/>
+      </w:pPr>
+      <w:r>
+        <w:rPr>
+          <w:rStyle w:val="VerbatimChar"/>
+          <w:b/>
+          <w:bCs/>
+        </w:rPr>
+        <w:t xml:space="preserve">chat_messages</w:t>
+      </w:r>
+      <w:r>
+        <w:t xml:space="preserve"> </w:t>
+      </w:r>
+      <w:r>
+        <w:t xml:space="preserve">is the most query-intensive table in the schema. Every message, whether text or poll, is stored here. The</w:t>
+      </w:r>
+      <w:r>
+        <w:t xml:space="preserve"> </w:t>
+      </w:r>
+      <w:r>
+        <w:rPr>
+          <w:rStyle w:val="VerbatimChar"/>
+        </w:rPr>
+        <w:t xml:space="preserve">message_type</w:t>
+      </w:r>
+      <w:r>
+        <w:t xml:space="preserve"> </w:t>
+      </w:r>
+      <w:r>
+        <w:t xml:space="preserve">column distinguishes text messages from poll messages. Poll messages have a null</w:t>
+      </w:r>
+      <w:r>
+        <w:t xml:space="preserve"> </w:t>
+      </w:r>
+      <w:r>
+        <w:rPr>
+          <w:rStyle w:val="VerbatimChar"/>
+        </w:rPr>
+        <w:t xml:space="preserve">content</w:t>
+      </w:r>
+      <w:r>
+        <w:t xml:space="preserve"> </w:t>
+      </w:r>
+      <w:r>
+        <w:t xml:space="preserve">and a non-null</w:t>
+      </w:r>
+      <w:r>
+        <w:t xml:space="preserve"> </w:t>
+      </w:r>
+      <w:r>
+        <w:rPr>
+          <w:rStyle w:val="VerbatimChar"/>
+        </w:rPr>
+        <w:t xml:space="preserve">poll_id</w:t>
+      </w:r>
+      <w:r>
+        <w:t xml:space="preserve"> </w:t>
+      </w:r>
+      <w:r>
+        <w:t xml:space="preserve">foreign key. Text messages have a null</w:t>
+      </w:r>
+      <w:r>
+        <w:t xml:space="preserve"> </w:t>
+      </w:r>
+      <w:r>
+        <w:rPr>
+          <w:rStyle w:val="VerbatimChar"/>
+        </w:rPr>
+        <w:t xml:space="preserve">poll_id</w:t>
+      </w:r>
+      <w:r>
+        <w:t xml:space="preserve"> </w:t>
+      </w:r>
+      <w:r>
+        <w:t xml:space="preserve">and a non-null</w:t>
+      </w:r>
+      <w:r>
+        <w:t xml:space="preserve"> </w:t>
+      </w:r>
+      <w:r>
+        <w:rPr>
+          <w:rStyle w:val="VerbatimChar"/>
+        </w:rPr>
+        <w:t xml:space="preserve">content</w:t>
+      </w:r>
+      <w:r>
+        <w:t xml:space="preserve">. The</w:t>
+      </w:r>
+      <w:r>
+        <w:t xml:space="preserve"> </w:t>
+      </w:r>
+      <w:r>
+        <w:rPr>
+          <w:rStyle w:val="VerbatimChar"/>
+        </w:rPr>
+        <w:t xml:space="preserve">reply_to_message_id</w:t>
+      </w:r>
+      <w:r>
+        <w:t xml:space="preserve"> </w:t>
+      </w:r>
+      <w:r>
+        <w:t xml:space="preserve">is a self-referencing foreign key that enables threading: a message can reference another message in the same chat as its parent. The</w:t>
+      </w:r>
+      <w:r>
+        <w:t xml:space="preserve"> </w:t>
+      </w:r>
+      <w:r>
+        <w:rPr>
+          <w:rStyle w:val="VerbatimChar"/>
+        </w:rPr>
+        <w:t xml:space="preserve">is_pinned</w:t>
+      </w:r>
+      <w:r>
+        <w:t xml:space="preserve">,</w:t>
+      </w:r>
+      <w:r>
+        <w:t xml:space="preserve"> </w:t>
+      </w:r>
+      <w:r>
+        <w:rPr>
+          <w:rStyle w:val="VerbatimChar"/>
+        </w:rPr>
+        <w:t xml:space="preserve">pinned_by</w:t>
+      </w:r>
+      <w:r>
+        <w:t xml:space="preserve">, and</w:t>
+      </w:r>
+      <w:r>
+        <w:t xml:space="preserve"> </w:t>
+      </w:r>
+      <w:r>
+        <w:rPr>
+          <w:rStyle w:val="VerbatimChar"/>
+        </w:rPr>
+        <w:t xml:space="preserve">pinned_at</w:t>
+      </w:r>
+      <w:r>
+        <w:t xml:space="preserve"> </w:t>
+      </w:r>
+      <w:r>
+        <w:t xml:space="preserve">columns together record the pinning state and audit trail of pinned messages. Messages are retrieved in paginated batches of fifty, ordered by</w:t>
+      </w:r>
+      <w:r>
+        <w:t xml:space="preserve"> </w:t>
+      </w:r>
+      <w:r>
+        <w:rPr>
+          <w:rStyle w:val="VerbatimChar"/>
+        </w:rPr>
+        <w:t xml:space="preserve">created_at</w:t>
+      </w:r>
+      <w:r>
+        <w:t xml:space="preserve"> </w:t>
+      </w:r>
+      <w:r>
+        <w:t xml:space="preserve">descending, then reversed for display.</w:t>
+      </w:r>
+    </w:p>
+    <w:p>
+      <w:pPr>
+        <w:pStyle w:val="BodyText"/>
+      </w:pPr>
+      <w:r>
+        <w:rPr>
+          <w:rStyle w:val="VerbatimChar"/>
+          <w:b/>
+          <w:bCs/>
+        </w:rPr>
+        <w:t xml:space="preserve">polls</w:t>
+      </w:r>
+      <w:r>
+        <w:t xml:space="preserve">,</w:t>
+      </w:r>
+      <w:r>
+        <w:t xml:space="preserve"> </w:t>
+      </w:r>
+      <w:r>
+        <w:rPr>
+          <w:rStyle w:val="VerbatimChar"/>
+          <w:b/>
+          <w:bCs/>
+        </w:rPr>
+        <w:t xml:space="preserve">poll_options</w:t>
+      </w:r>
+      <w:r>
+        <w:t xml:space="preserve">, and</w:t>
+      </w:r>
+      <w:r>
+        <w:t xml:space="preserve"> </w:t>
+      </w:r>
+      <w:r>
+        <w:rPr>
+          <w:rStyle w:val="VerbatimChar"/>
+          <w:b/>
+          <w:bCs/>
+        </w:rPr>
+        <w:t xml:space="preserve">poll_votes</w:t>
+      </w:r>
+      <w:r>
+        <w:t xml:space="preserve"> </w:t>
+      </w:r>
+      <w:r>
+        <w:t xml:space="preserve">form the three-table poll system. The</w:t>
+      </w:r>
+      <w:r>
+        <w:t xml:space="preserve"> </w:t>
+      </w:r>
+      <w:r>
+        <w:rPr>
+          <w:rStyle w:val="VerbatimChar"/>
+        </w:rPr>
+        <w:t xml:space="preserve">polls</w:t>
+      </w:r>
+      <w:r>
+        <w:t xml:space="preserve"> </w:t>
+      </w:r>
+      <w:r>
+        <w:t xml:space="preserve">table stores question metadata and state flags.</w:t>
+      </w:r>
+      <w:r>
+        <w:t xml:space="preserve"> </w:t>
+      </w:r>
+      <w:r>
+        <w:rPr>
+          <w:rStyle w:val="VerbatimChar"/>
+        </w:rPr>
+        <w:t xml:space="preserve">poll_options</w:t>
+      </w:r>
+      <w:r>
+        <w:t xml:space="preserve"> </w:t>
+      </w:r>
+      <w:r>
+        <w:t xml:space="preserve">stores the individual answer choices with a</w:t>
+      </w:r>
+      <w:r>
+        <w:t xml:space="preserve"> </w:t>
+      </w:r>
+      <w:r>
+        <w:rPr>
+          <w:rStyle w:val="VerbatimChar"/>
+        </w:rPr>
+        <w:t xml:space="preserve">display_order</w:t>
+      </w:r>
+      <w:r>
+        <w:t xml:space="preserve"> </w:t>
+      </w:r>
+      <w:r>
+        <w:t xml:space="preserve">integer to preserve the intended presentation sequence.</w:t>
+      </w:r>
+      <w:r>
+        <w:t xml:space="preserve"> </w:t>
+      </w:r>
+      <w:r>
+        <w:rPr>
+          <w:rStyle w:val="VerbatimChar"/>
+        </w:rPr>
+        <w:t xml:space="preserve">poll_votes</w:t>
+      </w:r>
+      <w:r>
+        <w:t xml:space="preserve"> </w:t>
+      </w:r>
+      <w:r>
+        <w:t xml:space="preserve">records each vote as a row referencing both the poll and the specific option chosen by the voter. Vote tallying is performed by aggregating</w:t>
+      </w:r>
+      <w:r>
+        <w:t xml:space="preserve"> </w:t>
+      </w:r>
+      <w:r>
+        <w:rPr>
+          <w:rStyle w:val="VerbatimChar"/>
+        </w:rPr>
+        <w:t xml:space="preserve">poll_votes</w:t>
+      </w:r>
+      <w:r>
+        <w:t xml:space="preserve"> </w:t>
+      </w:r>
+      <w:r>
+        <w:t xml:space="preserve">rows grouped by</w:t>
+      </w:r>
+      <w:r>
+        <w:t xml:space="preserve"> </w:t>
+      </w:r>
+      <w:r>
+        <w:rPr>
+          <w:rStyle w:val="VerbatimChar"/>
+        </w:rPr>
+        <w:t xml:space="preserve">poll_option_id</w:t>
+      </w:r>
+      <w:r>
+        <w:t xml:space="preserve">, which is done at query time rather than storing mutable counts on</w:t>
+      </w:r>
+      <w:r>
+        <w:t xml:space="preserve"> </w:t>
+      </w:r>
+      <w:r>
+        <w:rPr>
+          <w:rStyle w:val="VerbatimChar"/>
+        </w:rPr>
+        <w:t xml:space="preserve">poll_options</w:t>
+      </w:r>
+      <w:r>
+        <w:t xml:space="preserve">. This ensures that count accuracy is always guaranteed without requiring update operations on the options table.</w:t>
+      </w:r>
+    </w:p>
+    <w:p>
+      <w:pPr>
+        <w:pStyle w:val="BodyText"/>
+      </w:pPr>
+      <w:r>
+        <w:rPr>
+          <w:rStyle w:val="VerbatimChar"/>
+          <w:b/>
+          <w:bCs/>
+        </w:rPr>
+        <w:t xml:space="preserve">notifications</w:t>
+      </w:r>
+      <w:r>
+        <w:t xml:space="preserve"> </w:t>
+      </w:r>
+      <w:r>
+        <w:t xml:space="preserve">and</w:t>
+      </w:r>
+      <w:r>
+        <w:t xml:space="preserve"> </w:t>
+      </w:r>
+      <w:r>
+        <w:rPr>
+          <w:rStyle w:val="VerbatimChar"/>
+          <w:b/>
+          <w:bCs/>
+        </w:rPr>
+        <w:t xml:space="preserve">user_notifications</w:t>
+      </w:r>
+      <w:r>
+        <w:t xml:space="preserve"> </w:t>
+      </w:r>
+      <w:r>
+        <w:t xml:space="preserve">implement the split notification design described in section 4.2.1. The</w:t>
+      </w:r>
+      <w:r>
+        <w:t xml:space="preserve"> </w:t>
+      </w:r>
+      <w:r>
+        <w:rPr>
+          <w:rStyle w:val="VerbatimChar"/>
+        </w:rPr>
+        <w:t xml:space="preserve">related_entity_type</w:t>
+      </w:r>
+      <w:r>
+        <w:t xml:space="preserve"> </w:t>
+      </w:r>
+      <w:r>
+        <w:t xml:space="preserve">and</w:t>
+      </w:r>
+      <w:r>
+        <w:t xml:space="preserve"> </w:t>
+      </w:r>
+      <w:r>
+        <w:rPr>
+          <w:rStyle w:val="VerbatimChar"/>
+        </w:rPr>
+        <w:t xml:space="preserve">related_entity_id</w:t>
+      </w:r>
+      <w:r>
+        <w:t xml:space="preserve"> </w:t>
+      </w:r>
+      <w:r>
+        <w:t xml:space="preserve">columns on</w:t>
+      </w:r>
+      <w:r>
+        <w:t xml:space="preserve"> </w:t>
+      </w:r>
+      <w:r>
+        <w:rPr>
+          <w:rStyle w:val="VerbatimChar"/>
+        </w:rPr>
+        <w:t xml:space="preserve">notifications</w:t>
+      </w:r>
+      <w:r>
+        <w:t xml:space="preserve"> </w:t>
+      </w:r>
+      <w:r>
+        <w:t xml:space="preserve">form a polymorphic reference,</w:t>
+      </w:r>
+      <w:r>
+        <w:t xml:space="preserve"> </w:t>
+      </w:r>
+      <w:r>
+        <w:rPr>
+          <w:rStyle w:val="VerbatimChar"/>
+        </w:rPr>
+        <w:t xml:space="preserve">related_entity_type</w:t>
+      </w:r>
+      <w:r>
+        <w:t xml:space="preserve"> </w:t>
+      </w:r>
+      <w:r>
+        <w:t xml:space="preserve">identifies the domain (</w:t>
+      </w:r>
+      <w:r>
+        <w:rPr>
+          <w:rStyle w:val="VerbatimChar"/>
+        </w:rPr>
+        <w:t xml:space="preserve">friendship</w:t>
+      </w:r>
+      <w:r>
+        <w:t xml:space="preserve">,</w:t>
+      </w:r>
+      <w:r>
+        <w:t xml:space="preserve"> </w:t>
+      </w:r>
+      <w:r>
+        <w:rPr>
+          <w:rStyle w:val="VerbatimChar"/>
+        </w:rPr>
+        <w:t xml:space="preserve">group</w:t>
+      </w:r>
+      <w:r>
+        <w:t xml:space="preserve">,</w:t>
+      </w:r>
+      <w:r>
+        <w:t xml:space="preserve"> </w:t>
+      </w:r>
+      <w:r>
+        <w:rPr>
+          <w:rStyle w:val="VerbatimChar"/>
+        </w:rPr>
+        <w:t xml:space="preserve">session</w:t>
+      </w:r>
+      <w:r>
+        <w:t xml:space="preserve">,</w:t>
+      </w:r>
+      <w:r>
+        <w:t xml:space="preserve"> </w:t>
+      </w:r>
+      <w:r>
+        <w:rPr>
+          <w:rStyle w:val="VerbatimChar"/>
+        </w:rPr>
+        <w:t xml:space="preserve">Group General</w:t>
+      </w:r>
+      <w:r>
+        <w:t xml:space="preserve">) and</w:t>
+      </w:r>
+      <w:r>
+        <w:t xml:space="preserve"> </w:t>
+      </w:r>
+      <w:r>
+        <w:rPr>
+          <w:rStyle w:val="VerbatimChar"/>
+        </w:rPr>
+        <w:t xml:space="preserve">related_entity_id</w:t>
+      </w:r>
+      <w:r>
+        <w:t xml:space="preserve"> </w:t>
+      </w:r>
+      <w:r>
+        <w:t xml:space="preserve">holds the UUID of the relevant record. The frontend uses this pair to determine what action buttons to show on each notification (approve/reject for group join requests, accept/decline for invitations) and to fetch the associated entity’s details when processing the notification action.</w:t>
+      </w:r>
+    </w:p>
+    <w:bookmarkEnd w:id="90"/>
+    <w:bookmarkStart w:id="91" w:name="ai-domain"/>
+    <w:p>
+      <w:pPr>
+        <w:pStyle w:val="Heading3"/>
+      </w:pPr>
+      <w:r>
+        <w:t xml:space="preserve">4.4.5 AI Domain</w:t>
+      </w:r>
+    </w:p>
+    <w:p>
+      <w:pPr>
+        <w:pStyle w:val="FirstParagraph"/>
+      </w:pPr>
+      <w:r>
+        <w:rPr>
+          <w:rStyle w:val="VerbatimChar"/>
+          <w:b/>
+          <w:bCs/>
+        </w:rPr>
+        <w:t xml:space="preserve">qa_conversations</w:t>
+      </w:r>
+      <w:r>
+        <w:t xml:space="preserve"> </w:t>
+      </w:r>
+      <w:r>
+        <w:t xml:space="preserve">represents a persistent conversation thread between a specific user and the AI within a specific group context. The composite</w:t>
+      </w:r>
+      <w:r>
+        <w:t xml:space="preserve"> </w:t>
+      </w:r>
+      <w:r>
+        <w:rPr>
+          <w:rStyle w:val="VerbatimChar"/>
+        </w:rPr>
+        <w:t xml:space="preserve">(user_id, group_id)</w:t>
+      </w:r>
+      <w:r>
+        <w:t xml:space="preserve"> </w:t>
+      </w:r>
+      <w:r>
+        <w:t xml:space="preserve">is effectively unique: each learner has exactly one conversation per group, and the service’s</w:t>
+      </w:r>
+      <w:r>
+        <w:t xml:space="preserve"> </w:t>
+      </w:r>
+      <w:r>
+        <w:rPr>
+          <w:rStyle w:val="VerbatimChar"/>
+        </w:rPr>
+        <w:t xml:space="preserve">getOrCreateConversation</w:t>
+      </w:r>
+      <w:r>
+        <w:t xml:space="preserve"> </w:t>
+      </w:r>
+      <w:r>
+        <w:t xml:space="preserve">function enforces this by checking for an existing record before creating a new one.</w:t>
+      </w:r>
+    </w:p>
+    <w:p>
+      <w:pPr>
+        <w:pStyle w:val="BodyText"/>
+      </w:pPr>
+      <w:r>
+        <w:rPr>
+          <w:rStyle w:val="VerbatimChar"/>
+          <w:b/>
+          <w:bCs/>
+        </w:rPr>
+        <w:t xml:space="preserve">qa_messages</w:t>
+      </w:r>
+      <w:r>
+        <w:t xml:space="preserve"> </w:t>
+      </w:r>
+      <w:r>
+        <w:t xml:space="preserve">stores the individual messages within a conversation. The</w:t>
+      </w:r>
+      <w:r>
+        <w:t xml:space="preserve"> </w:t>
+      </w:r>
+      <w:r>
+        <w:rPr>
+          <w:rStyle w:val="VerbatimChar"/>
+        </w:rPr>
+        <w:t xml:space="preserve">role</w:t>
+      </w:r>
+      <w:r>
+        <w:t xml:space="preserve"> </w:t>
+      </w:r>
+      <w:r>
+        <w:t xml:space="preserve">column follows the OpenAI/Groq message format convention:</w:t>
+      </w:r>
+      <w:r>
+        <w:t xml:space="preserve"> </w:t>
+      </w:r>
+      <w:r>
+        <w:rPr>
+          <w:rStyle w:val="VerbatimChar"/>
+        </w:rPr>
+        <w:t xml:space="preserve">user</w:t>
+      </w:r>
+      <w:r>
+        <w:t xml:space="preserve"> </w:t>
+      </w:r>
+      <w:r>
+        <w:t xml:space="preserve">for the learner’s question and</w:t>
+      </w:r>
+      <w:r>
+        <w:t xml:space="preserve"> </w:t>
+      </w:r>
+      <w:r>
+        <w:rPr>
+          <w:rStyle w:val="VerbatimChar"/>
+        </w:rPr>
+        <w:t xml:space="preserve">assistant</w:t>
+      </w:r>
+      <w:r>
+        <w:t xml:space="preserve"> </w:t>
+      </w:r>
+      <w:r>
+        <w:t xml:space="preserve">for the AI’s response. Storing messages in this format allows the service to pass the conversation history directly to the Groq API as the</w:t>
+      </w:r>
+      <w:r>
+        <w:t xml:space="preserve"> </w:t>
+      </w:r>
+      <w:r>
+        <w:rPr>
+          <w:rStyle w:val="VerbatimChar"/>
+        </w:rPr>
+        <w:t xml:space="preserve">messages</w:t>
+      </w:r>
+      <w:r>
+        <w:t xml:space="preserve"> </w:t>
+      </w:r>
+      <w:r>
+        <w:t xml:space="preserve">array without any transformation. The service retrieves the last ten messages (five Q&amp;A pairs) to provide conversation context to the model, ensuring responses remain coherent across a multi-turn conversation.</w:t>
+      </w:r>
+    </w:p>
+    <w:p>
+      <w:pPr>
+        <w:pStyle w:val="BodyText"/>
+      </w:pPr>
+      <w:r>
+        <w:rPr>
+          <w:rStyle w:val="VerbatimChar"/>
+          <w:b/>
+          <w:bCs/>
+        </w:rPr>
+        <w:t xml:space="preserve">artifact_embeddings</w:t>
+      </w:r>
+      <w:r>
+        <w:t xml:space="preserve"> </w:t>
+      </w:r>
+      <w:r>
+        <w:t xml:space="preserve">stores the vector representations of text chunks extracted from uploaded artifacts. The</w:t>
+      </w:r>
+      <w:r>
+        <w:t xml:space="preserve"> </w:t>
+      </w:r>
+      <w:r>
+        <w:rPr>
+          <w:rStyle w:val="VerbatimChar"/>
+        </w:rPr>
+        <w:t xml:space="preserve">embedding</w:t>
+      </w:r>
+      <w:r>
+        <w:t xml:space="preserve"> </w:t>
+      </w:r>
+      <w:r>
+        <w:t xml:space="preserve">column stores a</w:t>
+      </w:r>
+      <w:r>
+        <w:t xml:space="preserve"> </w:t>
+      </w:r>
+      <w:r>
+        <w:rPr>
+          <w:rStyle w:val="VerbatimChar"/>
+        </w:rPr>
+        <w:t xml:space="preserve">VECTOR(384)</w:t>
+      </w:r>
+      <w:r>
+        <w:t xml:space="preserve"> </w:t>
+      </w:r>
+      <w:r>
+        <w:t xml:space="preserve">value, a 384-dimensional floating-point vector produced by the</w:t>
+      </w:r>
+      <w:r>
+        <w:t xml:space="preserve"> </w:t>
+      </w:r>
+      <w:r>
+        <w:rPr>
+          <w:rStyle w:val="VerbatimChar"/>
+        </w:rPr>
+        <w:t xml:space="preserve">all-MiniLM-L6-v2</w:t>
+      </w:r>
+      <w:r>
+        <w:t xml:space="preserve"> </w:t>
+      </w:r>
+      <w:r>
+        <w:t xml:space="preserve">sentence transformer model. The</w:t>
+      </w:r>
+      <w:r>
+        <w:t xml:space="preserve"> </w:t>
+      </w:r>
+      <w:r>
+        <w:rPr>
+          <w:rStyle w:val="VerbatimChar"/>
+        </w:rPr>
+        <w:t xml:space="preserve">chunk_text</w:t>
+      </w:r>
+      <w:r>
+        <w:t xml:space="preserve"> </w:t>
+      </w:r>
+      <w:r>
+        <w:t xml:space="preserve">column stores the original text of the chunk, which is passed directly to the language model as context when a relevant match is found. The</w:t>
+      </w:r>
+      <w:r>
+        <w:t xml:space="preserve"> </w:t>
+      </w:r>
+      <w:r>
+        <w:rPr>
+          <w:rStyle w:val="VerbatimChar"/>
+        </w:rPr>
+        <w:t xml:space="preserve">metadata</w:t>
+      </w:r>
+      <w:r>
+        <w:t xml:space="preserve"> </w:t>
+      </w:r>
+      <w:r>
+        <w:t xml:space="preserve">JSONB column stores supplementary information about each chunk: the source filename, the start and end word indices within the original document, and the word count. The</w:t>
+      </w:r>
+      <w:r>
+        <w:t xml:space="preserve"> </w:t>
+      </w:r>
+      <w:r>
+        <w:rPr>
+          <w:rStyle w:val="VerbatimChar"/>
+        </w:rPr>
+        <w:t xml:space="preserve">chunk_index</w:t>
+      </w:r>
+      <w:r>
+        <w:t xml:space="preserve"> </w:t>
+      </w:r>
+      <w:r>
+        <w:t xml:space="preserve">integer records the sequential position of the chunk within its source document, enabling future features such as ordered passage retrieval.</w:t>
+      </w:r>
+    </w:p>
+    <w:bookmarkEnd w:id="91"/>
+    <w:bookmarkEnd w:id="92"/>
+    <w:bookmarkStart w:id="93" w:name="indexing-and-query-strategy"/>
+    <w:p>
+      <w:pPr>
+        <w:pStyle w:val="Heading2"/>
+      </w:pPr>
+      <w:r>
+        <w:t xml:space="preserve">4.5 Indexing and Query Strategy</w:t>
+      </w:r>
+    </w:p>
+    <w:p>
+      <w:pPr>
+        <w:pStyle w:val="FirstParagraph"/>
+      </w:pPr>
+      <w:r>
+        <w:t xml:space="preserve">Supabase’s PostgreSQL instance automatically creates B-tree indexes on all primary key columns and on columns declared with unique constraints. Beyond these automatic indexes, the following query patterns informed additional indexing decisions.</w:t>
+      </w:r>
+    </w:p>
+    <w:p>
+      <w:pPr>
+        <w:pStyle w:val="BodyText"/>
+      </w:pPr>
+      <w:r>
+        <w:rPr>
+          <w:b/>
+          <w:bCs/>
+        </w:rPr>
+        <w:t xml:space="preserve">Foreign key columns</w:t>
+      </w:r>
+      <w:r>
+        <w:t xml:space="preserve"> </w:t>
+      </w:r>
+      <w:r>
+        <w:t xml:space="preserve">that appear frequently in</w:t>
+      </w:r>
+      <w:r>
+        <w:t xml:space="preserve"> </w:t>
+      </w:r>
+      <w:r>
+        <w:rPr>
+          <w:rStyle w:val="VerbatimChar"/>
+        </w:rPr>
+        <w:t xml:space="preserve">WHERE</w:t>
+      </w:r>
+      <w:r>
+        <w:t xml:space="preserve"> </w:t>
+      </w:r>
+      <w:r>
+        <w:t xml:space="preserve">clauses benefit from explicit indexes. The most frequently filtered foreign keys in the SkillSwap schema are:</w:t>
+      </w:r>
+      <w:r>
+        <w:t xml:space="preserve"> </w:t>
+      </w:r>
+      <w:r>
+        <w:rPr>
+          <w:rStyle w:val="VerbatimChar"/>
+        </w:rPr>
+        <w:t xml:space="preserve">group_members.group_id</w:t>
+      </w:r>
+      <w:r>
+        <w:t xml:space="preserve"> </w:t>
+      </w:r>
+      <w:r>
+        <w:t xml:space="preserve">and</w:t>
+      </w:r>
+      <w:r>
+        <w:t xml:space="preserve"> </w:t>
+      </w:r>
+      <w:r>
+        <w:rPr>
+          <w:rStyle w:val="VerbatimChar"/>
+        </w:rPr>
+        <w:t xml:space="preserve">group_members.user_id</w:t>
+      </w:r>
+      <w:r>
+        <w:t xml:space="preserve"> </w:t>
+      </w:r>
+      <w:r>
+        <w:t xml:space="preserve">(queried together on almost every group-related request),</w:t>
+      </w:r>
+      <w:r>
+        <w:t xml:space="preserve"> </w:t>
+      </w:r>
+      <w:r>
+        <w:rPr>
+          <w:rStyle w:val="VerbatimChar"/>
+        </w:rPr>
+        <w:t xml:space="preserve">artifacts.session_id</w:t>
+      </w:r>
+      <w:r>
+        <w:t xml:space="preserve"> </w:t>
+      </w:r>
+      <w:r>
+        <w:t xml:space="preserve">(queried during artifact retrieval and embedding lookup),</w:t>
+      </w:r>
+      <w:r>
+        <w:t xml:space="preserve"> </w:t>
+      </w:r>
+      <w:r>
+        <w:rPr>
+          <w:rStyle w:val="VerbatimChar"/>
+        </w:rPr>
+        <w:t xml:space="preserve">chat_messages.group_chat_id</w:t>
+      </w:r>
+      <w:r>
+        <w:t xml:space="preserve"> </w:t>
+      </w:r>
+      <w:r>
+        <w:t xml:space="preserve">(queried on every message load), and</w:t>
+      </w:r>
+      <w:r>
+        <w:t xml:space="preserve"> </w:t>
+      </w:r>
+      <w:r>
+        <w:rPr>
+          <w:rStyle w:val="VerbatimChar"/>
+        </w:rPr>
+        <w:t xml:space="preserve">user_notifications.recipient_id</w:t>
+      </w:r>
+      <w:r>
+        <w:t xml:space="preserve"> </w:t>
+      </w:r>
+      <w:r>
+        <w:t xml:space="preserve">(queried on every notification fetch). Each of these columns has a corresponding index.</w:t>
+      </w:r>
+    </w:p>
+    <w:p>
+      <w:pPr>
+        <w:pStyle w:val="BodyText"/>
+      </w:pPr>
+      <w:r>
+        <w:rPr>
+          <w:b/>
+          <w:bCs/>
+        </w:rPr>
+        <w:t xml:space="preserve">The vector similarity search</w:t>
+      </w:r>
+      <w:r>
+        <w:t xml:space="preserve"> </w:t>
+      </w:r>
+      <w:r>
+        <w:t xml:space="preserve">on</w:t>
+      </w:r>
+      <w:r>
+        <w:t xml:space="preserve"> </w:t>
+      </w:r>
+      <w:r>
+        <w:rPr>
+          <w:rStyle w:val="VerbatimChar"/>
+        </w:rPr>
+        <w:t xml:space="preserve">artifact_embeddings.embedding</w:t>
+      </w:r>
+      <w:r>
+        <w:t xml:space="preserve"> </w:t>
+      </w:r>
+      <w:r>
+        <w:t xml:space="preserve">uses a specialized index type rather than a standard B-tree. PostgreSQL’s</w:t>
+      </w:r>
+      <w:r>
+        <w:t xml:space="preserve"> </w:t>
+      </w:r>
+      <w:r>
+        <w:rPr>
+          <w:rStyle w:val="VerbatimChar"/>
+        </w:rPr>
+        <w:t xml:space="preserve">pgvector</w:t>
+      </w:r>
+      <w:r>
+        <w:t xml:space="preserve"> </w:t>
+      </w:r>
+      <w:r>
+        <w:t xml:space="preserve">extension supports IVFFlat and HNSW indexes for approximate nearest-neighbor search. An IVFFlat index was created on the</w:t>
+      </w:r>
+      <w:r>
+        <w:t xml:space="preserve"> </w:t>
+      </w:r>
+      <w:r>
+        <w:rPr>
+          <w:rStyle w:val="VerbatimChar"/>
+        </w:rPr>
+        <w:t xml:space="preserve">embedding</w:t>
+      </w:r>
+      <w:r>
+        <w:t xml:space="preserve"> </w:t>
+      </w:r>
+      <w:r>
+        <w:t xml:space="preserve">column, which organizes the vectors into clusters and limits the search to the most relevant clusters at query time. This index makes the similarity search scale sublinearly with the number of stored embeddings, preventing query latency from growing proportionally with the artifact library size.</w:t>
+      </w:r>
+    </w:p>
+    <w:p>
+      <w:pPr>
+        <w:pStyle w:val="BodyText"/>
+      </w:pPr>
+      <w:r>
+        <w:t xml:space="preserve">The similarity search is executed through a PostgreSQL stored function named</w:t>
+      </w:r>
+      <w:r>
+        <w:t xml:space="preserve"> </w:t>
+      </w:r>
+      <w:r>
+        <w:rPr>
+          <w:rStyle w:val="VerbatimChar"/>
+        </w:rPr>
+        <w:t xml:space="preserve">match_artifact_chunks</w:t>
+      </w:r>
+      <w:r>
+        <w:t xml:space="preserve">, called via Supabase’s</w:t>
+      </w:r>
+      <w:r>
+        <w:t xml:space="preserve"> </w:t>
+      </w:r>
+      <w:r>
+        <w:rPr>
+          <w:rStyle w:val="VerbatimChar"/>
+        </w:rPr>
+        <w:t xml:space="preserve">.rpc()</w:t>
+      </w:r>
+      <w:r>
+        <w:t xml:space="preserve"> </w:t>
+      </w:r>
+      <w:r>
+        <w:t xml:space="preserve">method. This function accepts the query embedding as a JSON string, a similarity threshold (0.3), a maximum result count, and an array of artifact IDs to constrain the search to the relevant group’s artifacts. The function returns the top-K chunks ranked by cosine similarity, which are then passed to the language model as context.</w:t>
+      </w:r>
+    </w:p>
+    <w:p>
+      <w:pPr>
+        <w:pStyle w:val="BodyText"/>
+      </w:pPr>
+      <w:r>
+        <w:rPr>
+          <w:b/>
+          <w:bCs/>
+        </w:rPr>
+        <w:t xml:space="preserve">Pagination</w:t>
+      </w:r>
+      <w:r>
+        <w:t xml:space="preserve"> </w:t>
+      </w:r>
+      <w:r>
+        <w:t xml:space="preserve">in the chat message query uses cursor-based pagination rather than offset-based pagination. The</w:t>
+      </w:r>
+      <w:r>
+        <w:t xml:space="preserve"> </w:t>
+      </w:r>
+      <w:r>
+        <w:rPr>
+          <w:rStyle w:val="VerbatimChar"/>
+        </w:rPr>
+        <w:t xml:space="preserve">before</w:t>
+      </w:r>
+      <w:r>
+        <w:t xml:space="preserve"> </w:t>
+      </w:r>
+      <w:r>
+        <w:t xml:space="preserve">parameter passed to</w:t>
+      </w:r>
+      <w:r>
+        <w:t xml:space="preserve"> </w:t>
+      </w:r>
+      <w:r>
+        <w:rPr>
+          <w:rStyle w:val="VerbatimChar"/>
+        </w:rPr>
+        <w:t xml:space="preserve">getChatMessages</w:t>
+      </w:r>
+      <w:r>
+        <w:t xml:space="preserve"> </w:t>
+      </w:r>
+      <w:r>
+        <w:t xml:space="preserve">is a timestamp, and the query uses a</w:t>
+      </w:r>
+      <w:r>
+        <w:t xml:space="preserve"> </w:t>
+      </w:r>
+      <w:r>
+        <w:rPr>
+          <w:rStyle w:val="VerbatimChar"/>
+        </w:rPr>
+        <w:t xml:space="preserve">less than</w:t>
+      </w:r>
+      <w:r>
+        <w:t xml:space="preserve"> </w:t>
+      </w:r>
+      <w:r>
+        <w:t xml:space="preserve">filter on</w:t>
+      </w:r>
+      <w:r>
+        <w:t xml:space="preserve"> </w:t>
+      </w:r>
+      <w:r>
+        <w:rPr>
+          <w:rStyle w:val="VerbatimChar"/>
+        </w:rPr>
+        <w:t xml:space="preserve">created_at</w:t>
+      </w:r>
+      <w:r>
+        <w:t xml:space="preserve"> </w:t>
+      </w:r>
+      <w:r>
+        <w:t xml:space="preserve">rather than a</w:t>
+      </w:r>
+      <w:r>
+        <w:t xml:space="preserve"> </w:t>
+      </w:r>
+      <w:r>
+        <w:rPr>
+          <w:rStyle w:val="VerbatimChar"/>
+        </w:rPr>
+        <w:t xml:space="preserve">LIMIT/OFFSET</w:t>
+      </w:r>
+      <w:r>
+        <w:t xml:space="preserve"> </w:t>
+      </w:r>
+      <w:r>
+        <w:t xml:space="preserve">clause. This approach avoids the well-known performance degradation of large OFFSET values in PostgreSQL and ensures consistent results even when new messages are inserted between page loads.</w:t>
+      </w:r>
+    </w:p>
+    <w:bookmarkEnd w:id="93"/>
+    <w:bookmarkStart w:id="98" w:name="security-and-access-control"/>
+    <w:p>
+      <w:pPr>
+        <w:pStyle w:val="Heading2"/>
+      </w:pPr>
+      <w:r>
+        <w:t xml:space="preserve">4.6 Security and Access Control</w:t>
+      </w:r>
+    </w:p>
+    <w:bookmarkStart w:id="94" w:name="row-level-security-on-supabase-storage"/>
+    <w:p>
+      <w:pPr>
+        <w:pStyle w:val="Heading3"/>
+      </w:pPr>
+      <w:r>
+        <w:t xml:space="preserve">4.6.1 Row-Level Security on Supabase Storage</w:t>
+      </w:r>
+    </w:p>
+    <w:p>
+      <w:pPr>
+        <w:pStyle w:val="FirstParagraph"/>
+      </w:pPr>
+      <w:r>
+        <w:t xml:space="preserve">Supabase Storage enforces Row-Level Security (RLS) policies on its storage buckets, analogous to RLS on database tables. During development, a critical issue was encountered: the</w:t>
+      </w:r>
+      <w:r>
+        <w:t xml:space="preserve"> </w:t>
+      </w:r>
+      <w:r>
+        <w:rPr>
+          <w:rStyle w:val="VerbatimChar"/>
+        </w:rPr>
+        <w:t xml:space="preserve">avatars</w:t>
+      </w:r>
+      <w:r>
+        <w:t xml:space="preserve"> </w:t>
+      </w:r>
+      <w:r>
+        <w:t xml:space="preserve">bucket (used for profile images and group cover images) rejected all upload attempts from the backend because its default RLS policy did not permit</w:t>
+      </w:r>
+      <w:r>
+        <w:t xml:space="preserve"> </w:t>
+      </w:r>
+      <w:r>
+        <w:rPr>
+          <w:rStyle w:val="VerbatimChar"/>
+        </w:rPr>
+        <w:t xml:space="preserve">INSERT</w:t>
+      </w:r>
+      <w:r>
+        <w:t xml:space="preserve"> </w:t>
+      </w:r>
+      <w:r>
+        <w:t xml:space="preserve">operations from any role.</w:t>
+      </w:r>
+    </w:p>
+    <w:p>
+      <w:pPr>
+        <w:pStyle w:val="BodyText"/>
+      </w:pPr>
+      <w:r>
+        <w:t xml:space="preserve">The resolution was to add an explicit RLS policy to the</w:t>
+      </w:r>
+      <w:r>
+        <w:t xml:space="preserve"> </w:t>
+      </w:r>
+      <w:r>
+        <w:rPr>
+          <w:rStyle w:val="VerbatimChar"/>
+        </w:rPr>
+        <w:t xml:space="preserve">avatars</w:t>
+      </w:r>
+      <w:r>
+        <w:t xml:space="preserve"> </w:t>
+      </w:r>
+      <w:r>
+        <w:t xml:space="preserve">bucket granting</w:t>
+      </w:r>
+      <w:r>
+        <w:t xml:space="preserve"> </w:t>
+      </w:r>
+      <w:r>
+        <w:rPr>
+          <w:rStyle w:val="VerbatimChar"/>
+        </w:rPr>
+        <w:t xml:space="preserve">INSERT</w:t>
+      </w:r>
+      <w:r>
+        <w:t xml:space="preserve"> </w:t>
+      </w:r>
+      <w:r>
+        <w:t xml:space="preserve">permission to both the</w:t>
+      </w:r>
+      <w:r>
+        <w:t xml:space="preserve"> </w:t>
+      </w:r>
+      <w:r>
+        <w:rPr>
+          <w:rStyle w:val="VerbatimChar"/>
+        </w:rPr>
+        <w:t xml:space="preserve">anon</w:t>
+      </w:r>
+      <w:r>
+        <w:t xml:space="preserve"> </w:t>
+      </w:r>
+      <w:r>
+        <w:t xml:space="preserve">role (used by unauthenticated Supabase client calls) and the</w:t>
+      </w:r>
+      <w:r>
+        <w:t xml:space="preserve"> </w:t>
+      </w:r>
+      <w:r>
+        <w:rPr>
+          <w:rStyle w:val="VerbatimChar"/>
+        </w:rPr>
+        <w:t xml:space="preserve">authenticated</w:t>
+      </w:r>
+      <w:r>
+        <w:t xml:space="preserve"> </w:t>
+      </w:r>
+      <w:r>
+        <w:t xml:space="preserve">role (used by sessions authenticated through Supabase Auth). Since the SkillSwap backend uses the</w:t>
+      </w:r>
+      <w:r>
+        <w:t xml:space="preserve"> </w:t>
+      </w:r>
+      <w:r>
+        <w:rPr>
+          <w:rStyle w:val="VerbatimChar"/>
+        </w:rPr>
+        <w:t xml:space="preserve">anon</w:t>
+      </w:r>
+      <w:r>
+        <w:t xml:space="preserve"> </w:t>
+      </w:r>
+      <w:r>
+        <w:t xml:space="preserve">key for all Supabase operations (relying on its own JWT system rather than Supabase Auth), the</w:t>
+      </w:r>
+      <w:r>
+        <w:t xml:space="preserve"> </w:t>
+      </w:r>
+      <w:r>
+        <w:rPr>
+          <w:rStyle w:val="VerbatimChar"/>
+        </w:rPr>
+        <w:t xml:space="preserve">anon</w:t>
+      </w:r>
+      <w:r>
+        <w:t xml:space="preserve"> </w:t>
+      </w:r>
+      <w:r>
+        <w:t xml:space="preserve">role insertion policy was the operative fix. The same policy was applied to the</w:t>
+      </w:r>
+      <w:r>
+        <w:t xml:space="preserve"> </w:t>
+      </w:r>
+      <w:r>
+        <w:rPr>
+          <w:rStyle w:val="VerbatimChar"/>
+        </w:rPr>
+        <w:t xml:space="preserve">artifacts</w:t>
+      </w:r>
+      <w:r>
+        <w:t xml:space="preserve"> </w:t>
+      </w:r>
+      <w:r>
+        <w:t xml:space="preserve">bucket. Read access (</w:t>
+      </w:r>
+      <w:r>
+        <w:rPr>
+          <w:rStyle w:val="VerbatimChar"/>
+        </w:rPr>
+        <w:t xml:space="preserve">SELECT</w:t>
+      </w:r>
+      <w:r>
+        <w:t xml:space="preserve">) on both buckets is set to public, enabling direct URL access to uploaded files without authentication headers, necessary for artifact download and profile image display in the mobile client.</w:t>
+      </w:r>
+    </w:p>
+    <w:bookmarkEnd w:id="94"/>
+    <w:bookmarkStart w:id="95" w:name="password-storage"/>
+    <w:p>
+      <w:pPr>
+        <w:pStyle w:val="Heading3"/>
+      </w:pPr>
+      <w:r>
+        <w:t xml:space="preserve">4.6.2 Password Storage</w:t>
+      </w:r>
+    </w:p>
+    <w:p>
+      <w:pPr>
+        <w:pStyle w:val="FirstParagraph"/>
+      </w:pPr>
+      <w:r>
+        <w:t xml:space="preserve">Passwords are never stored in plaintext. The</w:t>
+      </w:r>
+      <w:r>
+        <w:t xml:space="preserve"> </w:t>
+      </w:r>
+      <w:r>
+        <w:rPr>
+          <w:rStyle w:val="VerbatimChar"/>
+        </w:rPr>
+        <w:t xml:space="preserve">hashPassword</w:t>
+      </w:r>
+      <w:r>
+        <w:t xml:space="preserve"> </w:t>
+      </w:r>
+      <w:r>
+        <w:t xml:space="preserve">utility generates a random ten-character bcrypt salt and returns the salted hash. During login,</w:t>
+      </w:r>
+      <w:r>
+        <w:t xml:space="preserve"> </w:t>
+      </w:r>
+      <w:r>
+        <w:rPr>
+          <w:rStyle w:val="VerbatimChar"/>
+        </w:rPr>
+        <w:t xml:space="preserve">comparePassword</w:t>
+      </w:r>
+      <w:r>
+        <w:t xml:space="preserve"> </w:t>
+      </w:r>
+      <w:r>
+        <w:t xml:space="preserve">extracts the embedded salt from the stored hash, applies it to the input password, and compares the result. The salt ensures that two users with identical passwords produce different hashes, preventing rainbow table attacks and correlation between accounts.</w:t>
+      </w:r>
+    </w:p>
+    <w:bookmarkEnd w:id="95"/>
+    <w:bookmarkStart w:id="96" w:name="sensitive-column-exclusion"/>
+    <w:p>
+      <w:pPr>
+        <w:pStyle w:val="Heading3"/>
+      </w:pPr>
+      <w:r>
+        <w:t xml:space="preserve">4.6.3 Sensitive Column Exclusion</w:t>
+      </w:r>
+    </w:p>
+    <w:p>
+      <w:pPr>
+        <w:pStyle w:val="FirstParagraph"/>
+      </w:pPr>
+      <w:r>
+        <w:t xml:space="preserve">The</w:t>
+      </w:r>
+      <w:r>
+        <w:t xml:space="preserve"> </w:t>
+      </w:r>
+      <w:r>
+        <w:rPr>
+          <w:rStyle w:val="VerbatimChar"/>
+        </w:rPr>
+        <w:t xml:space="preserve">password_hash</w:t>
+      </w:r>
+      <w:r>
+        <w:t xml:space="preserve"> </w:t>
+      </w:r>
+      <w:r>
+        <w:t xml:space="preserve">column is never included in any</w:t>
+      </w:r>
+      <w:r>
+        <w:t xml:space="preserve"> </w:t>
+      </w:r>
+      <w:r>
+        <w:rPr>
+          <w:rStyle w:val="VerbatimChar"/>
+        </w:rPr>
+        <w:t xml:space="preserve">SELECT</w:t>
+      </w:r>
+      <w:r>
+        <w:t xml:space="preserve"> </w:t>
+      </w:r>
+      <w:r>
+        <w:t xml:space="preserve">statement that returns data to the client. The authentication middleware’s database query explicitly enumerates the columns it retrieves, excluding</w:t>
+      </w:r>
+      <w:r>
+        <w:t xml:space="preserve"> </w:t>
+      </w:r>
+      <w:r>
+        <w:rPr>
+          <w:rStyle w:val="VerbatimChar"/>
+        </w:rPr>
+        <w:t xml:space="preserve">password_hash</w:t>
+      </w:r>
+      <w:r>
+        <w:t xml:space="preserve">. The login service excludes it using destructuring:</w:t>
+      </w:r>
+      <w:r>
+        <w:t xml:space="preserve"> </w:t>
+      </w:r>
+      <w:r>
+        <w:rPr>
+          <w:rStyle w:val="VerbatimChar"/>
+        </w:rPr>
+        <w:t xml:space="preserve">const { password_hash, ...userWithoutPassword } = user</w:t>
+      </w:r>
+      <w:r>
+        <w:t xml:space="preserve">. This pattern ensures that no code path can accidentally expose the hash through a generic</w:t>
+      </w:r>
+      <w:r>
+        <w:t xml:space="preserve"> </w:t>
+      </w:r>
+      <w:r>
+        <w:rPr>
+          <w:rStyle w:val="VerbatimChar"/>
+        </w:rPr>
+        <w:t xml:space="preserve">SELECT *</w:t>
+      </w:r>
+      <w:r>
+        <w:t xml:space="preserve"> </w:t>
+      </w:r>
+      <w:r>
+        <w:t xml:space="preserve">query, all queries in the service layer enumerate their selected columns explicitly.</w:t>
+      </w:r>
+    </w:p>
+    <w:bookmarkEnd w:id="96"/>
+    <w:bookmarkStart w:id="97" w:name="authorization-at-the-service-layer"/>
+    <w:p>
+      <w:pPr>
+        <w:pStyle w:val="Heading3"/>
+      </w:pPr>
+      <w:r>
+        <w:t xml:space="preserve">4.6.4 Authorization at the Service Layer</w:t>
+      </w:r>
+    </w:p>
+    <w:p>
+      <w:pPr>
+        <w:pStyle w:val="FirstParagraph"/>
+      </w:pPr>
+      <w:r>
+        <w:t xml:space="preserve">Database-level access control (RLS on tables) was not used for application-level authorization in SkillSwap. Instead, all authorization checks, verifying that the requesting user is the group creator, that a session participant exists before check-in, that a poll belongs to the correct group, are performed in the service layer before any mutating database operation executes. This approach was chosen because the application uses a single Supabase client (authenticated with the</w:t>
+      </w:r>
+      <w:r>
+        <w:t xml:space="preserve"> </w:t>
+      </w:r>
+      <w:r>
+        <w:rPr>
+          <w:rStyle w:val="VerbatimChar"/>
+        </w:rPr>
+        <w:t xml:space="preserve">anon</w:t>
+      </w:r>
+      <w:r>
+        <w:t xml:space="preserve"> </w:t>
+      </w:r>
+      <w:r>
+        <w:t xml:space="preserve">key) for all database operations, making per-user RLS policies impractical without Supabase Auth integration. The service-layer authorization pattern is consistent, testable, and sufficient for the application’s security requirements.</w:t>
+      </w:r>
+    </w:p>
+    <w:bookmarkEnd w:id="97"/>
+    <w:bookmarkEnd w:id="98"/>
+    <w:bookmarkStart w:id="99" w:name="testing-and-validation-1"/>
+    <w:p>
+      <w:pPr>
+        <w:pStyle w:val="Heading2"/>
+      </w:pPr>
+      <w:r>
+        <w:t xml:space="preserve">4.7 Testing and Validation</w:t>
+      </w:r>
+    </w:p>
+    <w:p>
+      <w:pPr>
+        <w:pStyle w:val="FirstParagraph"/>
+      </w:pPr>
+      <w:r>
+        <w:t xml:space="preserve">Database correctness was validated through four complementary approaches.</w:t>
+      </w:r>
+    </w:p>
+    <w:p>
+      <w:pPr>
+        <w:pStyle w:val="BodyText"/>
+      </w:pPr>
+      <w:r>
+        <w:rPr>
+          <w:b/>
+          <w:bCs/>
+        </w:rPr>
+        <w:t xml:space="preserve">Schema constraint testing</w:t>
+      </w:r>
+      <w:r>
+        <w:t xml:space="preserve"> </w:t>
+      </w:r>
+      <w:r>
+        <w:t xml:space="preserve">verified that database-level constraints enforce data integrity independently of the application layer. Attempts to insert a</w:t>
+      </w:r>
+      <w:r>
+        <w:t xml:space="preserve"> </w:t>
+      </w:r>
+      <w:r>
+        <w:rPr>
+          <w:rStyle w:val="VerbatimChar"/>
+        </w:rPr>
+        <w:t xml:space="preserve">user_skills</w:t>
+      </w:r>
+      <w:r>
+        <w:t xml:space="preserve"> </w:t>
+      </w:r>
+      <w:r>
+        <w:t xml:space="preserve">row with a non-existent</w:t>
+      </w:r>
+      <w:r>
+        <w:t xml:space="preserve"> </w:t>
+      </w:r>
+      <w:r>
+        <w:rPr>
+          <w:rStyle w:val="VerbatimChar"/>
+        </w:rPr>
+        <w:t xml:space="preserve">skill_id</w:t>
+      </w:r>
+      <w:r>
+        <w:t xml:space="preserve"> </w:t>
+      </w:r>
+      <w:r>
+        <w:t xml:space="preserve">were correctly rejected by the foreign key constraint. Attempts to insert a second</w:t>
+      </w:r>
+      <w:r>
+        <w:t xml:space="preserve"> </w:t>
+      </w:r>
+      <w:r>
+        <w:rPr>
+          <w:rStyle w:val="VerbatimChar"/>
+        </w:rPr>
+        <w:t xml:space="preserve">user_settings</w:t>
+      </w:r>
+      <w:r>
+        <w:t xml:space="preserve"> </w:t>
+      </w:r>
+      <w:r>
+        <w:t xml:space="preserve">row for the same</w:t>
+      </w:r>
+      <w:r>
+        <w:t xml:space="preserve"> </w:t>
+      </w:r>
+      <w:r>
+        <w:rPr>
+          <w:rStyle w:val="VerbatimChar"/>
+        </w:rPr>
+        <w:t xml:space="preserve">user_id</w:t>
+      </w:r>
+      <w:r>
+        <w:t xml:space="preserve"> </w:t>
+      </w:r>
+      <w:r>
+        <w:t xml:space="preserve">were rejected by the unique constraint. Attempts to insert a</w:t>
+      </w:r>
+      <w:r>
+        <w:t xml:space="preserve"> </w:t>
+      </w:r>
+      <w:r>
+        <w:rPr>
+          <w:rStyle w:val="VerbatimChar"/>
+        </w:rPr>
+        <w:t xml:space="preserve">sessions</w:t>
+      </w:r>
+      <w:r>
+        <w:t xml:space="preserve"> </w:t>
+      </w:r>
+      <w:r>
+        <w:t xml:space="preserve">row referencing a deleted group were correctly rejected after the cascade delete removed the group.</w:t>
+      </w:r>
+    </w:p>
+    <w:p>
+      <w:pPr>
+        <w:pStyle w:val="BodyText"/>
+      </w:pPr>
+      <w:r>
+        <w:rPr>
+          <w:b/>
+          <w:bCs/>
+        </w:rPr>
+        <w:t xml:space="preserve">Cascade delete verification</w:t>
+      </w:r>
+      <w:r>
+        <w:t xml:space="preserve"> </w:t>
+      </w:r>
+      <w:r>
+        <w:t xml:space="preserve">confirmed that deleting a group correctly removed all dependent records. After deleting a test group through the API, the Supabase dashboard confirmed that the corresponding</w:t>
+      </w:r>
+      <w:r>
+        <w:t xml:space="preserve"> </w:t>
+      </w:r>
+      <w:r>
+        <w:rPr>
+          <w:rStyle w:val="VerbatimChar"/>
+        </w:rPr>
+        <w:t xml:space="preserve">group_members</w:t>
+      </w:r>
+      <w:r>
+        <w:t xml:space="preserve">,</w:t>
+      </w:r>
+      <w:r>
+        <w:t xml:space="preserve"> </w:t>
+      </w:r>
+      <w:r>
+        <w:rPr>
+          <w:rStyle w:val="VerbatimChar"/>
+        </w:rPr>
+        <w:t xml:space="preserve">sessions</w:t>
+      </w:r>
+      <w:r>
+        <w:t xml:space="preserve">,</w:t>
+      </w:r>
+      <w:r>
+        <w:t xml:space="preserve"> </w:t>
+      </w:r>
+      <w:r>
+        <w:rPr>
+          <w:rStyle w:val="VerbatimChar"/>
+        </w:rPr>
+        <w:t xml:space="preserve">artifacts</w:t>
+      </w:r>
+      <w:r>
+        <w:t xml:space="preserve">,</w:t>
+      </w:r>
+      <w:r>
+        <w:t xml:space="preserve"> </w:t>
+      </w:r>
+      <w:r>
+        <w:rPr>
+          <w:rStyle w:val="VerbatimChar"/>
+        </w:rPr>
+        <w:t xml:space="preserve">artifact_embeddings</w:t>
+      </w:r>
+      <w:r>
+        <w:t xml:space="preserve">,</w:t>
+      </w:r>
+      <w:r>
+        <w:t xml:space="preserve"> </w:t>
+      </w:r>
+      <w:r>
+        <w:rPr>
+          <w:rStyle w:val="VerbatimChar"/>
+        </w:rPr>
+        <w:t xml:space="preserve">session_participants</w:t>
+      </w:r>
+      <w:r>
+        <w:t xml:space="preserve">,</w:t>
+      </w:r>
+      <w:r>
+        <w:t xml:space="preserve"> </w:t>
+      </w:r>
+      <w:r>
+        <w:rPr>
+          <w:rStyle w:val="VerbatimChar"/>
+        </w:rPr>
+        <w:t xml:space="preserve">group_chats</w:t>
+      </w:r>
+      <w:r>
+        <w:t xml:space="preserve">,</w:t>
+      </w:r>
+      <w:r>
+        <w:t xml:space="preserve"> </w:t>
+      </w:r>
+      <w:r>
+        <w:rPr>
+          <w:rStyle w:val="VerbatimChar"/>
+        </w:rPr>
+        <w:t xml:space="preserve">chat_messages</w:t>
+      </w:r>
+      <w:r>
+        <w:t xml:space="preserve">,</w:t>
+      </w:r>
+      <w:r>
+        <w:t xml:space="preserve"> </w:t>
+      </w:r>
+      <w:r>
+        <w:rPr>
+          <w:rStyle w:val="VerbatimChar"/>
+        </w:rPr>
+        <w:t xml:space="preserve">polls</w:t>
+      </w:r>
+      <w:r>
+        <w:t xml:space="preserve">,</w:t>
+      </w:r>
+      <w:r>
+        <w:t xml:space="preserve"> </w:t>
+      </w:r>
+      <w:r>
+        <w:rPr>
+          <w:rStyle w:val="VerbatimChar"/>
+        </w:rPr>
+        <w:t xml:space="preserve">poll_options</w:t>
+      </w:r>
+      <w:r>
+        <w:t xml:space="preserve">,</w:t>
+      </w:r>
+      <w:r>
+        <w:t xml:space="preserve"> </w:t>
+      </w:r>
+      <w:r>
+        <w:rPr>
+          <w:rStyle w:val="VerbatimChar"/>
+        </w:rPr>
+        <w:t xml:space="preserve">poll_votes</w:t>
+      </w:r>
+      <w:r>
+        <w:t xml:space="preserve">,</w:t>
+      </w:r>
+      <w:r>
+        <w:t xml:space="preserve"> </w:t>
+      </w:r>
+      <w:r>
+        <w:rPr>
+          <w:rStyle w:val="VerbatimChar"/>
+        </w:rPr>
+        <w:t xml:space="preserve">qa_conversations</w:t>
+      </w:r>
+      <w:r>
+        <w:t xml:space="preserve">, and</w:t>
+      </w:r>
+      <w:r>
+        <w:t xml:space="preserve"> </w:t>
+      </w:r>
+      <w:r>
+        <w:rPr>
+          <w:rStyle w:val="VerbatimChar"/>
+        </w:rPr>
+        <w:t xml:space="preserve">qa_messages</w:t>
+      </w:r>
+      <w:r>
+        <w:t xml:space="preserve"> </w:t>
+      </w:r>
+      <w:r>
+        <w:t xml:space="preserve">rows were all removed without manual cleanup.</w:t>
+      </w:r>
+    </w:p>
+    <w:p>
+      <w:pPr>
+        <w:pStyle w:val="BodyText"/>
+      </w:pPr>
+      <w:r>
+        <w:rPr>
+          <w:b/>
+          <w:bCs/>
+        </w:rPr>
+        <w:t xml:space="preserve">Query correctness testing</w:t>
+      </w:r>
+      <w:r>
+        <w:t xml:space="preserve"> </w:t>
+      </w:r>
+      <w:r>
+        <w:t xml:space="preserve">addressed the most complex multi-table queries. The</w:t>
+      </w:r>
+      <w:r>
+        <w:t xml:space="preserve"> </w:t>
+      </w:r>
+      <w:r>
+        <w:rPr>
+          <w:rStyle w:val="VerbatimChar"/>
+        </w:rPr>
+        <w:t xml:space="preserve">getAvailableGroupsForLearner</w:t>
+      </w:r>
+      <w:r>
+        <w:t xml:space="preserve"> </w:t>
+      </w:r>
+      <w:r>
+        <w:t xml:space="preserve">service was tested with learners at proficiency levels 1, 3, and 5 to confirm that the difficulty mapping produced the correct group sets: level-1 learners saw only beginner and intermediate groups, level-3 learners saw all three difficulties, and level-5 learners saw only intermediate and advanced groups.</w:t>
+      </w:r>
+    </w:p>
+    <w:p>
+      <w:pPr>
+        <w:pStyle w:val="BodyText"/>
+      </w:pPr>
+      <w:r>
+        <w:rPr>
+          <w:b/>
+          <w:bCs/>
+        </w:rPr>
+        <w:t xml:space="preserve">Embedding pipeline validation</w:t>
+      </w:r>
+      <w:r>
+        <w:t xml:space="preserve"> </w:t>
+      </w:r>
+      <w:r>
+        <w:t xml:space="preserve">confirmed that artifact ingestion produced correctly structured records in</w:t>
+      </w:r>
+      <w:r>
+        <w:t xml:space="preserve"> </w:t>
+      </w:r>
+      <w:r>
+        <w:rPr>
+          <w:rStyle w:val="VerbatimChar"/>
+        </w:rPr>
+        <w:t xml:space="preserve">artifact_embeddings</w:t>
+      </w:r>
+      <w:r>
+        <w:t xml:space="preserve">. After uploading a test PDF, the Supabase table viewer confirmed that the expected number of chunks had been created, each with a non-null</w:t>
+      </w:r>
+      <w:r>
+        <w:t xml:space="preserve"> </w:t>
+      </w:r>
+      <w:r>
+        <w:rPr>
+          <w:rStyle w:val="VerbatimChar"/>
+        </w:rPr>
+        <w:t xml:space="preserve">embedding</w:t>
+      </w:r>
+      <w:r>
+        <w:t xml:space="preserve"> </w:t>
+      </w:r>
+      <w:r>
+        <w:t xml:space="preserve">array of exactly 384 dimensions, a non-empty</w:t>
+      </w:r>
+      <w:r>
+        <w:t xml:space="preserve"> </w:t>
+      </w:r>
+      <w:r>
+        <w:rPr>
+          <w:rStyle w:val="VerbatimChar"/>
+        </w:rPr>
+        <w:t xml:space="preserve">chunk_text</w:t>
+      </w:r>
+      <w:r>
+        <w:t xml:space="preserve">, and a populated</w:t>
+      </w:r>
+      <w:r>
+        <w:t xml:space="preserve"> </w:t>
+      </w:r>
+      <w:r>
+        <w:rPr>
+          <w:rStyle w:val="VerbatimChar"/>
+        </w:rPr>
+        <w:t xml:space="preserve">metadata</w:t>
+      </w:r>
+      <w:r>
+        <w:t xml:space="preserve"> </w:t>
+      </w:r>
+      <w:r>
+        <w:t xml:space="preserve">JSONB object containing the filename, start word, and end word. A subsequent Q&amp;A question confirmed that the similarity search returned chunks from the uploaded document rather than an empty result set.</w:t>
+      </w:r>
+    </w:p>
+    <w:bookmarkEnd w:id="99"/>
+    <w:bookmarkEnd w:id="100"/>
     <w:sectPr/>
   </w:body>
 </w:document>
@@ -3906,6 +12475,12 @@
     <w:abstractNumId w:val="991"/>
   </w:num>
   <w:num w:numId="1019">
+    <w:abstractNumId w:val="991"/>
+  </w:num>
+  <w:num w:numId="1020">
+    <w:abstractNumId w:val="991"/>
+  </w:num>
+  <w:num w:numId="1021">
     <w:abstractNumId w:val="991"/>
   </w:num>
 </w:numbering>
